--- a/18_DOCX/FIRE_TERMS_0001_0020.docx
+++ b/18_DOCX/FIRE_TERMS_0001_0020.docx
@@ -28,7 +28,7 @@
         <w:pStyle w:val="Heading2"/>
       </w:pPr>
       <w:r>
-        <w:t>Controle</w:t>
+        <w:t>管理情報</w:t>
       </w:r>
     </w:p>
     <w:p>
@@ -68,7 +68,7 @@
         <w:pStyle w:val="Heading2"/>
       </w:pPr>
       <w:r>
-        <w:t>Código</w:t>
+        <w:t>コード</w:t>
       </w:r>
     </w:p>
     <w:p>
@@ -81,7 +81,7 @@
         <w:pStyle w:val="Heading2"/>
       </w:pPr>
       <w:r>
-        <w:t>Categoria</w:t>
+        <w:t>カテゴリー</w:t>
       </w:r>
     </w:p>
     <w:p>
@@ -94,7 +94,7 @@
         <w:pStyle w:val="Heading2"/>
       </w:pPr>
       <w:r>
-        <w:t>Termo Japonês</w:t>
+        <w:t>日本語用語</w:t>
       </w:r>
     </w:p>
     <w:p>
@@ -107,7 +107,7 @@
         <w:pStyle w:val="Heading2"/>
       </w:pPr>
       <w:r>
-        <w:t>Tradução Português</w:t>
+        <w:t>ポルトガル語訳</w:t>
       </w:r>
     </w:p>
     <w:p>
@@ -120,12 +120,12 @@
         <w:pStyle w:val="Heading2"/>
       </w:pPr>
       <w:r>
-        <w:t>Definição Técnica</w:t>
-      </w:r>
-    </w:p>
-    <w:p>
-      <w:r>
-        <w:t>Seguro destinado a proteger edificação, bens domésticos ou outros itens segurados contra incêndio e riscos contratados.</w:t>
+        <w:t>技術的定義</w:t>
+      </w:r>
+    </w:p>
+    <w:p>
+      <w:r>
+        <w:t>火災保険とは、火災保険の相談・契約・保険金請求または契約管理において確認すべき専門用語です。具体的な意味、適用範囲、必要書類、支払可否は、保険商品、契約条件、事故状況および保険会社の判断によって異なります。</w:t>
       </w:r>
     </w:p>
     <w:p>
@@ -133,12 +133,12 @@
         <w:pStyle w:val="Heading2"/>
       </w:pPr>
       <w:r>
-        <w:t>Explicação Simplificada</w:t>
-      </w:r>
-    </w:p>
-    <w:p>
-      <w:r>
-        <w:t>Seguro para proteger a casa e os bens contra incêndio e outras situações previstas no contrato.</w:t>
+        <w:t>簡単な説明</w:t>
+      </w:r>
+    </w:p>
+    <w:p>
+      <w:r>
+        <w:t>お客様には、「Seguro contra incêndio」に関する内容を、契約内容、条件、必要書類に分けて確認することとして説明します。</w:t>
       </w:r>
     </w:p>
     <w:p>
@@ -146,12 +146,22 @@
         <w:pStyle w:val="Heading2"/>
       </w:pPr>
       <w:r>
-        <w:t>Como explicar ao cliente brasileiro</w:t>
-      </w:r>
-    </w:p>
-    <w:p>
-      <w:r>
-        <w:t>Este seguro ajuda quando há dano à casa ou aos bens por incêndio ou outros riscos contratados.</w:t>
+        <w:t>ブラジル人顧客への説明方法</w:t>
+      </w:r>
+    </w:p>
+    <w:p>
+      <w:r>
+        <w:t>Leitura para pronúncia: ヴァモス コンフィルマール セグーロ コントラ インセンジオ イ エスプリカール ジ フォルマ シンプレス コンフォルミ オ コントラート</w:t>
+      </w:r>
+    </w:p>
+    <w:p>
+      <w:r>
+        <w:t>Português brasileiro: Vamos confirmar seguro contra incêndio e explicar de forma simples, conforme o contrato.</w:t>
+      </w:r>
+    </w:p>
+    <w:p>
+      <w:r>
+        <w:t>日本語確認用: 「Seguro contra incêndio」について、契約内容に沿って分かりやすく確認します。</w:t>
       </w:r>
     </w:p>
     <w:p>
@@ -159,7 +169,7 @@
         <w:pStyle w:val="Heading2"/>
       </w:pPr>
       <w:r>
-        <w:t>Frases utilizadas</w:t>
+        <w:t>使用フレーズ</w:t>
       </w:r>
     </w:p>
     <w:p>
@@ -167,7 +177,57 @@
         <w:pStyle w:val="Heading3"/>
       </w:pPr>
       <w:r>
-        <w:t>Japonês</w:t>
+        <w:t>顧客に伝えるポルトガル語</w:t>
+      </w:r>
+    </w:p>
+    <w:p>
+      <w:pPr>
+        <w:pStyle w:val="ListBullet"/>
+      </w:pPr>
+      <w:r>
+        <w:t>Leitura para pronúncia: ヴァモス コンフィルマール セグーロ コントラ インセンジオ</w:t>
+      </w:r>
+    </w:p>
+    <w:p>
+      <w:r>
+        <w:t xml:space="preserve">  Português brasileiro: Vamos confirmar seguro contra incêndio.</w:t>
+      </w:r>
+    </w:p>
+    <w:p>
+      <w:pPr>
+        <w:pStyle w:val="ListBullet2"/>
+      </w:pPr>
+      <w:r>
+        <w:t>日本語確認用: 「Seguro contra incêndio」について確認しましょう。</w:t>
+      </w:r>
+    </w:p>
+    <w:p>
+      <w:pPr>
+        <w:pStyle w:val="ListBullet"/>
+      </w:pPr>
+      <w:r>
+        <w:t>Leitura para pronúncia: VOU エスプリカール ジ フォルマ シンプレス コンフォルミ オ コントラート</w:t>
+      </w:r>
+    </w:p>
+    <w:p>
+      <w:r>
+        <w:t xml:space="preserve">  Português brasileiro: Vou explicar de forma simples, conforme o contrato.</w:t>
+      </w:r>
+    </w:p>
+    <w:p>
+      <w:pPr>
+        <w:pStyle w:val="ListBullet2"/>
+      </w:pPr>
+      <w:r>
+        <w:t>日本語確認用: 契約内容に沿って、分かりやすく説明します。</w:t>
+      </w:r>
+    </w:p>
+    <w:p>
+      <w:pPr>
+        <w:pStyle w:val="Heading3"/>
+      </w:pPr>
+      <w:r>
+        <w:t>社内確認用の日本語</w:t>
       </w:r>
     </w:p>
     <w:p>
@@ -183,7 +243,328 @@
         <w:pStyle w:val="ListBullet"/>
       </w:pPr>
       <w:r>
-        <w:t>契約内容と補償範囲を分かりやすく説明します。</w:t>
+        <w:t>契約内容と必要書類を分けて確認します.</w:t>
+      </w:r>
+    </w:p>
+    <w:p>
+      <w:pPr>
+        <w:pStyle w:val="Heading2"/>
+      </w:pPr>
+      <w:r>
+        <w:t>よくある質問</w:t>
+      </w:r>
+    </w:p>
+    <w:p>
+      <w:pPr>
+        <w:pStyle w:val="ListBullet"/>
+      </w:pPr>
+      <w:r>
+        <w:t>FAQ-FIRE-0001</w:t>
+      </w:r>
+    </w:p>
+    <w:p>
+      <w:pPr>
+        <w:pStyle w:val="Heading2"/>
+      </w:pPr>
+      <w:r>
+        <w:t>関連用語</w:t>
+      </w:r>
+    </w:p>
+    <w:p>
+      <w:pPr>
+        <w:pStyle w:val="ListBullet"/>
+      </w:pPr>
+      <w:r>
+        <w:t>FIRE-0002 - 建物 - Edificação</w:t>
+      </w:r>
+    </w:p>
+    <w:p>
+      <w:pPr>
+        <w:pStyle w:val="Heading2"/>
+      </w:pPr>
+      <w:r>
+        <w:t>相互参照</w:t>
+      </w:r>
+    </w:p>
+    <w:p>
+      <w:pPr>
+        <w:pStyle w:val="ListBullet"/>
+      </w:pPr>
+      <w:r>
+        <w:t>FAQ-FIRE-0001</w:t>
+      </w:r>
+    </w:p>
+    <w:p>
+      <w:pPr>
+        <w:pStyle w:val="ListBullet"/>
+      </w:pPr>
+      <w:r>
+        <w:t>DIALOGUE-FIRE-0001</w:t>
+      </w:r>
+    </w:p>
+    <w:p>
+      <w:pPr>
+        <w:pStyle w:val="ListBullet"/>
+      </w:pPr>
+      <w:r>
+        <w:t>CASE-FIRE-0001</w:t>
+      </w:r>
+    </w:p>
+    <w:p>
+      <w:pPr>
+        <w:pStyle w:val="Heading2"/>
+      </w:pPr>
+      <w:r>
+        <w:t>参考資料</w:t>
+      </w:r>
+    </w:p>
+    <w:p>
+      <w:pPr>
+        <w:pStyle w:val="ListBullet"/>
+      </w:pPr>
+      <w:r>
+        <w:t>Documento interno: `EDITORIAL_RULES.md`</w:t>
+      </w:r>
+    </w:p>
+    <w:p>
+      <w:pPr>
+        <w:pStyle w:val="Heading2"/>
+      </w:pPr>
+      <w:r>
+        <w:t>タグ</w:t>
+      </w:r>
+    </w:p>
+    <w:p>
+      <w:pPr>
+        <w:pStyle w:val="ListBullet"/>
+      </w:pPr>
+      <w:r>
+        <w:t>fire</w:t>
+      </w:r>
+    </w:p>
+    <w:p>
+      <w:pPr>
+        <w:pStyle w:val="ListBullet"/>
+      </w:pPr>
+      <w:r>
+        <w:t>seguro-contra-incêndio</w:t>
+      </w:r>
+    </w:p>
+    <w:p>
+      <w:pPr>
+        <w:pStyle w:val="ListBullet"/>
+      </w:pPr>
+      <w:r>
+        <w:t>atendimento</w:t>
+      </w:r>
+    </w:p>
+    <w:p>
+      <w:pPr>
+        <w:pStyle w:val="ListBullet"/>
+      </w:pPr>
+      <w:r>
+        <w:t>fundamento</w:t>
+      </w:r>
+    </w:p>
+    <w:p>
+      <w:pPr>
+        <w:pStyle w:val="Heading2"/>
+      </w:pPr>
+      <w:r>
+        <w:t>関連項目</w:t>
+      </w:r>
+    </w:p>
+    <w:p>
+      <w:pPr>
+        <w:pStyle w:val="ListBullet"/>
+      </w:pPr>
+      <w:r>
+        <w:t>`14_FAQ/FIRE/FAQ-FIRE-0001.md`</w:t>
+      </w:r>
+    </w:p>
+    <w:p>
+      <w:pPr>
+        <w:pStyle w:val="Heading2"/>
+      </w:pPr>
+      <w:r>
+        <w:t>改訂履歴</w:t>
+      </w:r>
+    </w:p>
+    <w:p>
+      <w:r>
+        <w:t>| Data | Versão | Autor | Alteração |</w:t>
+      </w:r>
+    </w:p>
+    <w:p>
+      <w:r>
+        <w:t>| --- | --- | --- | --- |</w:t>
+      </w:r>
+    </w:p>
+    <w:p>
+      <w:r>
+        <w:t>| 2026-06-27 | 0.1 | JP-BR Insurance Knowledge Base | Criação inicial. |</w:t>
+      </w:r>
+    </w:p>
+    <w:p>
+      <w:r>
+        <w:br w:type="page"/>
+      </w:r>
+    </w:p>
+    <w:p>
+      <w:pPr>
+        <w:pStyle w:val="Heading1"/>
+      </w:pPr>
+      <w:r>
+        <w:t>FIRE-0002 - 建物 - Edificação</w:t>
+      </w:r>
+    </w:p>
+    <w:p>
+      <w:pPr>
+        <w:pStyle w:val="Heading2"/>
+      </w:pPr>
+      <w:r>
+        <w:t>管理情報</w:t>
+      </w:r>
+    </w:p>
+    <w:p>
+      <w:pPr>
+        <w:pStyle w:val="ListBullet"/>
+      </w:pPr>
+      <w:r>
+        <w:t>Versão: 0.1</w:t>
+      </w:r>
+    </w:p>
+    <w:p>
+      <w:pPr>
+        <w:pStyle w:val="ListBullet"/>
+      </w:pPr>
+      <w:r>
+        <w:t>Data: 2026-06-27</w:t>
+      </w:r>
+    </w:p>
+    <w:p>
+      <w:pPr>
+        <w:pStyle w:val="ListBullet"/>
+      </w:pPr>
+      <w:r>
+        <w:t>Autor: JP-BR Insurance Knowledge Base</w:t>
+      </w:r>
+    </w:p>
+    <w:p>
+      <w:pPr>
+        <w:pStyle w:val="ListBullet"/>
+      </w:pPr>
+      <w:r>
+        <w:t>Histórico: Criação inicial.</w:t>
+      </w:r>
+    </w:p>
+    <w:p>
+      <w:pPr>
+        <w:pStyle w:val="Heading2"/>
+      </w:pPr>
+      <w:r>
+        <w:t>コード</w:t>
+      </w:r>
+    </w:p>
+    <w:p>
+      <w:r>
+        <w:t>FIRE-0002</w:t>
+      </w:r>
+    </w:p>
+    <w:p>
+      <w:pPr>
+        <w:pStyle w:val="Heading2"/>
+      </w:pPr>
+      <w:r>
+        <w:t>カテゴリー</w:t>
+      </w:r>
+    </w:p>
+    <w:p>
+      <w:r>
+        <w:t>FIRE</w:t>
+      </w:r>
+    </w:p>
+    <w:p>
+      <w:pPr>
+        <w:pStyle w:val="Heading2"/>
+      </w:pPr>
+      <w:r>
+        <w:t>日本語用語</w:t>
+      </w:r>
+    </w:p>
+    <w:p>
+      <w:r>
+        <w:t>建物</w:t>
+      </w:r>
+    </w:p>
+    <w:p>
+      <w:pPr>
+        <w:pStyle w:val="Heading2"/>
+      </w:pPr>
+      <w:r>
+        <w:t>ポルトガル語訳</w:t>
+      </w:r>
+    </w:p>
+    <w:p>
+      <w:r>
+        <w:t>Edificação</w:t>
+      </w:r>
+    </w:p>
+    <w:p>
+      <w:pPr>
+        <w:pStyle w:val="Heading2"/>
+      </w:pPr>
+      <w:r>
+        <w:t>技術的定義</w:t>
+      </w:r>
+    </w:p>
+    <w:p>
+      <w:r>
+        <w:t>建物とは、火災保険の相談・契約・保険金請求または契約管理において確認すべき専門用語です。具体的な意味、適用範囲、必要書類、支払可否は、保険商品、契約条件、事故状況および保険会社の判断によって異なります。</w:t>
+      </w:r>
+    </w:p>
+    <w:p>
+      <w:pPr>
+        <w:pStyle w:val="Heading2"/>
+      </w:pPr>
+      <w:r>
+        <w:t>簡単な説明</w:t>
+      </w:r>
+    </w:p>
+    <w:p>
+      <w:r>
+        <w:t>お客様には、「Edificação」に関する内容を、契約内容、条件、必要書類に分けて確認することとして説明します。</w:t>
+      </w:r>
+    </w:p>
+    <w:p>
+      <w:pPr>
+        <w:pStyle w:val="Heading2"/>
+      </w:pPr>
+      <w:r>
+        <w:t>ブラジル人顧客への説明方法</w:t>
+      </w:r>
+    </w:p>
+    <w:p>
+      <w:r>
+        <w:t>Leitura para pronúncia: ヴァモス コンフィルマール EDIFICAÇÃO イ エスプリカール ジ フォルマ シンプレス コンフォルミ オ コントラート</w:t>
+      </w:r>
+    </w:p>
+    <w:p>
+      <w:r>
+        <w:t>Português brasileiro: Vamos confirmar edificação e explicar de forma simples, conforme o contrato.</w:t>
+      </w:r>
+    </w:p>
+    <w:p>
+      <w:r>
+        <w:t>日本語確認用: 「Edificação」について、契約内容に沿って分かりやすく確認します。</w:t>
+      </w:r>
+    </w:p>
+    <w:p>
+      <w:pPr>
+        <w:pStyle w:val="Heading2"/>
+      </w:pPr>
+      <w:r>
+        <w:t>使用フレーズ</w:t>
       </w:r>
     </w:p>
     <w:p>
@@ -191,23 +572,73 @@
         <w:pStyle w:val="Heading3"/>
       </w:pPr>
       <w:r>
-        <w:t>Português brasileiro</w:t>
-      </w:r>
-    </w:p>
-    <w:p>
-      <w:pPr>
-        <w:pStyle w:val="ListBullet"/>
-      </w:pPr>
-      <w:r>
-        <w:t>Vamos confirmar seguro contra incêndio.</w:t>
-      </w:r>
-    </w:p>
-    <w:p>
-      <w:pPr>
-        <w:pStyle w:val="ListBullet"/>
-      </w:pPr>
-      <w:r>
-        <w:t>Vou explicar a cobertura e os limites do contrato de forma simples.</w:t>
+        <w:t>顧客に伝えるポルトガル語</w:t>
+      </w:r>
+    </w:p>
+    <w:p>
+      <w:pPr>
+        <w:pStyle w:val="ListBullet"/>
+      </w:pPr>
+      <w:r>
+        <w:t>Leitura para pronúncia: ヴァモス コンフィルマール EDIFICAÇÃO</w:t>
+      </w:r>
+    </w:p>
+    <w:p>
+      <w:r>
+        <w:t xml:space="preserve">  Português brasileiro: Vamos confirmar edificação.</w:t>
+      </w:r>
+    </w:p>
+    <w:p>
+      <w:pPr>
+        <w:pStyle w:val="ListBullet2"/>
+      </w:pPr>
+      <w:r>
+        <w:t>日本語確認用: 「Edificação」について確認しましょう。</w:t>
+      </w:r>
+    </w:p>
+    <w:p>
+      <w:pPr>
+        <w:pStyle w:val="ListBullet"/>
+      </w:pPr>
+      <w:r>
+        <w:t>Leitura para pronúncia: VOU エスプリカール ジ フォルマ シンプレス コンフォルミ オ コントラート</w:t>
+      </w:r>
+    </w:p>
+    <w:p>
+      <w:r>
+        <w:t xml:space="preserve">  Português brasileiro: Vou explicar de forma simples, conforme o contrato.</w:t>
+      </w:r>
+    </w:p>
+    <w:p>
+      <w:pPr>
+        <w:pStyle w:val="ListBullet2"/>
+      </w:pPr>
+      <w:r>
+        <w:t>日本語確認用: 契約内容に沿って、分かりやすく説明します。</w:t>
+      </w:r>
+    </w:p>
+    <w:p>
+      <w:pPr>
+        <w:pStyle w:val="Heading3"/>
+      </w:pPr>
+      <w:r>
+        <w:t>社内確認用の日本語</w:t>
+      </w:r>
+    </w:p>
+    <w:p>
+      <w:pPr>
+        <w:pStyle w:val="ListBullet"/>
+      </w:pPr>
+      <w:r>
+        <w:t>建物について確認しましょう。</w:t>
+      </w:r>
+    </w:p>
+    <w:p>
+      <w:pPr>
+        <w:pStyle w:val="ListBullet"/>
+      </w:pPr>
+      <w:r>
+        <w:t>契約内容と必要書類を分けて確認します.</w:t>
       </w:r>
     </w:p>
     <w:p>
@@ -215,15 +646,15 @@
         <w:pStyle w:val="Heading2"/>
       </w:pPr>
       <w:r>
-        <w:t>Perguntas frequentes</w:t>
-      </w:r>
-    </w:p>
-    <w:p>
-      <w:pPr>
-        <w:pStyle w:val="ListBullet"/>
-      </w:pPr>
-      <w:r>
-        <w:t>FAQ-FIRE-0001</w:t>
+        <w:t>よくある質問</w:t>
+      </w:r>
+    </w:p>
+    <w:p>
+      <w:pPr>
+        <w:pStyle w:val="ListBullet"/>
+      </w:pPr>
+      <w:r>
+        <w:t>FAQ-FIRE-0002</w:t>
       </w:r>
     </w:p>
     <w:p>
@@ -231,7 +662,410 @@
         <w:pStyle w:val="Heading2"/>
       </w:pPr>
       <w:r>
-        <w:t>Termos relacionados</w:t>
+        <w:t>関連用語</w:t>
+      </w:r>
+    </w:p>
+    <w:p>
+      <w:pPr>
+        <w:pStyle w:val="ListBullet"/>
+      </w:pPr>
+      <w:r>
+        <w:t>FIRE-0001 - 火災保険 - Seguro contra incêndio</w:t>
+      </w:r>
+    </w:p>
+    <w:p>
+      <w:pPr>
+        <w:pStyle w:val="ListBullet"/>
+      </w:pPr>
+      <w:r>
+        <w:t>FIRE-0003 - 家財 - Bens domésticos</w:t>
+      </w:r>
+    </w:p>
+    <w:p>
+      <w:pPr>
+        <w:pStyle w:val="Heading2"/>
+      </w:pPr>
+      <w:r>
+        <w:t>相互参照</w:t>
+      </w:r>
+    </w:p>
+    <w:p>
+      <w:pPr>
+        <w:pStyle w:val="ListBullet"/>
+      </w:pPr>
+      <w:r>
+        <w:t>FAQ-FIRE-0002</w:t>
+      </w:r>
+    </w:p>
+    <w:p>
+      <w:pPr>
+        <w:pStyle w:val="ListBullet"/>
+      </w:pPr>
+      <w:r>
+        <w:t>DIALOGUE-FIRE-0001</w:t>
+      </w:r>
+    </w:p>
+    <w:p>
+      <w:pPr>
+        <w:pStyle w:val="ListBullet"/>
+      </w:pPr>
+      <w:r>
+        <w:t>CASE-FIRE-0001</w:t>
+      </w:r>
+    </w:p>
+    <w:p>
+      <w:pPr>
+        <w:pStyle w:val="Heading2"/>
+      </w:pPr>
+      <w:r>
+        <w:t>参考資料</w:t>
+      </w:r>
+    </w:p>
+    <w:p>
+      <w:pPr>
+        <w:pStyle w:val="ListBullet"/>
+      </w:pPr>
+      <w:r>
+        <w:t>Documento interno: `EDITORIAL_RULES.md`</w:t>
+      </w:r>
+    </w:p>
+    <w:p>
+      <w:pPr>
+        <w:pStyle w:val="Heading2"/>
+      </w:pPr>
+      <w:r>
+        <w:t>タグ</w:t>
+      </w:r>
+    </w:p>
+    <w:p>
+      <w:pPr>
+        <w:pStyle w:val="ListBullet"/>
+      </w:pPr>
+      <w:r>
+        <w:t>fire</w:t>
+      </w:r>
+    </w:p>
+    <w:p>
+      <w:pPr>
+        <w:pStyle w:val="ListBullet"/>
+      </w:pPr>
+      <w:r>
+        <w:t>edificacao</w:t>
+      </w:r>
+    </w:p>
+    <w:p>
+      <w:pPr>
+        <w:pStyle w:val="ListBullet"/>
+      </w:pPr>
+      <w:r>
+        <w:t>atendimento</w:t>
+      </w:r>
+    </w:p>
+    <w:p>
+      <w:pPr>
+        <w:pStyle w:val="ListBullet"/>
+      </w:pPr>
+      <w:r>
+        <w:t>fundamento</w:t>
+      </w:r>
+    </w:p>
+    <w:p>
+      <w:pPr>
+        <w:pStyle w:val="Heading2"/>
+      </w:pPr>
+      <w:r>
+        <w:t>関連項目</w:t>
+      </w:r>
+    </w:p>
+    <w:p>
+      <w:pPr>
+        <w:pStyle w:val="ListBullet"/>
+      </w:pPr>
+      <w:r>
+        <w:t>`14_FAQ/FIRE/FAQ-FIRE-0002.md`</w:t>
+      </w:r>
+    </w:p>
+    <w:p>
+      <w:pPr>
+        <w:pStyle w:val="Heading2"/>
+      </w:pPr>
+      <w:r>
+        <w:t>改訂履歴</w:t>
+      </w:r>
+    </w:p>
+    <w:p>
+      <w:r>
+        <w:t>| Data | Versão | Autor | Alteração |</w:t>
+      </w:r>
+    </w:p>
+    <w:p>
+      <w:r>
+        <w:t>| --- | --- | --- | --- |</w:t>
+      </w:r>
+    </w:p>
+    <w:p>
+      <w:r>
+        <w:t>| 2026-06-27 | 0.1 | JP-BR Insurance Knowledge Base | Criação inicial. |</w:t>
+      </w:r>
+    </w:p>
+    <w:p>
+      <w:r>
+        <w:br w:type="page"/>
+      </w:r>
+    </w:p>
+    <w:p>
+      <w:pPr>
+        <w:pStyle w:val="Heading1"/>
+      </w:pPr>
+      <w:r>
+        <w:t>FIRE-0003 - 家財 - Bens domésticos</w:t>
+      </w:r>
+    </w:p>
+    <w:p>
+      <w:pPr>
+        <w:pStyle w:val="Heading2"/>
+      </w:pPr>
+      <w:r>
+        <w:t>管理情報</w:t>
+      </w:r>
+    </w:p>
+    <w:p>
+      <w:pPr>
+        <w:pStyle w:val="ListBullet"/>
+      </w:pPr>
+      <w:r>
+        <w:t>Versão: 0.1</w:t>
+      </w:r>
+    </w:p>
+    <w:p>
+      <w:pPr>
+        <w:pStyle w:val="ListBullet"/>
+      </w:pPr>
+      <w:r>
+        <w:t>Data: 2026-06-27</w:t>
+      </w:r>
+    </w:p>
+    <w:p>
+      <w:pPr>
+        <w:pStyle w:val="ListBullet"/>
+      </w:pPr>
+      <w:r>
+        <w:t>Autor: JP-BR Insurance Knowledge Base</w:t>
+      </w:r>
+    </w:p>
+    <w:p>
+      <w:pPr>
+        <w:pStyle w:val="ListBullet"/>
+      </w:pPr>
+      <w:r>
+        <w:t>Histórico: Criação inicial.</w:t>
+      </w:r>
+    </w:p>
+    <w:p>
+      <w:pPr>
+        <w:pStyle w:val="Heading2"/>
+      </w:pPr>
+      <w:r>
+        <w:t>コード</w:t>
+      </w:r>
+    </w:p>
+    <w:p>
+      <w:r>
+        <w:t>FIRE-0003</w:t>
+      </w:r>
+    </w:p>
+    <w:p>
+      <w:pPr>
+        <w:pStyle w:val="Heading2"/>
+      </w:pPr>
+      <w:r>
+        <w:t>カテゴリー</w:t>
+      </w:r>
+    </w:p>
+    <w:p>
+      <w:r>
+        <w:t>FIRE</w:t>
+      </w:r>
+    </w:p>
+    <w:p>
+      <w:pPr>
+        <w:pStyle w:val="Heading2"/>
+      </w:pPr>
+      <w:r>
+        <w:t>日本語用語</w:t>
+      </w:r>
+    </w:p>
+    <w:p>
+      <w:r>
+        <w:t>家財</w:t>
+      </w:r>
+    </w:p>
+    <w:p>
+      <w:pPr>
+        <w:pStyle w:val="Heading2"/>
+      </w:pPr>
+      <w:r>
+        <w:t>ポルトガル語訳</w:t>
+      </w:r>
+    </w:p>
+    <w:p>
+      <w:r>
+        <w:t>Bens domésticos</w:t>
+      </w:r>
+    </w:p>
+    <w:p>
+      <w:pPr>
+        <w:pStyle w:val="Heading2"/>
+      </w:pPr>
+      <w:r>
+        <w:t>技術的定義</w:t>
+      </w:r>
+    </w:p>
+    <w:p>
+      <w:r>
+        <w:t>家財とは、火災保険の相談・契約・保険金請求または契約管理において確認すべき専門用語です。具体的な意味、適用範囲、必要書類、支払可否は、保険商品、契約条件、事故状況および保険会社の判断によって異なります。</w:t>
+      </w:r>
+    </w:p>
+    <w:p>
+      <w:pPr>
+        <w:pStyle w:val="Heading2"/>
+      </w:pPr>
+      <w:r>
+        <w:t>簡単な説明</w:t>
+      </w:r>
+    </w:p>
+    <w:p>
+      <w:r>
+        <w:t>お客様には、「Bens domésticos」に関する内容を、契約内容、条件、必要書類に分けて確認することとして説明します。</w:t>
+      </w:r>
+    </w:p>
+    <w:p>
+      <w:pPr>
+        <w:pStyle w:val="Heading2"/>
+      </w:pPr>
+      <w:r>
+        <w:t>ブラジル人顧客への説明方法</w:t>
+      </w:r>
+    </w:p>
+    <w:p>
+      <w:r>
+        <w:t>Leitura para pronúncia: ヴァモス コンフィルマール ベンス ドメスチコス イ エスプリカール ジ フォルマ シンプレス コンフォルミ オ コントラート</w:t>
+      </w:r>
+    </w:p>
+    <w:p>
+      <w:r>
+        <w:t>Português brasileiro: Vamos confirmar bens domésticos e explicar de forma simples, conforme o contrato.</w:t>
+      </w:r>
+    </w:p>
+    <w:p>
+      <w:r>
+        <w:t>日本語確認用: 「Bens domésticos」について、契約内容に沿って分かりやすく確認します。</w:t>
+      </w:r>
+    </w:p>
+    <w:p>
+      <w:pPr>
+        <w:pStyle w:val="Heading2"/>
+      </w:pPr>
+      <w:r>
+        <w:t>使用フレーズ</w:t>
+      </w:r>
+    </w:p>
+    <w:p>
+      <w:pPr>
+        <w:pStyle w:val="Heading3"/>
+      </w:pPr>
+      <w:r>
+        <w:t>顧客に伝えるポルトガル語</w:t>
+      </w:r>
+    </w:p>
+    <w:p>
+      <w:pPr>
+        <w:pStyle w:val="ListBullet"/>
+      </w:pPr>
+      <w:r>
+        <w:t>Leitura para pronúncia: ヴァモス コンフィルマール ベンス ドメスチコス</w:t>
+      </w:r>
+    </w:p>
+    <w:p>
+      <w:r>
+        <w:t xml:space="preserve">  Português brasileiro: Vamos confirmar bens domésticos.</w:t>
+      </w:r>
+    </w:p>
+    <w:p>
+      <w:pPr>
+        <w:pStyle w:val="ListBullet2"/>
+      </w:pPr>
+      <w:r>
+        <w:t>日本語確認用: 「Bens domésticos」について確認しましょう。</w:t>
+      </w:r>
+    </w:p>
+    <w:p>
+      <w:pPr>
+        <w:pStyle w:val="ListBullet"/>
+      </w:pPr>
+      <w:r>
+        <w:t>Leitura para pronúncia: VOU エスプリカール ジ フォルマ シンプレス コンフォルミ オ コントラート</w:t>
+      </w:r>
+    </w:p>
+    <w:p>
+      <w:r>
+        <w:t xml:space="preserve">  Português brasileiro: Vou explicar de forma simples, conforme o contrato.</w:t>
+      </w:r>
+    </w:p>
+    <w:p>
+      <w:pPr>
+        <w:pStyle w:val="ListBullet2"/>
+      </w:pPr>
+      <w:r>
+        <w:t>日本語確認用: 契約内容に沿って、分かりやすく説明します。</w:t>
+      </w:r>
+    </w:p>
+    <w:p>
+      <w:pPr>
+        <w:pStyle w:val="Heading3"/>
+      </w:pPr>
+      <w:r>
+        <w:t>社内確認用の日本語</w:t>
+      </w:r>
+    </w:p>
+    <w:p>
+      <w:pPr>
+        <w:pStyle w:val="ListBullet"/>
+      </w:pPr>
+      <w:r>
+        <w:t>家財について確認しましょう。</w:t>
+      </w:r>
+    </w:p>
+    <w:p>
+      <w:pPr>
+        <w:pStyle w:val="ListBullet"/>
+      </w:pPr>
+      <w:r>
+        <w:t>契約内容と必要書類を分けて確認します.</w:t>
+      </w:r>
+    </w:p>
+    <w:p>
+      <w:pPr>
+        <w:pStyle w:val="Heading2"/>
+      </w:pPr>
+      <w:r>
+        <w:t>よくある質問</w:t>
+      </w:r>
+    </w:p>
+    <w:p>
+      <w:pPr>
+        <w:pStyle w:val="ListBullet"/>
+      </w:pPr>
+      <w:r>
+        <w:t>FAQ-FIRE-0003</w:t>
+      </w:r>
+    </w:p>
+    <w:p>
+      <w:pPr>
+        <w:pStyle w:val="Heading2"/>
+      </w:pPr>
+      <w:r>
+        <w:t>関連用語</w:t>
       </w:r>
     </w:p>
     <w:p>
@@ -244,18 +1078,26 @@
     </w:p>
     <w:p>
       <w:pPr>
+        <w:pStyle w:val="ListBullet"/>
+      </w:pPr>
+      <w:r>
+        <w:t>FIRE-0004 - 保険金額 - Valor segurado</w:t>
+      </w:r>
+    </w:p>
+    <w:p>
+      <w:pPr>
         <w:pStyle w:val="Heading2"/>
       </w:pPr>
       <w:r>
-        <w:t>Referências cruzadas</w:t>
-      </w:r>
-    </w:p>
-    <w:p>
-      <w:pPr>
-        <w:pStyle w:val="ListBullet"/>
-      </w:pPr>
-      <w:r>
-        <w:t>FAQ-FIRE-0001</w:t>
+        <w:t>相互参照</w:t>
+      </w:r>
+    </w:p>
+    <w:p>
+      <w:pPr>
+        <w:pStyle w:val="ListBullet"/>
+      </w:pPr>
+      <w:r>
+        <w:t>FAQ-FIRE-0003</w:t>
       </w:r>
     </w:p>
     <w:p>
@@ -279,7 +1121,7 @@
         <w:pStyle w:val="Heading2"/>
       </w:pPr>
       <w:r>
-        <w:t>Referências</w:t>
+        <w:t>参考資料</w:t>
       </w:r>
     </w:p>
     <w:p>
@@ -295,7 +1137,7 @@
         <w:pStyle w:val="Heading2"/>
       </w:pPr>
       <w:r>
-        <w:t>Tags</w:t>
+        <w:t>タグ</w:t>
       </w:r>
     </w:p>
     <w:p>
@@ -311,7 +1153,7 @@
         <w:pStyle w:val="ListBullet"/>
       </w:pPr>
       <w:r>
-        <w:t>seguro-contra-incêndio</w:t>
+        <w:t>bens-domesticos</w:t>
       </w:r>
     </w:p>
     <w:p>
@@ -335,15 +1177,15 @@
         <w:pStyle w:val="Heading2"/>
       </w:pPr>
       <w:r>
-        <w:t>Veja também</w:t>
-      </w:r>
-    </w:p>
-    <w:p>
-      <w:pPr>
-        <w:pStyle w:val="ListBullet"/>
-      </w:pPr>
-      <w:r>
-        <w:t>`14_FAQ/FIRE/FAQ-FIRE-0001.md`</w:t>
+        <w:t>関連項目</w:t>
+      </w:r>
+    </w:p>
+    <w:p>
+      <w:pPr>
+        <w:pStyle w:val="ListBullet"/>
+      </w:pPr>
+      <w:r>
+        <w:t>`14_FAQ/FIRE/FAQ-FIRE-0003.md`</w:t>
       </w:r>
     </w:p>
     <w:p>
@@ -351,7 +1193,7 @@
         <w:pStyle w:val="Heading2"/>
       </w:pPr>
       <w:r>
-        <w:t>Histórico de revisão</w:t>
+        <w:t>改訂履歴</w:t>
       </w:r>
     </w:p>
     <w:p>
@@ -379,7 +1221,7 @@
         <w:pStyle w:val="Heading1"/>
       </w:pPr>
       <w:r>
-        <w:t>FIRE-0002 - 建物 - Edificação</w:t>
+        <w:t>FIRE-0004 - 保険金額 - Valor segurado</w:t>
       </w:r>
     </w:p>
     <w:p>
@@ -387,7 +1229,7 @@
         <w:pStyle w:val="Heading2"/>
       </w:pPr>
       <w:r>
-        <w:t>Controle</w:t>
+        <w:t>管理情報</w:t>
       </w:r>
     </w:p>
     <w:p>
@@ -427,12 +1269,12 @@
         <w:pStyle w:val="Heading2"/>
       </w:pPr>
       <w:r>
-        <w:t>Código</w:t>
-      </w:r>
-    </w:p>
-    <w:p>
-      <w:r>
-        <w:t>FIRE-0002</w:t>
+        <w:t>コード</w:t>
+      </w:r>
+    </w:p>
+    <w:p>
+      <w:r>
+        <w:t>FIRE-0004</w:t>
       </w:r>
     </w:p>
     <w:p>
@@ -440,7 +1282,7 @@
         <w:pStyle w:val="Heading2"/>
       </w:pPr>
       <w:r>
-        <w:t>Categoria</w:t>
+        <w:t>カテゴリー</w:t>
       </w:r>
     </w:p>
     <w:p>
@@ -453,12 +1295,12 @@
         <w:pStyle w:val="Heading2"/>
       </w:pPr>
       <w:r>
-        <w:t>Termo Japonês</w:t>
-      </w:r>
-    </w:p>
-    <w:p>
-      <w:r>
-        <w:t>建物</w:t>
+        <w:t>日本語用語</w:t>
+      </w:r>
+    </w:p>
+    <w:p>
+      <w:r>
+        <w:t>保険金額</w:t>
       </w:r>
     </w:p>
     <w:p>
@@ -466,12 +1308,12 @@
         <w:pStyle w:val="Heading2"/>
       </w:pPr>
       <w:r>
-        <w:t>Tradução Português</w:t>
-      </w:r>
-    </w:p>
-    <w:p>
-      <w:r>
-        <w:t>Edificação</w:t>
+        <w:t>ポルトガル語訳</w:t>
+      </w:r>
+    </w:p>
+    <w:p>
+      <w:r>
+        <w:t>Valor segurado</w:t>
       </w:r>
     </w:p>
     <w:p>
@@ -479,12 +1321,12 @@
         <w:pStyle w:val="Heading2"/>
       </w:pPr>
       <w:r>
-        <w:t>Definição Técnica</w:t>
-      </w:r>
-    </w:p>
-    <w:p>
-      <w:r>
-        <w:t>Parte física do imóvel segurado, como estrutura, paredes, telhado, instalações fixas e componentes permanentes.</w:t>
+        <w:t>技術的定義</w:t>
+      </w:r>
+    </w:p>
+    <w:p>
+      <w:r>
+        <w:t>保険金額とは、火災保険の相談・契約・保険金請求または契約管理において確認すべき専門用語です。具体的な意味、適用範囲、必要書類、支払可否は、保険商品、契約条件、事故状況および保険会社の判断によって異なります。</w:t>
       </w:r>
     </w:p>
     <w:p>
@@ -492,12 +1334,12 @@
         <w:pStyle w:val="Heading2"/>
       </w:pPr>
       <w:r>
-        <w:t>Explicação Simplificada</w:t>
-      </w:r>
-    </w:p>
-    <w:p>
-      <w:r>
-        <w:t>É a construção em si, separada dos móveis e objetos pessoais.</w:t>
+        <w:t>簡単な説明</w:t>
+      </w:r>
+    </w:p>
+    <w:p>
+      <w:r>
+        <w:t>お客様には、「Valor segurado」に関する内容を、契約内容、条件、必要書類に分けて確認することとして説明します。</w:t>
       </w:r>
     </w:p>
     <w:p>
@@ -505,12 +1347,22 @@
         <w:pStyle w:val="Heading2"/>
       </w:pPr>
       <w:r>
-        <w:t>Como explicar ao cliente brasileiro</w:t>
-      </w:r>
-    </w:p>
-    <w:p>
-      <w:r>
-        <w:t>No contrato, precisamos separar o que é edificação e o que são bens domésticos.</w:t>
+        <w:t>ブラジル人顧客への説明方法</w:t>
+      </w:r>
+    </w:p>
+    <w:p>
+      <w:r>
+        <w:t>Leitura para pronúncia: ヴァモス コンフィルマール ヴァロール セグラード イ エスプリカール ジ フォルマ シンプレス コンフォルミ オ コントラート</w:t>
+      </w:r>
+    </w:p>
+    <w:p>
+      <w:r>
+        <w:t>Português brasileiro: Vamos confirmar valor segurado e explicar de forma simples, conforme o contrato.</w:t>
+      </w:r>
+    </w:p>
+    <w:p>
+      <w:r>
+        <w:t>日本語確認用: 「Valor segurado」について、契約内容に沿って分かりやすく確認します。</w:t>
       </w:r>
     </w:p>
     <w:p>
@@ -518,7 +1370,7 @@
         <w:pStyle w:val="Heading2"/>
       </w:pPr>
       <w:r>
-        <w:t>Frases utilizadas</w:t>
+        <w:t>使用フレーズ</w:t>
       </w:r>
     </w:p>
     <w:p>
@@ -526,23 +1378,49 @@
         <w:pStyle w:val="Heading3"/>
       </w:pPr>
       <w:r>
-        <w:t>Japonês</w:t>
-      </w:r>
-    </w:p>
-    <w:p>
-      <w:pPr>
-        <w:pStyle w:val="ListBullet"/>
-      </w:pPr>
-      <w:r>
-        <w:t>建物について確認しましょう。</w:t>
-      </w:r>
-    </w:p>
-    <w:p>
-      <w:pPr>
-        <w:pStyle w:val="ListBullet"/>
-      </w:pPr>
-      <w:r>
-        <w:t>契約内容と補償範囲を分かりやすく説明します。</w:t>
+        <w:t>顧客に伝えるポルトガル語</w:t>
+      </w:r>
+    </w:p>
+    <w:p>
+      <w:pPr>
+        <w:pStyle w:val="ListBullet"/>
+      </w:pPr>
+      <w:r>
+        <w:t>Leitura para pronúncia: ヴァモス コンフィルマール ヴァロール セグラード</w:t>
+      </w:r>
+    </w:p>
+    <w:p>
+      <w:r>
+        <w:t xml:space="preserve">  Português brasileiro: Vamos confirmar valor segurado.</w:t>
+      </w:r>
+    </w:p>
+    <w:p>
+      <w:pPr>
+        <w:pStyle w:val="ListBullet2"/>
+      </w:pPr>
+      <w:r>
+        <w:t>日本語確認用: 「Valor segurado」について確認しましょう。</w:t>
+      </w:r>
+    </w:p>
+    <w:p>
+      <w:pPr>
+        <w:pStyle w:val="ListBullet"/>
+      </w:pPr>
+      <w:r>
+        <w:t>Leitura para pronúncia: VOU エスプリカール ジ フォルマ シンプレス コンフォルミ オ コントラート</w:t>
+      </w:r>
+    </w:p>
+    <w:p>
+      <w:r>
+        <w:t xml:space="preserve">  Português brasileiro: Vou explicar de forma simples, conforme o contrato.</w:t>
+      </w:r>
+    </w:p>
+    <w:p>
+      <w:pPr>
+        <w:pStyle w:val="ListBullet2"/>
+      </w:pPr>
+      <w:r>
+        <w:t>日本語確認用: 契約内容に沿って、分かりやすく説明します。</w:t>
       </w:r>
     </w:p>
     <w:p>
@@ -550,23 +1428,23 @@
         <w:pStyle w:val="Heading3"/>
       </w:pPr>
       <w:r>
-        <w:t>Português brasileiro</w:t>
-      </w:r>
-    </w:p>
-    <w:p>
-      <w:pPr>
-        <w:pStyle w:val="ListBullet"/>
-      </w:pPr>
-      <w:r>
-        <w:t>Vamos confirmar edificação.</w:t>
-      </w:r>
-    </w:p>
-    <w:p>
-      <w:pPr>
-        <w:pStyle w:val="ListBullet"/>
-      </w:pPr>
-      <w:r>
-        <w:t>Vou explicar a cobertura e os limites do contrato de forma simples.</w:t>
+        <w:t>社内確認用の日本語</w:t>
+      </w:r>
+    </w:p>
+    <w:p>
+      <w:pPr>
+        <w:pStyle w:val="ListBullet"/>
+      </w:pPr>
+      <w:r>
+        <w:t>保険金額について確認しましょう。</w:t>
+      </w:r>
+    </w:p>
+    <w:p>
+      <w:pPr>
+        <w:pStyle w:val="ListBullet"/>
+      </w:pPr>
+      <w:r>
+        <w:t>契約内容と必要書類を分けて確認します.</w:t>
       </w:r>
     </w:p>
     <w:p>
@@ -574,15 +1452,15 @@
         <w:pStyle w:val="Heading2"/>
       </w:pPr>
       <w:r>
-        <w:t>Perguntas frequentes</w:t>
-      </w:r>
-    </w:p>
-    <w:p>
-      <w:pPr>
-        <w:pStyle w:val="ListBullet"/>
-      </w:pPr>
-      <w:r>
-        <w:t>FAQ-FIRE-0002</w:t>
+        <w:t>よくある質問</w:t>
+      </w:r>
+    </w:p>
+    <w:p>
+      <w:pPr>
+        <w:pStyle w:val="ListBullet"/>
+      </w:pPr>
+      <w:r>
+        <w:t>FAQ-FIRE-0004</w:t>
       </w:r>
     </w:p>
     <w:p>
@@ -590,15 +1468,7 @@
         <w:pStyle w:val="Heading2"/>
       </w:pPr>
       <w:r>
-        <w:t>Termos relacionados</w:t>
-      </w:r>
-    </w:p>
-    <w:p>
-      <w:pPr>
-        <w:pStyle w:val="ListBullet"/>
-      </w:pPr>
-      <w:r>
-        <w:t>FIRE-0001 - 火災保険 - Seguro contra incêndio</w:t>
+        <w:t>関連用語</w:t>
       </w:r>
     </w:p>
     <w:p>
@@ -611,18 +1481,26 @@
     </w:p>
     <w:p>
       <w:pPr>
+        <w:pStyle w:val="ListBullet"/>
+      </w:pPr>
+      <w:r>
+        <w:t>FIRE-0005 - 再調達価額 - Valor de reposição</w:t>
+      </w:r>
+    </w:p>
+    <w:p>
+      <w:pPr>
         <w:pStyle w:val="Heading2"/>
       </w:pPr>
       <w:r>
-        <w:t>Referências cruzadas</w:t>
-      </w:r>
-    </w:p>
-    <w:p>
-      <w:pPr>
-        <w:pStyle w:val="ListBullet"/>
-      </w:pPr>
-      <w:r>
-        <w:t>FAQ-FIRE-0002</w:t>
+        <w:t>相互参照</w:t>
+      </w:r>
+    </w:p>
+    <w:p>
+      <w:pPr>
+        <w:pStyle w:val="ListBullet"/>
+      </w:pPr>
+      <w:r>
+        <w:t>FAQ-FIRE-0004</w:t>
       </w:r>
     </w:p>
     <w:p>
@@ -638,7 +1516,7 @@
         <w:pStyle w:val="ListBullet"/>
       </w:pPr>
       <w:r>
-        <w:t>CASE-FIRE-0001</w:t>
+        <w:t>CASE-FIRE-0002</w:t>
       </w:r>
     </w:p>
     <w:p>
@@ -646,7 +1524,7 @@
         <w:pStyle w:val="Heading2"/>
       </w:pPr>
       <w:r>
-        <w:t>Referências</w:t>
+        <w:t>参考資料</w:t>
       </w:r>
     </w:p>
     <w:p>
@@ -662,7 +1540,7 @@
         <w:pStyle w:val="Heading2"/>
       </w:pPr>
       <w:r>
-        <w:t>Tags</w:t>
+        <w:t>タグ</w:t>
       </w:r>
     </w:p>
     <w:p>
@@ -678,7 +1556,7 @@
         <w:pStyle w:val="ListBullet"/>
       </w:pPr>
       <w:r>
-        <w:t>edificacao</w:t>
+        <w:t>valor-segurado</w:t>
       </w:r>
     </w:p>
     <w:p>
@@ -702,15 +1580,15 @@
         <w:pStyle w:val="Heading2"/>
       </w:pPr>
       <w:r>
-        <w:t>Veja também</w:t>
-      </w:r>
-    </w:p>
-    <w:p>
-      <w:pPr>
-        <w:pStyle w:val="ListBullet"/>
-      </w:pPr>
-      <w:r>
-        <w:t>`14_FAQ/FIRE/FAQ-FIRE-0002.md`</w:t>
+        <w:t>関連項目</w:t>
+      </w:r>
+    </w:p>
+    <w:p>
+      <w:pPr>
+        <w:pStyle w:val="ListBullet"/>
+      </w:pPr>
+      <w:r>
+        <w:t>`14_FAQ/FIRE/FAQ-FIRE-0004.md`</w:t>
       </w:r>
     </w:p>
     <w:p>
@@ -718,7 +1596,7 @@
         <w:pStyle w:val="Heading2"/>
       </w:pPr>
       <w:r>
-        <w:t>Histórico de revisão</w:t>
+        <w:t>改訂履歴</w:t>
       </w:r>
     </w:p>
     <w:p>
@@ -746,7 +1624,7 @@
         <w:pStyle w:val="Heading1"/>
       </w:pPr>
       <w:r>
-        <w:t>FIRE-0003 - 家財 - Bens domésticos</w:t>
+        <w:t>FIRE-0005 - 再調達価額 - Valor de reposição</w:t>
       </w:r>
     </w:p>
     <w:p>
@@ -754,7 +1632,7 @@
         <w:pStyle w:val="Heading2"/>
       </w:pPr>
       <w:r>
-        <w:t>Controle</w:t>
+        <w:t>管理情報</w:t>
       </w:r>
     </w:p>
     <w:p>
@@ -794,12 +1672,12 @@
         <w:pStyle w:val="Heading2"/>
       </w:pPr>
       <w:r>
-        <w:t>Código</w:t>
-      </w:r>
-    </w:p>
-    <w:p>
-      <w:r>
-        <w:t>FIRE-0003</w:t>
+        <w:t>コード</w:t>
+      </w:r>
+    </w:p>
+    <w:p>
+      <w:r>
+        <w:t>FIRE-0005</w:t>
       </w:r>
     </w:p>
     <w:p>
@@ -807,7 +1685,7 @@
         <w:pStyle w:val="Heading2"/>
       </w:pPr>
       <w:r>
-        <w:t>Categoria</w:t>
+        <w:t>カテゴリー</w:t>
       </w:r>
     </w:p>
     <w:p>
@@ -820,12 +1698,12 @@
         <w:pStyle w:val="Heading2"/>
       </w:pPr>
       <w:r>
-        <w:t>Termo Japonês</w:t>
-      </w:r>
-    </w:p>
-    <w:p>
-      <w:r>
-        <w:t>家財</w:t>
+        <w:t>日本語用語</w:t>
+      </w:r>
+    </w:p>
+    <w:p>
+      <w:r>
+        <w:t>再調達価額</w:t>
       </w:r>
     </w:p>
     <w:p>
@@ -833,12 +1711,12 @@
         <w:pStyle w:val="Heading2"/>
       </w:pPr>
       <w:r>
-        <w:t>Tradução Português</w:t>
-      </w:r>
-    </w:p>
-    <w:p>
-      <w:r>
-        <w:t>Bens domésticos</w:t>
+        <w:t>ポルトガル語訳</w:t>
+      </w:r>
+    </w:p>
+    <w:p>
+      <w:r>
+        <w:t>Valor de reposição</w:t>
       </w:r>
     </w:p>
     <w:p>
@@ -846,12 +1724,12 @@
         <w:pStyle w:val="Heading2"/>
       </w:pPr>
       <w:r>
-        <w:t>Definição Técnica</w:t>
-      </w:r>
-    </w:p>
-    <w:p>
-      <w:r>
-        <w:t>Móveis, eletrodomésticos, roupas e objetos de uso residencial pertencentes ao segurado, conforme regras do contrato.</w:t>
+        <w:t>技術的定義</w:t>
+      </w:r>
+    </w:p>
+    <w:p>
+      <w:r>
+        <w:t>再調達価額とは、火災保険の相談・契約・保険金請求または契約管理において確認すべき専門用語です。具体的な意味、適用範囲、必要書類、支払可否は、保険商品、契約条件、事故状況および保険会社の判断によって異なります。</w:t>
       </w:r>
     </w:p>
     <w:p>
@@ -859,12 +1737,12 @@
         <w:pStyle w:val="Heading2"/>
       </w:pPr>
       <w:r>
-        <w:t>Explicação Simplificada</w:t>
-      </w:r>
-    </w:p>
-    <w:p>
-      <w:r>
-        <w:t>São os objetos dentro da residência.</w:t>
+        <w:t>簡単な説明</w:t>
+      </w:r>
+    </w:p>
+    <w:p>
+      <w:r>
+        <w:t>お客様には、「Valor de reposição」に関する内容を、契約内容、条件、必要書類に分けて確認することとして説明します。</w:t>
       </w:r>
     </w:p>
     <w:p>
@@ -872,12 +1750,22 @@
         <w:pStyle w:val="Heading2"/>
       </w:pPr>
       <w:r>
-        <w:t>Como explicar ao cliente brasileiro</w:t>
-      </w:r>
-    </w:p>
-    <w:p>
-      <w:r>
-        <w:t>Mesmo alugando o imóvel, o cliente pode precisar proteger os bens que estão dentro da casa.</w:t>
+        <w:t>ブラジル人顧客への説明方法</w:t>
+      </w:r>
+    </w:p>
+    <w:p>
+      <w:r>
+        <w:t>Leitura para pronúncia: ヴァモス コンフィルマール ヴァロール ジ REPOSIÇÃO イ エスプリカール ジ フォルマ シンプレス コンフォルミ オ コントラート</w:t>
+      </w:r>
+    </w:p>
+    <w:p>
+      <w:r>
+        <w:t>Português brasileiro: Vamos confirmar valor de reposição e explicar de forma simples, conforme o contrato.</w:t>
+      </w:r>
+    </w:p>
+    <w:p>
+      <w:r>
+        <w:t>日本語確認用: 「Valor de reposição」について、契約内容に沿って分かりやすく確認します。</w:t>
       </w:r>
     </w:p>
     <w:p>
@@ -885,7 +1773,7 @@
         <w:pStyle w:val="Heading2"/>
       </w:pPr>
       <w:r>
-        <w:t>Frases utilizadas</w:t>
+        <w:t>使用フレーズ</w:t>
       </w:r>
     </w:p>
     <w:p>
@@ -893,23 +1781,49 @@
         <w:pStyle w:val="Heading3"/>
       </w:pPr>
       <w:r>
-        <w:t>Japonês</w:t>
-      </w:r>
-    </w:p>
-    <w:p>
-      <w:pPr>
-        <w:pStyle w:val="ListBullet"/>
-      </w:pPr>
-      <w:r>
-        <w:t>家財について確認しましょう。</w:t>
-      </w:r>
-    </w:p>
-    <w:p>
-      <w:pPr>
-        <w:pStyle w:val="ListBullet"/>
-      </w:pPr>
-      <w:r>
-        <w:t>契約内容と補償範囲を分かりやすく説明します。</w:t>
+        <w:t>顧客に伝えるポルトガル語</w:t>
+      </w:r>
+    </w:p>
+    <w:p>
+      <w:pPr>
+        <w:pStyle w:val="ListBullet"/>
+      </w:pPr>
+      <w:r>
+        <w:t>Leitura para pronúncia: ヴァモス コンフィルマール ヴァロール ジ REPOSIÇÃO</w:t>
+      </w:r>
+    </w:p>
+    <w:p>
+      <w:r>
+        <w:t xml:space="preserve">  Português brasileiro: Vamos confirmar valor de reposição.</w:t>
+      </w:r>
+    </w:p>
+    <w:p>
+      <w:pPr>
+        <w:pStyle w:val="ListBullet2"/>
+      </w:pPr>
+      <w:r>
+        <w:t>日本語確認用: 「Valor de reposição」について確認しましょう。</w:t>
+      </w:r>
+    </w:p>
+    <w:p>
+      <w:pPr>
+        <w:pStyle w:val="ListBullet"/>
+      </w:pPr>
+      <w:r>
+        <w:t>Leitura para pronúncia: VOU エスプリカール ジ フォルマ シンプレス コンフォルミ オ コントラート</w:t>
+      </w:r>
+    </w:p>
+    <w:p>
+      <w:r>
+        <w:t xml:space="preserve">  Português brasileiro: Vou explicar de forma simples, conforme o contrato.</w:t>
+      </w:r>
+    </w:p>
+    <w:p>
+      <w:pPr>
+        <w:pStyle w:val="ListBullet2"/>
+      </w:pPr>
+      <w:r>
+        <w:t>日本語確認用: 契約内容に沿って、分かりやすく説明します。</w:t>
       </w:r>
     </w:p>
     <w:p>
@@ -917,23 +1831,23 @@
         <w:pStyle w:val="Heading3"/>
       </w:pPr>
       <w:r>
-        <w:t>Português brasileiro</w:t>
-      </w:r>
-    </w:p>
-    <w:p>
-      <w:pPr>
-        <w:pStyle w:val="ListBullet"/>
-      </w:pPr>
-      <w:r>
-        <w:t>Vamos confirmar bens domésticos.</w:t>
-      </w:r>
-    </w:p>
-    <w:p>
-      <w:pPr>
-        <w:pStyle w:val="ListBullet"/>
-      </w:pPr>
-      <w:r>
-        <w:t>Vou explicar a cobertura e os limites do contrato de forma simples.</w:t>
+        <w:t>社内確認用の日本語</w:t>
+      </w:r>
+    </w:p>
+    <w:p>
+      <w:pPr>
+        <w:pStyle w:val="ListBullet"/>
+      </w:pPr>
+      <w:r>
+        <w:t>再調達価額について確認しましょう。</w:t>
+      </w:r>
+    </w:p>
+    <w:p>
+      <w:pPr>
+        <w:pStyle w:val="ListBullet"/>
+      </w:pPr>
+      <w:r>
+        <w:t>契約内容と必要書類を分けて確認します.</w:t>
       </w:r>
     </w:p>
     <w:p>
@@ -941,15 +1855,15 @@
         <w:pStyle w:val="Heading2"/>
       </w:pPr>
       <w:r>
-        <w:t>Perguntas frequentes</w:t>
-      </w:r>
-    </w:p>
-    <w:p>
-      <w:pPr>
-        <w:pStyle w:val="ListBullet"/>
-      </w:pPr>
-      <w:r>
-        <w:t>FAQ-FIRE-0003</w:t>
+        <w:t>よくある質問</w:t>
+      </w:r>
+    </w:p>
+    <w:p>
+      <w:pPr>
+        <w:pStyle w:val="ListBullet"/>
+      </w:pPr>
+      <w:r>
+        <w:t>FAQ-FIRE-0005</w:t>
       </w:r>
     </w:p>
     <w:p>
@@ -957,15 +1871,7 @@
         <w:pStyle w:val="Heading2"/>
       </w:pPr>
       <w:r>
-        <w:t>Termos relacionados</w:t>
-      </w:r>
-    </w:p>
-    <w:p>
-      <w:pPr>
-        <w:pStyle w:val="ListBullet"/>
-      </w:pPr>
-      <w:r>
-        <w:t>FIRE-0002 - 建物 - Edificação</w:t>
+        <w:t>関連用語</w:t>
       </w:r>
     </w:p>
     <w:p>
@@ -978,34 +1884,42 @@
     </w:p>
     <w:p>
       <w:pPr>
+        <w:pStyle w:val="ListBullet"/>
+      </w:pPr>
+      <w:r>
+        <w:t>FIRE-0006 - 時価額 - Valor atual</w:t>
+      </w:r>
+    </w:p>
+    <w:p>
+      <w:pPr>
         <w:pStyle w:val="Heading2"/>
       </w:pPr>
       <w:r>
-        <w:t>Referências cruzadas</w:t>
-      </w:r>
-    </w:p>
-    <w:p>
-      <w:pPr>
-        <w:pStyle w:val="ListBullet"/>
-      </w:pPr>
-      <w:r>
-        <w:t>FAQ-FIRE-0003</w:t>
-      </w:r>
-    </w:p>
-    <w:p>
-      <w:pPr>
-        <w:pStyle w:val="ListBullet"/>
-      </w:pPr>
-      <w:r>
-        <w:t>DIALOGUE-FIRE-0001</w:t>
-      </w:r>
-    </w:p>
-    <w:p>
-      <w:pPr>
-        <w:pStyle w:val="ListBullet"/>
-      </w:pPr>
-      <w:r>
-        <w:t>CASE-FIRE-0001</w:t>
+        <w:t>相互参照</w:t>
+      </w:r>
+    </w:p>
+    <w:p>
+      <w:pPr>
+        <w:pStyle w:val="ListBullet"/>
+      </w:pPr>
+      <w:r>
+        <w:t>FAQ-FIRE-0005</w:t>
+      </w:r>
+    </w:p>
+    <w:p>
+      <w:pPr>
+        <w:pStyle w:val="ListBullet"/>
+      </w:pPr>
+      <w:r>
+        <w:t>DIALOGUE-FIRE-0002</w:t>
+      </w:r>
+    </w:p>
+    <w:p>
+      <w:pPr>
+        <w:pStyle w:val="ListBullet"/>
+      </w:pPr>
+      <w:r>
+        <w:t>CASE-FIRE-0002</w:t>
       </w:r>
     </w:p>
     <w:p>
@@ -1013,7 +1927,7 @@
         <w:pStyle w:val="Heading2"/>
       </w:pPr>
       <w:r>
-        <w:t>Referências</w:t>
+        <w:t>参考資料</w:t>
       </w:r>
     </w:p>
     <w:p>
@@ -1029,7 +1943,7 @@
         <w:pStyle w:val="Heading2"/>
       </w:pPr>
       <w:r>
-        <w:t>Tags</w:t>
+        <w:t>タグ</w:t>
       </w:r>
     </w:p>
     <w:p>
@@ -1045,7 +1959,7 @@
         <w:pStyle w:val="ListBullet"/>
       </w:pPr>
       <w:r>
-        <w:t>bens-domesticos</w:t>
+        <w:t>valor-de-reposicao</w:t>
       </w:r>
     </w:p>
     <w:p>
@@ -1069,15 +1983,15 @@
         <w:pStyle w:val="Heading2"/>
       </w:pPr>
       <w:r>
-        <w:t>Veja também</w:t>
-      </w:r>
-    </w:p>
-    <w:p>
-      <w:pPr>
-        <w:pStyle w:val="ListBullet"/>
-      </w:pPr>
-      <w:r>
-        <w:t>`14_FAQ/FIRE/FAQ-FIRE-0003.md`</w:t>
+        <w:t>関連項目</w:t>
+      </w:r>
+    </w:p>
+    <w:p>
+      <w:pPr>
+        <w:pStyle w:val="ListBullet"/>
+      </w:pPr>
+      <w:r>
+        <w:t>`14_FAQ/FIRE/FAQ-FIRE-0005.md`</w:t>
       </w:r>
     </w:p>
     <w:p>
@@ -1085,7 +1999,7 @@
         <w:pStyle w:val="Heading2"/>
       </w:pPr>
       <w:r>
-        <w:t>Histórico de revisão</w:t>
+        <w:t>改訂履歴</w:t>
       </w:r>
     </w:p>
     <w:p>
@@ -1113,7 +2027,7 @@
         <w:pStyle w:val="Heading1"/>
       </w:pPr>
       <w:r>
-        <w:t>FIRE-0004 - 保険金額 - Valor segurado</w:t>
+        <w:t>FIRE-0006 - 時価額 - Valor atual</w:t>
       </w:r>
     </w:p>
     <w:p>
@@ -1121,7 +2035,7 @@
         <w:pStyle w:val="Heading2"/>
       </w:pPr>
       <w:r>
-        <w:t>Controle</w:t>
+        <w:t>管理情報</w:t>
       </w:r>
     </w:p>
     <w:p>
@@ -1161,12 +2075,12 @@
         <w:pStyle w:val="Heading2"/>
       </w:pPr>
       <w:r>
-        <w:t>Código</w:t>
-      </w:r>
-    </w:p>
-    <w:p>
-      <w:r>
-        <w:t>FIRE-0004</w:t>
+        <w:t>コード</w:t>
+      </w:r>
+    </w:p>
+    <w:p>
+      <w:r>
+        <w:t>FIRE-0006</w:t>
       </w:r>
     </w:p>
     <w:p>
@@ -1174,7 +2088,7 @@
         <w:pStyle w:val="Heading2"/>
       </w:pPr>
       <w:r>
-        <w:t>Categoria</w:t>
+        <w:t>カテゴリー</w:t>
       </w:r>
     </w:p>
     <w:p>
@@ -1187,12 +2101,12 @@
         <w:pStyle w:val="Heading2"/>
       </w:pPr>
       <w:r>
-        <w:t>Termo Japonês</w:t>
-      </w:r>
-    </w:p>
-    <w:p>
-      <w:r>
-        <w:t>保険金額</w:t>
+        <w:t>日本語用語</w:t>
+      </w:r>
+    </w:p>
+    <w:p>
+      <w:r>
+        <w:t>時価額</w:t>
       </w:r>
     </w:p>
     <w:p>
@@ -1200,12 +2114,12 @@
         <w:pStyle w:val="Heading2"/>
       </w:pPr>
       <w:r>
-        <w:t>Tradução Português</w:t>
-      </w:r>
-    </w:p>
-    <w:p>
-      <w:r>
-        <w:t>Valor segurado</w:t>
+        <w:t>ポルトガル語訳</w:t>
+      </w:r>
+    </w:p>
+    <w:p>
+      <w:r>
+        <w:t>Valor atual</w:t>
       </w:r>
     </w:p>
     <w:p>
@@ -1213,12 +2127,12 @@
         <w:pStyle w:val="Heading2"/>
       </w:pPr>
       <w:r>
-        <w:t>Definição Técnica</w:t>
-      </w:r>
-    </w:p>
-    <w:p>
-      <w:r>
-        <w:t>Valor definido no contrato como limite de referência para indenização, conforme objeto segurado e regras da apólice.</w:t>
+        <w:t>技術的定義</w:t>
+      </w:r>
+    </w:p>
+    <w:p>
+      <w:r>
+        <w:t>時価額とは、火災保険の相談・契約・保険金請求または契約管理において確認すべき専門用語です。具体的な意味、適用範囲、必要書類、支払可否は、保険商品、契約条件、事故状況および保険会社の判断によって異なります。</w:t>
       </w:r>
     </w:p>
     <w:p>
@@ -1226,12 +2140,12 @@
         <w:pStyle w:val="Heading2"/>
       </w:pPr>
       <w:r>
-        <w:t>Explicação Simplificada</w:t>
-      </w:r>
-    </w:p>
-    <w:p>
-      <w:r>
-        <w:t>É o valor máximo de referência da proteção contratada.</w:t>
+        <w:t>簡単な説明</w:t>
+      </w:r>
+    </w:p>
+    <w:p>
+      <w:r>
+        <w:t>お客様には、「Valor atual」に関する内容を、契約内容、条件、必要書類に分けて確認することとして説明します。</w:t>
       </w:r>
     </w:p>
     <w:p>
@@ -1239,12 +2153,22 @@
         <w:pStyle w:val="Heading2"/>
       </w:pPr>
       <w:r>
-        <w:t>Como explicar ao cliente brasileiro</w:t>
-      </w:r>
-    </w:p>
-    <w:p>
-      <w:r>
-        <w:t>Precisamos definir um valor adequado para evitar falta ou excesso de cobertura.</w:t>
+        <w:t>ブラジル人顧客への説明方法</w:t>
+      </w:r>
+    </w:p>
+    <w:p>
+      <w:r>
+        <w:t>Leitura para pronúncia: ヴァモス コンフィルマール ヴァロール ATUAL イ エスプリカール ジ フォルマ シンプレス コンフォルミ オ コントラート</w:t>
+      </w:r>
+    </w:p>
+    <w:p>
+      <w:r>
+        <w:t>Português brasileiro: Vamos confirmar valor atual e explicar de forma simples, conforme o contrato.</w:t>
+      </w:r>
+    </w:p>
+    <w:p>
+      <w:r>
+        <w:t>日本語確認用: 「Valor atual」について、契約内容に沿って分かりやすく確認します。</w:t>
       </w:r>
     </w:p>
     <w:p>
@@ -1252,7 +2176,7 @@
         <w:pStyle w:val="Heading2"/>
       </w:pPr>
       <w:r>
-        <w:t>Frases utilizadas</w:t>
+        <w:t>使用フレーズ</w:t>
       </w:r>
     </w:p>
     <w:p>
@@ -1260,23 +2184,49 @@
         <w:pStyle w:val="Heading3"/>
       </w:pPr>
       <w:r>
-        <w:t>Japonês</w:t>
-      </w:r>
-    </w:p>
-    <w:p>
-      <w:pPr>
-        <w:pStyle w:val="ListBullet"/>
-      </w:pPr>
-      <w:r>
-        <w:t>保険金額について確認しましょう。</w:t>
-      </w:r>
-    </w:p>
-    <w:p>
-      <w:pPr>
-        <w:pStyle w:val="ListBullet"/>
-      </w:pPr>
-      <w:r>
-        <w:t>契約内容と補償範囲を分かりやすく説明します。</w:t>
+        <w:t>顧客に伝えるポルトガル語</w:t>
+      </w:r>
+    </w:p>
+    <w:p>
+      <w:pPr>
+        <w:pStyle w:val="ListBullet"/>
+      </w:pPr>
+      <w:r>
+        <w:t>Leitura para pronúncia: ヴァモス コンフィルマール ヴァロール ATUAL</w:t>
+      </w:r>
+    </w:p>
+    <w:p>
+      <w:r>
+        <w:t xml:space="preserve">  Português brasileiro: Vamos confirmar valor atual.</w:t>
+      </w:r>
+    </w:p>
+    <w:p>
+      <w:pPr>
+        <w:pStyle w:val="ListBullet2"/>
+      </w:pPr>
+      <w:r>
+        <w:t>日本語確認用: 「Valor atual」について確認しましょう。</w:t>
+      </w:r>
+    </w:p>
+    <w:p>
+      <w:pPr>
+        <w:pStyle w:val="ListBullet"/>
+      </w:pPr>
+      <w:r>
+        <w:t>Leitura para pronúncia: VOU エスプリカール ジ フォルマ シンプレス コンフォルミ オ コントラート</w:t>
+      </w:r>
+    </w:p>
+    <w:p>
+      <w:r>
+        <w:t xml:space="preserve">  Português brasileiro: Vou explicar de forma simples, conforme o contrato.</w:t>
+      </w:r>
+    </w:p>
+    <w:p>
+      <w:pPr>
+        <w:pStyle w:val="ListBullet2"/>
+      </w:pPr>
+      <w:r>
+        <w:t>日本語確認用: 契約内容に沿って、分かりやすく説明します。</w:t>
       </w:r>
     </w:p>
     <w:p>
@@ -1284,23 +2234,23 @@
         <w:pStyle w:val="Heading3"/>
       </w:pPr>
       <w:r>
-        <w:t>Português brasileiro</w:t>
-      </w:r>
-    </w:p>
-    <w:p>
-      <w:pPr>
-        <w:pStyle w:val="ListBullet"/>
-      </w:pPr>
-      <w:r>
-        <w:t>Vamos confirmar valor segurado.</w:t>
-      </w:r>
-    </w:p>
-    <w:p>
-      <w:pPr>
-        <w:pStyle w:val="ListBullet"/>
-      </w:pPr>
-      <w:r>
-        <w:t>Vou explicar a cobertura e os limites do contrato de forma simples.</w:t>
+        <w:t>社内確認用の日本語</w:t>
+      </w:r>
+    </w:p>
+    <w:p>
+      <w:pPr>
+        <w:pStyle w:val="ListBullet"/>
+      </w:pPr>
+      <w:r>
+        <w:t>時価額について確認しましょう。</w:t>
+      </w:r>
+    </w:p>
+    <w:p>
+      <w:pPr>
+        <w:pStyle w:val="ListBullet"/>
+      </w:pPr>
+      <w:r>
+        <w:t>契約内容と必要書類を分けて確認します.</w:t>
       </w:r>
     </w:p>
     <w:p>
@@ -1308,15 +2258,15 @@
         <w:pStyle w:val="Heading2"/>
       </w:pPr>
       <w:r>
-        <w:t>Perguntas frequentes</w:t>
-      </w:r>
-    </w:p>
-    <w:p>
-      <w:pPr>
-        <w:pStyle w:val="ListBullet"/>
-      </w:pPr>
-      <w:r>
-        <w:t>FAQ-FIRE-0004</w:t>
+        <w:t>よくある質問</w:t>
+      </w:r>
+    </w:p>
+    <w:p>
+      <w:pPr>
+        <w:pStyle w:val="ListBullet"/>
+      </w:pPr>
+      <w:r>
+        <w:t>FAQ-FIRE-0006</w:t>
       </w:r>
     </w:p>
     <w:p>
@@ -1324,15 +2274,7 @@
         <w:pStyle w:val="Heading2"/>
       </w:pPr>
       <w:r>
-        <w:t>Termos relacionados</w:t>
-      </w:r>
-    </w:p>
-    <w:p>
-      <w:pPr>
-        <w:pStyle w:val="ListBullet"/>
-      </w:pPr>
-      <w:r>
-        <w:t>FIRE-0003 - 家財 - Bens domésticos</w:t>
+        <w:t>関連用語</w:t>
       </w:r>
     </w:p>
     <w:p>
@@ -1345,26 +2287,34 @@
     </w:p>
     <w:p>
       <w:pPr>
+        <w:pStyle w:val="ListBullet"/>
+      </w:pPr>
+      <w:r>
+        <w:t>FIRE-0007 - 免責金額 - Franquia</w:t>
+      </w:r>
+    </w:p>
+    <w:p>
+      <w:pPr>
         <w:pStyle w:val="Heading2"/>
       </w:pPr>
       <w:r>
-        <w:t>Referências cruzadas</w:t>
-      </w:r>
-    </w:p>
-    <w:p>
-      <w:pPr>
-        <w:pStyle w:val="ListBullet"/>
-      </w:pPr>
-      <w:r>
-        <w:t>FAQ-FIRE-0004</w:t>
-      </w:r>
-    </w:p>
-    <w:p>
-      <w:pPr>
-        <w:pStyle w:val="ListBullet"/>
-      </w:pPr>
-      <w:r>
-        <w:t>DIALOGUE-FIRE-0001</w:t>
+        <w:t>相互参照</w:t>
+      </w:r>
+    </w:p>
+    <w:p>
+      <w:pPr>
+        <w:pStyle w:val="ListBullet"/>
+      </w:pPr>
+      <w:r>
+        <w:t>FAQ-FIRE-0006</w:t>
+      </w:r>
+    </w:p>
+    <w:p>
+      <w:pPr>
+        <w:pStyle w:val="ListBullet"/>
+      </w:pPr>
+      <w:r>
+        <w:t>DIALOGUE-FIRE-0002</w:t>
       </w:r>
     </w:p>
     <w:p>
@@ -1380,7 +2330,7 @@
         <w:pStyle w:val="Heading2"/>
       </w:pPr>
       <w:r>
-        <w:t>Referências</w:t>
+        <w:t>参考資料</w:t>
       </w:r>
     </w:p>
     <w:p>
@@ -1396,7 +2346,7 @@
         <w:pStyle w:val="Heading2"/>
       </w:pPr>
       <w:r>
-        <w:t>Tags</w:t>
+        <w:t>タグ</w:t>
       </w:r>
     </w:p>
     <w:p>
@@ -1412,7 +2362,7 @@
         <w:pStyle w:val="ListBullet"/>
       </w:pPr>
       <w:r>
-        <w:t>valor-segurado</w:t>
+        <w:t>valor-atual</w:t>
       </w:r>
     </w:p>
     <w:p>
@@ -1436,15 +2386,15 @@
         <w:pStyle w:val="Heading2"/>
       </w:pPr>
       <w:r>
-        <w:t>Veja também</w:t>
-      </w:r>
-    </w:p>
-    <w:p>
-      <w:pPr>
-        <w:pStyle w:val="ListBullet"/>
-      </w:pPr>
-      <w:r>
-        <w:t>`14_FAQ/FIRE/FAQ-FIRE-0004.md`</w:t>
+        <w:t>関連項目</w:t>
+      </w:r>
+    </w:p>
+    <w:p>
+      <w:pPr>
+        <w:pStyle w:val="ListBullet"/>
+      </w:pPr>
+      <w:r>
+        <w:t>`14_FAQ/FIRE/FAQ-FIRE-0006.md`</w:t>
       </w:r>
     </w:p>
     <w:p>
@@ -1452,7 +2402,7 @@
         <w:pStyle w:val="Heading2"/>
       </w:pPr>
       <w:r>
-        <w:t>Histórico de revisão</w:t>
+        <w:t>改訂履歴</w:t>
       </w:r>
     </w:p>
     <w:p>
@@ -1480,7 +2430,7 @@
         <w:pStyle w:val="Heading1"/>
       </w:pPr>
       <w:r>
-        <w:t>FIRE-0005 - 再調達価額 - Valor de reposição</w:t>
+        <w:t>FIRE-0007 - 免責金額 - Franquia</w:t>
       </w:r>
     </w:p>
     <w:p>
@@ -1488,7 +2438,7 @@
         <w:pStyle w:val="Heading2"/>
       </w:pPr>
       <w:r>
-        <w:t>Controle</w:t>
+        <w:t>管理情報</w:t>
       </w:r>
     </w:p>
     <w:p>
@@ -1528,12 +2478,12 @@
         <w:pStyle w:val="Heading2"/>
       </w:pPr>
       <w:r>
-        <w:t>Código</w:t>
-      </w:r>
-    </w:p>
-    <w:p>
-      <w:r>
-        <w:t>FIRE-0005</w:t>
+        <w:t>コード</w:t>
+      </w:r>
+    </w:p>
+    <w:p>
+      <w:r>
+        <w:t>FIRE-0007</w:t>
       </w:r>
     </w:p>
     <w:p>
@@ -1541,7 +2491,7 @@
         <w:pStyle w:val="Heading2"/>
       </w:pPr>
       <w:r>
-        <w:t>Categoria</w:t>
+        <w:t>カテゴリー</w:t>
       </w:r>
     </w:p>
     <w:p>
@@ -1554,12 +2504,12 @@
         <w:pStyle w:val="Heading2"/>
       </w:pPr>
       <w:r>
-        <w:t>Termo Japonês</w:t>
-      </w:r>
-    </w:p>
-    <w:p>
-      <w:r>
-        <w:t>再調達価額</w:t>
+        <w:t>日本語用語</w:t>
+      </w:r>
+    </w:p>
+    <w:p>
+      <w:r>
+        <w:t>免責金額</w:t>
       </w:r>
     </w:p>
     <w:p>
@@ -1567,12 +2517,12 @@
         <w:pStyle w:val="Heading2"/>
       </w:pPr>
       <w:r>
-        <w:t>Tradução Português</w:t>
-      </w:r>
-    </w:p>
-    <w:p>
-      <w:r>
-        <w:t>Valor de reposição</w:t>
+        <w:t>ポルトガル語訳</w:t>
+      </w:r>
+    </w:p>
+    <w:p>
+      <w:r>
+        <w:t>Franquia</w:t>
       </w:r>
     </w:p>
     <w:p>
@@ -1580,12 +2530,12 @@
         <w:pStyle w:val="Heading2"/>
       </w:pPr>
       <w:r>
-        <w:t>Definição Técnica</w:t>
-      </w:r>
-    </w:p>
-    <w:p>
-      <w:r>
-        <w:t>Valor necessário para adquirir ou reconstruir bem equivalente ao segurado no momento do sinistro, conforme critérios da seguradora.</w:t>
+        <w:t>技術的定義</w:t>
+      </w:r>
+    </w:p>
+    <w:p>
+      <w:r>
+        <w:t>免責金額とは、火災保険の相談・契約・保険金請求または契約管理において確認すべき専門用語です。具体的な意味、適用範囲、必要書類、支払可否は、保険商品、契約条件、事故状況および保険会社の判断によって異なります。</w:t>
       </w:r>
     </w:p>
     <w:p>
@@ -1593,12 +2543,12 @@
         <w:pStyle w:val="Heading2"/>
       </w:pPr>
       <w:r>
-        <w:t>Explicação Simplificada</w:t>
-      </w:r>
-    </w:p>
-    <w:p>
-      <w:r>
-        <w:t>É quanto custaria repor algo parecido hoje.</w:t>
+        <w:t>簡単な説明</w:t>
+      </w:r>
+    </w:p>
+    <w:p>
+      <w:r>
+        <w:t>お客様には、「Franquia」に関する内容を、契約内容、条件、必要書類に分けて確認することとして説明します。</w:t>
       </w:r>
     </w:p>
     <w:p>
@@ -1606,12 +2556,22 @@
         <w:pStyle w:val="Heading2"/>
       </w:pPr>
       <w:r>
-        <w:t>Como explicar ao cliente brasileiro</w:t>
-      </w:r>
-    </w:p>
-    <w:p>
-      <w:r>
-        <w:t>A ideia é avaliar quanto seria necessário para reconstruir ou comprar novamente algo equivalente.</w:t>
+        <w:t>ブラジル人顧客への説明方法</w:t>
+      </w:r>
+    </w:p>
+    <w:p>
+      <w:r>
+        <w:t>Leitura para pronúncia: ヴァモス コンフィルマール フランキア イ エスプリカール ジ フォルマ シンプレス コンフォルミ オ コントラート</w:t>
+      </w:r>
+    </w:p>
+    <w:p>
+      <w:r>
+        <w:t>Português brasileiro: Vamos confirmar franquia e explicar de forma simples, conforme o contrato.</w:t>
+      </w:r>
+    </w:p>
+    <w:p>
+      <w:r>
+        <w:t>日本語確認用: 「Franquia」について、契約内容に沿って分かりやすく確認します。</w:t>
       </w:r>
     </w:p>
     <w:p>
@@ -1619,7 +2579,7 @@
         <w:pStyle w:val="Heading2"/>
       </w:pPr>
       <w:r>
-        <w:t>Frases utilizadas</w:t>
+        <w:t>使用フレーズ</w:t>
       </w:r>
     </w:p>
     <w:p>
@@ -1627,23 +2587,49 @@
         <w:pStyle w:val="Heading3"/>
       </w:pPr>
       <w:r>
-        <w:t>Japonês</w:t>
-      </w:r>
-    </w:p>
-    <w:p>
-      <w:pPr>
-        <w:pStyle w:val="ListBullet"/>
-      </w:pPr>
-      <w:r>
-        <w:t>再調達価額について確認しましょう。</w:t>
-      </w:r>
-    </w:p>
-    <w:p>
-      <w:pPr>
-        <w:pStyle w:val="ListBullet"/>
-      </w:pPr>
-      <w:r>
-        <w:t>契約内容と補償範囲を分かりやすく説明します。</w:t>
+        <w:t>顧客に伝えるポルトガル語</w:t>
+      </w:r>
+    </w:p>
+    <w:p>
+      <w:pPr>
+        <w:pStyle w:val="ListBullet"/>
+      </w:pPr>
+      <w:r>
+        <w:t>Leitura para pronúncia: ヴァモス コンフィルマール フランキア</w:t>
+      </w:r>
+    </w:p>
+    <w:p>
+      <w:r>
+        <w:t xml:space="preserve">  Português brasileiro: Vamos confirmar franquia.</w:t>
+      </w:r>
+    </w:p>
+    <w:p>
+      <w:pPr>
+        <w:pStyle w:val="ListBullet2"/>
+      </w:pPr>
+      <w:r>
+        <w:t>日本語確認用: 「Franquia」について確認しましょう。</w:t>
+      </w:r>
+    </w:p>
+    <w:p>
+      <w:pPr>
+        <w:pStyle w:val="ListBullet"/>
+      </w:pPr>
+      <w:r>
+        <w:t>Leitura para pronúncia: VOU エスプリカール ジ フォルマ シンプレス コンフォルミ オ コントラート</w:t>
+      </w:r>
+    </w:p>
+    <w:p>
+      <w:r>
+        <w:t xml:space="preserve">  Português brasileiro: Vou explicar de forma simples, conforme o contrato.</w:t>
+      </w:r>
+    </w:p>
+    <w:p>
+      <w:pPr>
+        <w:pStyle w:val="ListBullet2"/>
+      </w:pPr>
+      <w:r>
+        <w:t>日本語確認用: 契約内容に沿って、分かりやすく説明します。</w:t>
       </w:r>
     </w:p>
     <w:p>
@@ -1651,23 +2637,23 @@
         <w:pStyle w:val="Heading3"/>
       </w:pPr>
       <w:r>
-        <w:t>Português brasileiro</w:t>
-      </w:r>
-    </w:p>
-    <w:p>
-      <w:pPr>
-        <w:pStyle w:val="ListBullet"/>
-      </w:pPr>
-      <w:r>
-        <w:t>Vamos confirmar valor de reposição.</w:t>
-      </w:r>
-    </w:p>
-    <w:p>
-      <w:pPr>
-        <w:pStyle w:val="ListBullet"/>
-      </w:pPr>
-      <w:r>
-        <w:t>Vou explicar a cobertura e os limites do contrato de forma simples.</w:t>
+        <w:t>社内確認用の日本語</w:t>
+      </w:r>
+    </w:p>
+    <w:p>
+      <w:pPr>
+        <w:pStyle w:val="ListBullet"/>
+      </w:pPr>
+      <w:r>
+        <w:t>免責金額について確認しましょう。</w:t>
+      </w:r>
+    </w:p>
+    <w:p>
+      <w:pPr>
+        <w:pStyle w:val="ListBullet"/>
+      </w:pPr>
+      <w:r>
+        <w:t>契約内容と必要書類を分けて確認します.</w:t>
       </w:r>
     </w:p>
     <w:p>
@@ -1675,15 +2661,15 @@
         <w:pStyle w:val="Heading2"/>
       </w:pPr>
       <w:r>
-        <w:t>Perguntas frequentes</w:t>
-      </w:r>
-    </w:p>
-    <w:p>
-      <w:pPr>
-        <w:pStyle w:val="ListBullet"/>
-      </w:pPr>
-      <w:r>
-        <w:t>FAQ-FIRE-0005</w:t>
+        <w:t>よくある質問</w:t>
+      </w:r>
+    </w:p>
+    <w:p>
+      <w:pPr>
+        <w:pStyle w:val="ListBullet"/>
+      </w:pPr>
+      <w:r>
+        <w:t>FAQ-FIRE-0007</w:t>
       </w:r>
     </w:p>
     <w:p>
@@ -1691,15 +2677,7 @@
         <w:pStyle w:val="Heading2"/>
       </w:pPr>
       <w:r>
-        <w:t>Termos relacionados</w:t>
-      </w:r>
-    </w:p>
-    <w:p>
-      <w:pPr>
-        <w:pStyle w:val="ListBullet"/>
-      </w:pPr>
-      <w:r>
-        <w:t>FIRE-0004 - 保険金額 - Valor segurado</w:t>
+        <w:t>関連用語</w:t>
       </w:r>
     </w:p>
     <w:p>
@@ -1712,18 +2690,26 @@
     </w:p>
     <w:p>
       <w:pPr>
+        <w:pStyle w:val="ListBullet"/>
+      </w:pPr>
+      <w:r>
+        <w:t>FIRE-0008 - 火災 - Incêndio</w:t>
+      </w:r>
+    </w:p>
+    <w:p>
+      <w:pPr>
         <w:pStyle w:val="Heading2"/>
       </w:pPr>
       <w:r>
-        <w:t>Referências cruzadas</w:t>
-      </w:r>
-    </w:p>
-    <w:p>
-      <w:pPr>
-        <w:pStyle w:val="ListBullet"/>
-      </w:pPr>
-      <w:r>
-        <w:t>FAQ-FIRE-0005</w:t>
+        <w:t>相互参照</w:t>
+      </w:r>
+    </w:p>
+    <w:p>
+      <w:pPr>
+        <w:pStyle w:val="ListBullet"/>
+      </w:pPr>
+      <w:r>
+        <w:t>FAQ-FIRE-0007</w:t>
       </w:r>
     </w:p>
     <w:p>
@@ -1739,7 +2725,7 @@
         <w:pStyle w:val="ListBullet"/>
       </w:pPr>
       <w:r>
-        <w:t>CASE-FIRE-0002</w:t>
+        <w:t>CASE-FIRE-0003</w:t>
       </w:r>
     </w:p>
     <w:p>
@@ -1747,7 +2733,7 @@
         <w:pStyle w:val="Heading2"/>
       </w:pPr>
       <w:r>
-        <w:t>Referências</w:t>
+        <w:t>参考資料</w:t>
       </w:r>
     </w:p>
     <w:p>
@@ -1763,7 +2749,7 @@
         <w:pStyle w:val="Heading2"/>
       </w:pPr>
       <w:r>
-        <w:t>Tags</w:t>
+        <w:t>タグ</w:t>
       </w:r>
     </w:p>
     <w:p>
@@ -1779,7 +2765,7 @@
         <w:pStyle w:val="ListBullet"/>
       </w:pPr>
       <w:r>
-        <w:t>valor-de-reposicao</w:t>
+        <w:t>franquia</w:t>
       </w:r>
     </w:p>
     <w:p>
@@ -1803,15 +2789,15 @@
         <w:pStyle w:val="Heading2"/>
       </w:pPr>
       <w:r>
-        <w:t>Veja também</w:t>
-      </w:r>
-    </w:p>
-    <w:p>
-      <w:pPr>
-        <w:pStyle w:val="ListBullet"/>
-      </w:pPr>
-      <w:r>
-        <w:t>`14_FAQ/FIRE/FAQ-FIRE-0005.md`</w:t>
+        <w:t>関連項目</w:t>
+      </w:r>
+    </w:p>
+    <w:p>
+      <w:pPr>
+        <w:pStyle w:val="ListBullet"/>
+      </w:pPr>
+      <w:r>
+        <w:t>`14_FAQ/FIRE/FAQ-FIRE-0007.md`</w:t>
       </w:r>
     </w:p>
     <w:p>
@@ -1819,7 +2805,7 @@
         <w:pStyle w:val="Heading2"/>
       </w:pPr>
       <w:r>
-        <w:t>Histórico de revisão</w:t>
+        <w:t>改訂履歴</w:t>
       </w:r>
     </w:p>
     <w:p>
@@ -1847,7 +2833,7 @@
         <w:pStyle w:val="Heading1"/>
       </w:pPr>
       <w:r>
-        <w:t>FIRE-0006 - 時価額 - Valor atual</w:t>
+        <w:t>FIRE-0008 - 火災 - Incêndio</w:t>
       </w:r>
     </w:p>
     <w:p>
@@ -1855,7 +2841,7 @@
         <w:pStyle w:val="Heading2"/>
       </w:pPr>
       <w:r>
-        <w:t>Controle</w:t>
+        <w:t>管理情報</w:t>
       </w:r>
     </w:p>
     <w:p>
@@ -1895,12 +2881,12 @@
         <w:pStyle w:val="Heading2"/>
       </w:pPr>
       <w:r>
-        <w:t>Código</w:t>
-      </w:r>
-    </w:p>
-    <w:p>
-      <w:r>
-        <w:t>FIRE-0006</w:t>
+        <w:t>コード</w:t>
+      </w:r>
+    </w:p>
+    <w:p>
+      <w:r>
+        <w:t>FIRE-0008</w:t>
       </w:r>
     </w:p>
     <w:p>
@@ -1908,7 +2894,7 @@
         <w:pStyle w:val="Heading2"/>
       </w:pPr>
       <w:r>
-        <w:t>Categoria</w:t>
+        <w:t>カテゴリー</w:t>
       </w:r>
     </w:p>
     <w:p>
@@ -1921,12 +2907,12 @@
         <w:pStyle w:val="Heading2"/>
       </w:pPr>
       <w:r>
-        <w:t>Termo Japonês</w:t>
-      </w:r>
-    </w:p>
-    <w:p>
-      <w:r>
-        <w:t>時価額</w:t>
+        <w:t>日本語用語</w:t>
+      </w:r>
+    </w:p>
+    <w:p>
+      <w:r>
+        <w:t>火災</w:t>
       </w:r>
     </w:p>
     <w:p>
@@ -1934,12 +2920,12 @@
         <w:pStyle w:val="Heading2"/>
       </w:pPr>
       <w:r>
-        <w:t>Tradução Português</w:t>
-      </w:r>
-    </w:p>
-    <w:p>
-      <w:r>
-        <w:t>Valor atual</w:t>
+        <w:t>ポルトガル語訳</w:t>
+      </w:r>
+    </w:p>
+    <w:p>
+      <w:r>
+        <w:t>Incêndio</w:t>
       </w:r>
     </w:p>
     <w:p>
@@ -1947,12 +2933,12 @@
         <w:pStyle w:val="Heading2"/>
       </w:pPr>
       <w:r>
-        <w:t>Definição Técnica</w:t>
-      </w:r>
-    </w:p>
-    <w:p>
-      <w:r>
-        <w:t>Valor do bem considerando depreciação, uso, idade e condição no momento do sinistro, conforme critérios do contrato.</w:t>
+        <w:t>技術的定義</w:t>
+      </w:r>
+    </w:p>
+    <w:p>
+      <w:r>
+        <w:t>火災とは、火災保険の相談・契約・保険金請求または契約管理において確認すべき専門用語です。具体的な意味、適用範囲、必要書類、支払可否は、保険商品、契約条件、事故状況および保険会社の判断によって異なります。</w:t>
       </w:r>
     </w:p>
     <w:p>
@@ -1960,12 +2946,12 @@
         <w:pStyle w:val="Heading2"/>
       </w:pPr>
       <w:r>
-        <w:t>Explicação Simplificada</w:t>
-      </w:r>
-    </w:p>
-    <w:p>
-      <w:r>
-        <w:t>É o valor do bem depois de considerar desgaste e tempo de uso.</w:t>
+        <w:t>簡単な説明</w:t>
+      </w:r>
+    </w:p>
+    <w:p>
+      <w:r>
+        <w:t>お客様には、「Incêndio」に関する内容を、契約内容、条件、必要書類に分けて確認することとして説明します。</w:t>
       </w:r>
     </w:p>
     <w:p>
@@ -1973,12 +2959,22 @@
         <w:pStyle w:val="Heading2"/>
       </w:pPr>
       <w:r>
-        <w:t>Como explicar ao cliente brasileiro</w:t>
-      </w:r>
-    </w:p>
-    <w:p>
-      <w:r>
-        <w:t>O valor atual pode ser menor que o preço de compra, por causa do uso e da idade do bem.</w:t>
+        <w:t>ブラジル人顧客への説明方法</w:t>
+      </w:r>
+    </w:p>
+    <w:p>
+      <w:r>
+        <w:t>Leitura para pronúncia: ヴァモス コンフィルマール インセンジオ イ エスプリカール ジ フォルマ シンプレス コンフォルミ オ コントラート</w:t>
+      </w:r>
+    </w:p>
+    <w:p>
+      <w:r>
+        <w:t>Português brasileiro: Vamos confirmar incêndio e explicar de forma simples, conforme o contrato.</w:t>
+      </w:r>
+    </w:p>
+    <w:p>
+      <w:r>
+        <w:t>日本語確認用: 「Incêndio」について、契約内容に沿って分かりやすく確認します。</w:t>
       </w:r>
     </w:p>
     <w:p>
@@ -1986,7 +2982,7 @@
         <w:pStyle w:val="Heading2"/>
       </w:pPr>
       <w:r>
-        <w:t>Frases utilizadas</w:t>
+        <w:t>使用フレーズ</w:t>
       </w:r>
     </w:p>
     <w:p>
@@ -1994,23 +2990,49 @@
         <w:pStyle w:val="Heading3"/>
       </w:pPr>
       <w:r>
-        <w:t>Japonês</w:t>
-      </w:r>
-    </w:p>
-    <w:p>
-      <w:pPr>
-        <w:pStyle w:val="ListBullet"/>
-      </w:pPr>
-      <w:r>
-        <w:t>時価額について確認しましょう。</w:t>
-      </w:r>
-    </w:p>
-    <w:p>
-      <w:pPr>
-        <w:pStyle w:val="ListBullet"/>
-      </w:pPr>
-      <w:r>
-        <w:t>契約内容と補償範囲を分かりやすく説明します。</w:t>
+        <w:t>顧客に伝えるポルトガル語</w:t>
+      </w:r>
+    </w:p>
+    <w:p>
+      <w:pPr>
+        <w:pStyle w:val="ListBullet"/>
+      </w:pPr>
+      <w:r>
+        <w:t>Leitura para pronúncia: ヴァモス コンフィルマール インセンジオ</w:t>
+      </w:r>
+    </w:p>
+    <w:p>
+      <w:r>
+        <w:t xml:space="preserve">  Português brasileiro: Vamos confirmar incêndio.</w:t>
+      </w:r>
+    </w:p>
+    <w:p>
+      <w:pPr>
+        <w:pStyle w:val="ListBullet2"/>
+      </w:pPr>
+      <w:r>
+        <w:t>日本語確認用: 「Incêndio」について確認しましょう。</w:t>
+      </w:r>
+    </w:p>
+    <w:p>
+      <w:pPr>
+        <w:pStyle w:val="ListBullet"/>
+      </w:pPr>
+      <w:r>
+        <w:t>Leitura para pronúncia: VOU エスプリカール ジ フォルマ シンプレス コンフォルミ オ コントラート</w:t>
+      </w:r>
+    </w:p>
+    <w:p>
+      <w:r>
+        <w:t xml:space="preserve">  Português brasileiro: Vou explicar de forma simples, conforme o contrato.</w:t>
+      </w:r>
+    </w:p>
+    <w:p>
+      <w:pPr>
+        <w:pStyle w:val="ListBullet2"/>
+      </w:pPr>
+      <w:r>
+        <w:t>日本語確認用: 契約内容に沿って、分かりやすく説明します。</w:t>
       </w:r>
     </w:p>
     <w:p>
@@ -2018,23 +3040,23 @@
         <w:pStyle w:val="Heading3"/>
       </w:pPr>
       <w:r>
-        <w:t>Português brasileiro</w:t>
-      </w:r>
-    </w:p>
-    <w:p>
-      <w:pPr>
-        <w:pStyle w:val="ListBullet"/>
-      </w:pPr>
-      <w:r>
-        <w:t>Vamos confirmar valor atual.</w:t>
-      </w:r>
-    </w:p>
-    <w:p>
-      <w:pPr>
-        <w:pStyle w:val="ListBullet"/>
-      </w:pPr>
-      <w:r>
-        <w:t>Vou explicar a cobertura e os limites do contrato de forma simples.</w:t>
+        <w:t>社内確認用の日本語</w:t>
+      </w:r>
+    </w:p>
+    <w:p>
+      <w:pPr>
+        <w:pStyle w:val="ListBullet"/>
+      </w:pPr>
+      <w:r>
+        <w:t>火災について確認しましょう。</w:t>
+      </w:r>
+    </w:p>
+    <w:p>
+      <w:pPr>
+        <w:pStyle w:val="ListBullet"/>
+      </w:pPr>
+      <w:r>
+        <w:t>契約内容と必要書類を分けて確認します.</w:t>
       </w:r>
     </w:p>
     <w:p>
@@ -2042,15 +3064,15 @@
         <w:pStyle w:val="Heading2"/>
       </w:pPr>
       <w:r>
-        <w:t>Perguntas frequentes</w:t>
-      </w:r>
-    </w:p>
-    <w:p>
-      <w:pPr>
-        <w:pStyle w:val="ListBullet"/>
-      </w:pPr>
-      <w:r>
-        <w:t>FAQ-FIRE-0006</w:t>
+        <w:t>よくある質問</w:t>
+      </w:r>
+    </w:p>
+    <w:p>
+      <w:pPr>
+        <w:pStyle w:val="ListBullet"/>
+      </w:pPr>
+      <w:r>
+        <w:t>FAQ-FIRE-0008</w:t>
       </w:r>
     </w:p>
     <w:p>
@@ -2058,15 +3080,7 @@
         <w:pStyle w:val="Heading2"/>
       </w:pPr>
       <w:r>
-        <w:t>Termos relacionados</w:t>
-      </w:r>
-    </w:p>
-    <w:p>
-      <w:pPr>
-        <w:pStyle w:val="ListBullet"/>
-      </w:pPr>
-      <w:r>
-        <w:t>FIRE-0005 - 再調達価額 - Valor de reposição</w:t>
+        <w:t>関連用語</w:t>
       </w:r>
     </w:p>
     <w:p>
@@ -2079,18 +3093,26 @@
     </w:p>
     <w:p>
       <w:pPr>
+        <w:pStyle w:val="ListBullet"/>
+      </w:pPr>
+      <w:r>
+        <w:t>FIRE-0009 - 落雷 - Queda de raio</w:t>
+      </w:r>
+    </w:p>
+    <w:p>
+      <w:pPr>
         <w:pStyle w:val="Heading2"/>
       </w:pPr>
       <w:r>
-        <w:t>Referências cruzadas</w:t>
-      </w:r>
-    </w:p>
-    <w:p>
-      <w:pPr>
-        <w:pStyle w:val="ListBullet"/>
-      </w:pPr>
-      <w:r>
-        <w:t>FAQ-FIRE-0006</w:t>
+        <w:t>相互参照</w:t>
+      </w:r>
+    </w:p>
+    <w:p>
+      <w:pPr>
+        <w:pStyle w:val="ListBullet"/>
+      </w:pPr>
+      <w:r>
+        <w:t>FAQ-FIRE-0008</w:t>
       </w:r>
     </w:p>
     <w:p>
@@ -2106,7 +3128,7 @@
         <w:pStyle w:val="ListBullet"/>
       </w:pPr>
       <w:r>
-        <w:t>CASE-FIRE-0002</w:t>
+        <w:t>CASE-FIRE-0003</w:t>
       </w:r>
     </w:p>
     <w:p>
@@ -2114,7 +3136,7 @@
         <w:pStyle w:val="Heading2"/>
       </w:pPr>
       <w:r>
-        <w:t>Referências</w:t>
+        <w:t>参考資料</w:t>
       </w:r>
     </w:p>
     <w:p>
@@ -2130,7 +3152,7 @@
         <w:pStyle w:val="Heading2"/>
       </w:pPr>
       <w:r>
-        <w:t>Tags</w:t>
+        <w:t>タグ</w:t>
       </w:r>
     </w:p>
     <w:p>
@@ -2146,7 +3168,7 @@
         <w:pStyle w:val="ListBullet"/>
       </w:pPr>
       <w:r>
-        <w:t>valor-atual</w:t>
+        <w:t>incêndio</w:t>
       </w:r>
     </w:p>
     <w:p>
@@ -2170,15 +3192,15 @@
         <w:pStyle w:val="Heading2"/>
       </w:pPr>
       <w:r>
-        <w:t>Veja também</w:t>
-      </w:r>
-    </w:p>
-    <w:p>
-      <w:pPr>
-        <w:pStyle w:val="ListBullet"/>
-      </w:pPr>
-      <w:r>
-        <w:t>`14_FAQ/FIRE/FAQ-FIRE-0006.md`</w:t>
+        <w:t>関連項目</w:t>
+      </w:r>
+    </w:p>
+    <w:p>
+      <w:pPr>
+        <w:pStyle w:val="ListBullet"/>
+      </w:pPr>
+      <w:r>
+        <w:t>`14_FAQ/FIRE/FAQ-FIRE-0008.md`</w:t>
       </w:r>
     </w:p>
     <w:p>
@@ -2186,7 +3208,7 @@
         <w:pStyle w:val="Heading2"/>
       </w:pPr>
       <w:r>
-        <w:t>Histórico de revisão</w:t>
+        <w:t>改訂履歴</w:t>
       </w:r>
     </w:p>
     <w:p>
@@ -2214,7 +3236,7 @@
         <w:pStyle w:val="Heading1"/>
       </w:pPr>
       <w:r>
-        <w:t>FIRE-0007 - 免責金額 - Franquia</w:t>
+        <w:t>FIRE-0009 - 落雷 - Queda de raio</w:t>
       </w:r>
     </w:p>
     <w:p>
@@ -2222,7 +3244,7 @@
         <w:pStyle w:val="Heading2"/>
       </w:pPr>
       <w:r>
-        <w:t>Controle</w:t>
+        <w:t>管理情報</w:t>
       </w:r>
     </w:p>
     <w:p>
@@ -2262,12 +3284,12 @@
         <w:pStyle w:val="Heading2"/>
       </w:pPr>
       <w:r>
-        <w:t>Código</w:t>
-      </w:r>
-    </w:p>
-    <w:p>
-      <w:r>
-        <w:t>FIRE-0007</w:t>
+        <w:t>コード</w:t>
+      </w:r>
+    </w:p>
+    <w:p>
+      <w:r>
+        <w:t>FIRE-0009</w:t>
       </w:r>
     </w:p>
     <w:p>
@@ -2275,7 +3297,7 @@
         <w:pStyle w:val="Heading2"/>
       </w:pPr>
       <w:r>
-        <w:t>Categoria</w:t>
+        <w:t>カテゴリー</w:t>
       </w:r>
     </w:p>
     <w:p>
@@ -2288,12 +3310,12 @@
         <w:pStyle w:val="Heading2"/>
       </w:pPr>
       <w:r>
-        <w:t>Termo Japonês</w:t>
-      </w:r>
-    </w:p>
-    <w:p>
-      <w:r>
-        <w:t>免責金額</w:t>
+        <w:t>日本語用語</w:t>
+      </w:r>
+    </w:p>
+    <w:p>
+      <w:r>
+        <w:t>落雷</w:t>
       </w:r>
     </w:p>
     <w:p>
@@ -2301,12 +3323,12 @@
         <w:pStyle w:val="Heading2"/>
       </w:pPr>
       <w:r>
-        <w:t>Tradução Português</w:t>
-      </w:r>
-    </w:p>
-    <w:p>
-      <w:r>
-        <w:t>Franquia</w:t>
+        <w:t>ポルトガル語訳</w:t>
+      </w:r>
+    </w:p>
+    <w:p>
+      <w:r>
+        <w:t>Queda de raio</w:t>
       </w:r>
     </w:p>
     <w:p>
@@ -2314,12 +3336,12 @@
         <w:pStyle w:val="Heading2"/>
       </w:pPr>
       <w:r>
-        <w:t>Definição Técnica</w:t>
-      </w:r>
-    </w:p>
-    <w:p>
-      <w:r>
-        <w:t>Parte do prejuízo que fica sob responsabilidade do segurado antes da aplicação da indenização, conforme contrato.</w:t>
+        <w:t>技術的定義</w:t>
+      </w:r>
+    </w:p>
+    <w:p>
+      <w:r>
+        <w:t>落雷とは、火災保険の相談・契約・保険金請求または契約管理において確認すべき専門用語です。具体的な意味、適用範囲、必要書類、支払可否は、保険商品、契約条件、事故状況および保険会社の判断によって異なります。</w:t>
       </w:r>
     </w:p>
     <w:p>
@@ -2327,12 +3349,12 @@
         <w:pStyle w:val="Heading2"/>
       </w:pPr>
       <w:r>
-        <w:t>Explicação Simplificada</w:t>
-      </w:r>
-    </w:p>
-    <w:p>
-      <w:r>
-        <w:t>É o valor que o cliente paga ou assume em caso de sinistro.</w:t>
+        <w:t>簡単な説明</w:t>
+      </w:r>
+    </w:p>
+    <w:p>
+      <w:r>
+        <w:t>お客様には、「Queda de raio」に関する内容を、契約内容、条件、必要書類に分けて確認することとして説明します。</w:t>
       </w:r>
     </w:p>
     <w:p>
@@ -2340,12 +3362,22 @@
         <w:pStyle w:val="Heading2"/>
       </w:pPr>
       <w:r>
-        <w:t>Como explicar ao cliente brasileiro</w:t>
-      </w:r>
-    </w:p>
-    <w:p>
-      <w:r>
-        <w:t>Se houver franquia, uma parte do prejuízo não será paga pela seguradora.</w:t>
+        <w:t>ブラジル人顧客への説明方法</w:t>
+      </w:r>
+    </w:p>
+    <w:p>
+      <w:r>
+        <w:t>Leitura para pronúncia: ヴァモス コンフィルマール QUEDA ジ RAIO イ エスプリカール ジ フォルマ シンプレス コンフォルミ オ コントラート</w:t>
+      </w:r>
+    </w:p>
+    <w:p>
+      <w:r>
+        <w:t>Português brasileiro: Vamos confirmar queda de raio e explicar de forma simples, conforme o contrato.</w:t>
+      </w:r>
+    </w:p>
+    <w:p>
+      <w:r>
+        <w:t>日本語確認用: 「Queda de raio」について、契約内容に沿って分かりやすく確認します。</w:t>
       </w:r>
     </w:p>
     <w:p>
@@ -2353,7 +3385,7 @@
         <w:pStyle w:val="Heading2"/>
       </w:pPr>
       <w:r>
-        <w:t>Frases utilizadas</w:t>
+        <w:t>使用フレーズ</w:t>
       </w:r>
     </w:p>
     <w:p>
@@ -2361,23 +3393,49 @@
         <w:pStyle w:val="Heading3"/>
       </w:pPr>
       <w:r>
-        <w:t>Japonês</w:t>
-      </w:r>
-    </w:p>
-    <w:p>
-      <w:pPr>
-        <w:pStyle w:val="ListBullet"/>
-      </w:pPr>
-      <w:r>
-        <w:t>免責金額について確認しましょう。</w:t>
-      </w:r>
-    </w:p>
-    <w:p>
-      <w:pPr>
-        <w:pStyle w:val="ListBullet"/>
-      </w:pPr>
-      <w:r>
-        <w:t>契約内容と補償範囲を分かりやすく説明します。</w:t>
+        <w:t>顧客に伝えるポルトガル語</w:t>
+      </w:r>
+    </w:p>
+    <w:p>
+      <w:pPr>
+        <w:pStyle w:val="ListBullet"/>
+      </w:pPr>
+      <w:r>
+        <w:t>Leitura para pronúncia: ヴァモス コンフィルマール QUEDA ジ RAIO</w:t>
+      </w:r>
+    </w:p>
+    <w:p>
+      <w:r>
+        <w:t xml:space="preserve">  Português brasileiro: Vamos confirmar queda de raio.</w:t>
+      </w:r>
+    </w:p>
+    <w:p>
+      <w:pPr>
+        <w:pStyle w:val="ListBullet2"/>
+      </w:pPr>
+      <w:r>
+        <w:t>日本語確認用: 「Queda de raio」について確認しましょう。</w:t>
+      </w:r>
+    </w:p>
+    <w:p>
+      <w:pPr>
+        <w:pStyle w:val="ListBullet"/>
+      </w:pPr>
+      <w:r>
+        <w:t>Leitura para pronúncia: VOU エスプリカール ジ フォルマ シンプレス コンフォルミ オ コントラート</w:t>
+      </w:r>
+    </w:p>
+    <w:p>
+      <w:r>
+        <w:t xml:space="preserve">  Português brasileiro: Vou explicar de forma simples, conforme o contrato.</w:t>
+      </w:r>
+    </w:p>
+    <w:p>
+      <w:pPr>
+        <w:pStyle w:val="ListBullet2"/>
+      </w:pPr>
+      <w:r>
+        <w:t>日本語確認用: 契約内容に沿って、分かりやすく説明します。</w:t>
       </w:r>
     </w:p>
     <w:p>
@@ -2385,23 +3443,23 @@
         <w:pStyle w:val="Heading3"/>
       </w:pPr>
       <w:r>
-        <w:t>Português brasileiro</w:t>
-      </w:r>
-    </w:p>
-    <w:p>
-      <w:pPr>
-        <w:pStyle w:val="ListBullet"/>
-      </w:pPr>
-      <w:r>
-        <w:t>Vamos confirmar franquia.</w:t>
-      </w:r>
-    </w:p>
-    <w:p>
-      <w:pPr>
-        <w:pStyle w:val="ListBullet"/>
-      </w:pPr>
-      <w:r>
-        <w:t>Vou explicar a cobertura e os limites do contrato de forma simples.</w:t>
+        <w:t>社内確認用の日本語</w:t>
+      </w:r>
+    </w:p>
+    <w:p>
+      <w:pPr>
+        <w:pStyle w:val="ListBullet"/>
+      </w:pPr>
+      <w:r>
+        <w:t>落雷について確認しましょう。</w:t>
+      </w:r>
+    </w:p>
+    <w:p>
+      <w:pPr>
+        <w:pStyle w:val="ListBullet"/>
+      </w:pPr>
+      <w:r>
+        <w:t>契約内容と必要書類を分けて確認します.</w:t>
       </w:r>
     </w:p>
     <w:p>
@@ -2409,15 +3467,15 @@
         <w:pStyle w:val="Heading2"/>
       </w:pPr>
       <w:r>
-        <w:t>Perguntas frequentes</w:t>
-      </w:r>
-    </w:p>
-    <w:p>
-      <w:pPr>
-        <w:pStyle w:val="ListBullet"/>
-      </w:pPr>
-      <w:r>
-        <w:t>FAQ-FIRE-0007</w:t>
+        <w:t>よくある質問</w:t>
+      </w:r>
+    </w:p>
+    <w:p>
+      <w:pPr>
+        <w:pStyle w:val="ListBullet"/>
+      </w:pPr>
+      <w:r>
+        <w:t>FAQ-FIRE-0009</w:t>
       </w:r>
     </w:p>
     <w:p>
@@ -2425,15 +3483,7 @@
         <w:pStyle w:val="Heading2"/>
       </w:pPr>
       <w:r>
-        <w:t>Termos relacionados</w:t>
-      </w:r>
-    </w:p>
-    <w:p>
-      <w:pPr>
-        <w:pStyle w:val="ListBullet"/>
-      </w:pPr>
-      <w:r>
-        <w:t>FIRE-0006 - 時価額 - Valor atual</w:t>
+        <w:t>関連用語</w:t>
       </w:r>
     </w:p>
     <w:p>
@@ -2446,26 +3496,34 @@
     </w:p>
     <w:p>
       <w:pPr>
+        <w:pStyle w:val="ListBullet"/>
+      </w:pPr>
+      <w:r>
+        <w:t>FIRE-0010 - 破裂・爆発 - Ruptura ou explosão</w:t>
+      </w:r>
+    </w:p>
+    <w:p>
+      <w:pPr>
         <w:pStyle w:val="Heading2"/>
       </w:pPr>
       <w:r>
-        <w:t>Referências cruzadas</w:t>
-      </w:r>
-    </w:p>
-    <w:p>
-      <w:pPr>
-        <w:pStyle w:val="ListBullet"/>
-      </w:pPr>
-      <w:r>
-        <w:t>FAQ-FIRE-0007</w:t>
-      </w:r>
-    </w:p>
-    <w:p>
-      <w:pPr>
-        <w:pStyle w:val="ListBullet"/>
-      </w:pPr>
-      <w:r>
-        <w:t>DIALOGUE-FIRE-0002</w:t>
+        <w:t>相互参照</w:t>
+      </w:r>
+    </w:p>
+    <w:p>
+      <w:pPr>
+        <w:pStyle w:val="ListBullet"/>
+      </w:pPr>
+      <w:r>
+        <w:t>FAQ-FIRE-0009</w:t>
+      </w:r>
+    </w:p>
+    <w:p>
+      <w:pPr>
+        <w:pStyle w:val="ListBullet"/>
+      </w:pPr>
+      <w:r>
+        <w:t>DIALOGUE-FIRE-0003</w:t>
       </w:r>
     </w:p>
     <w:p>
@@ -2481,7 +3539,7 @@
         <w:pStyle w:val="Heading2"/>
       </w:pPr>
       <w:r>
-        <w:t>Referências</w:t>
+        <w:t>参考資料</w:t>
       </w:r>
     </w:p>
     <w:p>
@@ -2497,7 +3555,7 @@
         <w:pStyle w:val="Heading2"/>
       </w:pPr>
       <w:r>
-        <w:t>Tags</w:t>
+        <w:t>タグ</w:t>
       </w:r>
     </w:p>
     <w:p>
@@ -2513,7 +3571,7 @@
         <w:pStyle w:val="ListBullet"/>
       </w:pPr>
       <w:r>
-        <w:t>franquia</w:t>
+        <w:t>queda-de-raio</w:t>
       </w:r>
     </w:p>
     <w:p>
@@ -2537,15 +3595,15 @@
         <w:pStyle w:val="Heading2"/>
       </w:pPr>
       <w:r>
-        <w:t>Veja também</w:t>
-      </w:r>
-    </w:p>
-    <w:p>
-      <w:pPr>
-        <w:pStyle w:val="ListBullet"/>
-      </w:pPr>
-      <w:r>
-        <w:t>`14_FAQ/FIRE/FAQ-FIRE-0007.md`</w:t>
+        <w:t>関連項目</w:t>
+      </w:r>
+    </w:p>
+    <w:p>
+      <w:pPr>
+        <w:pStyle w:val="ListBullet"/>
+      </w:pPr>
+      <w:r>
+        <w:t>`14_FAQ/FIRE/FAQ-FIRE-0009.md`</w:t>
       </w:r>
     </w:p>
     <w:p>
@@ -2553,7 +3611,7 @@
         <w:pStyle w:val="Heading2"/>
       </w:pPr>
       <w:r>
-        <w:t>Histórico de revisão</w:t>
+        <w:t>改訂履歴</w:t>
       </w:r>
     </w:p>
     <w:p>
@@ -2581,7 +3639,7 @@
         <w:pStyle w:val="Heading1"/>
       </w:pPr>
       <w:r>
-        <w:t>FIRE-0008 - 火災 - Incêndio</w:t>
+        <w:t>FIRE-0010 - 破裂・爆発 - Ruptura ou explosão</w:t>
       </w:r>
     </w:p>
     <w:p>
@@ -2589,7 +3647,7 @@
         <w:pStyle w:val="Heading2"/>
       </w:pPr>
       <w:r>
-        <w:t>Controle</w:t>
+        <w:t>管理情報</w:t>
       </w:r>
     </w:p>
     <w:p>
@@ -2629,12 +3687,12 @@
         <w:pStyle w:val="Heading2"/>
       </w:pPr>
       <w:r>
-        <w:t>Código</w:t>
-      </w:r>
-    </w:p>
-    <w:p>
-      <w:r>
-        <w:t>FIRE-0008</w:t>
+        <w:t>コード</w:t>
+      </w:r>
+    </w:p>
+    <w:p>
+      <w:r>
+        <w:t>FIRE-0010</w:t>
       </w:r>
     </w:p>
     <w:p>
@@ -2642,7 +3700,7 @@
         <w:pStyle w:val="Heading2"/>
       </w:pPr>
       <w:r>
-        <w:t>Categoria</w:t>
+        <w:t>カテゴリー</w:t>
       </w:r>
     </w:p>
     <w:p>
@@ -2655,12 +3713,12 @@
         <w:pStyle w:val="Heading2"/>
       </w:pPr>
       <w:r>
-        <w:t>Termo Japonês</w:t>
-      </w:r>
-    </w:p>
-    <w:p>
-      <w:r>
-        <w:t>火災</w:t>
+        <w:t>日本語用語</w:t>
+      </w:r>
+    </w:p>
+    <w:p>
+      <w:r>
+        <w:t>破裂・爆発</w:t>
       </w:r>
     </w:p>
     <w:p>
@@ -2668,12 +3726,12 @@
         <w:pStyle w:val="Heading2"/>
       </w:pPr>
       <w:r>
-        <w:t>Tradução Português</w:t>
-      </w:r>
-    </w:p>
-    <w:p>
-      <w:r>
-        <w:t>Incêndio</w:t>
+        <w:t>ポルトガル語訳</w:t>
+      </w:r>
+    </w:p>
+    <w:p>
+      <w:r>
+        <w:t>Ruptura ou explosão</w:t>
       </w:r>
     </w:p>
     <w:p>
@@ -2681,12 +3739,12 @@
         <w:pStyle w:val="Heading2"/>
       </w:pPr>
       <w:r>
-        <w:t>Definição Técnica</w:t>
-      </w:r>
-    </w:p>
-    <w:p>
-      <w:r>
-        <w:t>Combustão acidental que causa dano ao objeto segurado, sujeita às condições, exclusões e comprovações do contrato.</w:t>
+        <w:t>技術的定義</w:t>
+      </w:r>
+    </w:p>
+    <w:p>
+      <w:r>
+        <w:t>破裂・爆発とは、火災保険の相談・契約・保険金請求または契約管理において確認すべき専門用語です。具体的な意味、適用範囲、必要書類、支払可否は、保険商品、契約条件、事故状況および保険会社の判断によって異なります。</w:t>
       </w:r>
     </w:p>
     <w:p>
@@ -2694,12 +3752,12 @@
         <w:pStyle w:val="Heading2"/>
       </w:pPr>
       <w:r>
-        <w:t>Explicação Simplificada</w:t>
-      </w:r>
-    </w:p>
-    <w:p>
-      <w:r>
-        <w:t>É dano causado por fogo acidental.</w:t>
+        <w:t>簡単な説明</w:t>
+      </w:r>
+    </w:p>
+    <w:p>
+      <w:r>
+        <w:t>お客様には、「Ruptura ou explosão」に関する内容を、契約内容、条件、必要書類に分けて確認することとして説明します。</w:t>
       </w:r>
     </w:p>
     <w:p>
@@ -2707,12 +3765,22 @@
         <w:pStyle w:val="Heading2"/>
       </w:pPr>
       <w:r>
-        <w:t>Como explicar ao cliente brasileiro</w:t>
-      </w:r>
-    </w:p>
-    <w:p>
-      <w:r>
-        <w:t>A cobertura depende da causa, dos documentos e das condições da apólice.</w:t>
+        <w:t>ブラジル人顧客への説明方法</w:t>
+      </w:r>
+    </w:p>
+    <w:p>
+      <w:r>
+        <w:t>Leitura para pronúncia: ヴァモス コンフィルマール RUPTURA OU EXPLOSÃO イ エスプリカール ジ フォルマ シンプレス コンフォルミ オ コントラート</w:t>
+      </w:r>
+    </w:p>
+    <w:p>
+      <w:r>
+        <w:t>Português brasileiro: Vamos confirmar ruptura ou explosão e explicar de forma simples, conforme o contrato.</w:t>
+      </w:r>
+    </w:p>
+    <w:p>
+      <w:r>
+        <w:t>日本語確認用: 「Ruptura ou explosão」について、契約内容に沿って分かりやすく確認します。</w:t>
       </w:r>
     </w:p>
     <w:p>
@@ -2720,7 +3788,7 @@
         <w:pStyle w:val="Heading2"/>
       </w:pPr>
       <w:r>
-        <w:t>Frases utilizadas</w:t>
+        <w:t>使用フレーズ</w:t>
       </w:r>
     </w:p>
     <w:p>
@@ -2728,23 +3796,49 @@
         <w:pStyle w:val="Heading3"/>
       </w:pPr>
       <w:r>
-        <w:t>Japonês</w:t>
-      </w:r>
-    </w:p>
-    <w:p>
-      <w:pPr>
-        <w:pStyle w:val="ListBullet"/>
-      </w:pPr>
-      <w:r>
-        <w:t>火災について確認しましょう。</w:t>
-      </w:r>
-    </w:p>
-    <w:p>
-      <w:pPr>
-        <w:pStyle w:val="ListBullet"/>
-      </w:pPr>
-      <w:r>
-        <w:t>契約内容と補償範囲を分かりやすく説明します。</w:t>
+        <w:t>顧客に伝えるポルトガル語</w:t>
+      </w:r>
+    </w:p>
+    <w:p>
+      <w:pPr>
+        <w:pStyle w:val="ListBullet"/>
+      </w:pPr>
+      <w:r>
+        <w:t>Leitura para pronúncia: ヴァモス コンフィルマール RUPTURA OU EXPLOSÃO</w:t>
+      </w:r>
+    </w:p>
+    <w:p>
+      <w:r>
+        <w:t xml:space="preserve">  Português brasileiro: Vamos confirmar ruptura ou explosão.</w:t>
+      </w:r>
+    </w:p>
+    <w:p>
+      <w:pPr>
+        <w:pStyle w:val="ListBullet2"/>
+      </w:pPr>
+      <w:r>
+        <w:t>日本語確認用: 「Ruptura ou explosão」について確認しましょう。</w:t>
+      </w:r>
+    </w:p>
+    <w:p>
+      <w:pPr>
+        <w:pStyle w:val="ListBullet"/>
+      </w:pPr>
+      <w:r>
+        <w:t>Leitura para pronúncia: VOU エスプリカール ジ フォルマ シンプレス コンフォルミ オ コントラート</w:t>
+      </w:r>
+    </w:p>
+    <w:p>
+      <w:r>
+        <w:t xml:space="preserve">  Português brasileiro: Vou explicar de forma simples, conforme o contrato.</w:t>
+      </w:r>
+    </w:p>
+    <w:p>
+      <w:pPr>
+        <w:pStyle w:val="ListBullet2"/>
+      </w:pPr>
+      <w:r>
+        <w:t>日本語確認用: 契約内容に沿って、分かりやすく説明します。</w:t>
       </w:r>
     </w:p>
     <w:p>
@@ -2752,23 +3846,23 @@
         <w:pStyle w:val="Heading3"/>
       </w:pPr>
       <w:r>
-        <w:t>Português brasileiro</w:t>
-      </w:r>
-    </w:p>
-    <w:p>
-      <w:pPr>
-        <w:pStyle w:val="ListBullet"/>
-      </w:pPr>
-      <w:r>
-        <w:t>Vamos confirmar incêndio.</w:t>
-      </w:r>
-    </w:p>
-    <w:p>
-      <w:pPr>
-        <w:pStyle w:val="ListBullet"/>
-      </w:pPr>
-      <w:r>
-        <w:t>Vou explicar a cobertura e os limites do contrato de forma simples.</w:t>
+        <w:t>社内確認用の日本語</w:t>
+      </w:r>
+    </w:p>
+    <w:p>
+      <w:pPr>
+        <w:pStyle w:val="ListBullet"/>
+      </w:pPr>
+      <w:r>
+        <w:t>破裂・爆発について確認しましょう。</w:t>
+      </w:r>
+    </w:p>
+    <w:p>
+      <w:pPr>
+        <w:pStyle w:val="ListBullet"/>
+      </w:pPr>
+      <w:r>
+        <w:t>契約内容と必要書類を分けて確認します.</w:t>
       </w:r>
     </w:p>
     <w:p>
@@ -2776,15 +3870,15 @@
         <w:pStyle w:val="Heading2"/>
       </w:pPr>
       <w:r>
-        <w:t>Perguntas frequentes</w:t>
-      </w:r>
-    </w:p>
-    <w:p>
-      <w:pPr>
-        <w:pStyle w:val="ListBullet"/>
-      </w:pPr>
-      <w:r>
-        <w:t>FAQ-FIRE-0008</w:t>
+        <w:t>よくある質問</w:t>
+      </w:r>
+    </w:p>
+    <w:p>
+      <w:pPr>
+        <w:pStyle w:val="ListBullet"/>
+      </w:pPr>
+      <w:r>
+        <w:t>FAQ-FIRE-0010</w:t>
       </w:r>
     </w:p>
     <w:p>
@@ -2792,15 +3886,7 @@
         <w:pStyle w:val="Heading2"/>
       </w:pPr>
       <w:r>
-        <w:t>Termos relacionados</w:t>
-      </w:r>
-    </w:p>
-    <w:p>
-      <w:pPr>
-        <w:pStyle w:val="ListBullet"/>
-      </w:pPr>
-      <w:r>
-        <w:t>FIRE-0007 - 免責金額 - Franquia</w:t>
+        <w:t>関連用語</w:t>
       </w:r>
     </w:p>
     <w:p>
@@ -2813,34 +3899,42 @@
     </w:p>
     <w:p>
       <w:pPr>
+        <w:pStyle w:val="ListBullet"/>
+      </w:pPr>
+      <w:r>
+        <w:t>FIRE-0011 - 風災 - Danos por vento</w:t>
+      </w:r>
+    </w:p>
+    <w:p>
+      <w:pPr>
         <w:pStyle w:val="Heading2"/>
       </w:pPr>
       <w:r>
-        <w:t>Referências cruzadas</w:t>
-      </w:r>
-    </w:p>
-    <w:p>
-      <w:pPr>
-        <w:pStyle w:val="ListBullet"/>
-      </w:pPr>
-      <w:r>
-        <w:t>FAQ-FIRE-0008</w:t>
-      </w:r>
-    </w:p>
-    <w:p>
-      <w:pPr>
-        <w:pStyle w:val="ListBullet"/>
-      </w:pPr>
-      <w:r>
-        <w:t>DIALOGUE-FIRE-0002</w:t>
-      </w:r>
-    </w:p>
-    <w:p>
-      <w:pPr>
-        <w:pStyle w:val="ListBullet"/>
-      </w:pPr>
-      <w:r>
-        <w:t>CASE-FIRE-0003</w:t>
+        <w:t>相互参照</w:t>
+      </w:r>
+    </w:p>
+    <w:p>
+      <w:pPr>
+        <w:pStyle w:val="ListBullet"/>
+      </w:pPr>
+      <w:r>
+        <w:t>FAQ-FIRE-0010</w:t>
+      </w:r>
+    </w:p>
+    <w:p>
+      <w:pPr>
+        <w:pStyle w:val="ListBullet"/>
+      </w:pPr>
+      <w:r>
+        <w:t>DIALOGUE-FIRE-0003</w:t>
+      </w:r>
+    </w:p>
+    <w:p>
+      <w:pPr>
+        <w:pStyle w:val="ListBullet"/>
+      </w:pPr>
+      <w:r>
+        <w:t>CASE-FIRE-0004</w:t>
       </w:r>
     </w:p>
     <w:p>
@@ -2848,7 +3942,7 @@
         <w:pStyle w:val="Heading2"/>
       </w:pPr>
       <w:r>
-        <w:t>Referências</w:t>
+        <w:t>参考資料</w:t>
       </w:r>
     </w:p>
     <w:p>
@@ -2864,7 +3958,7 @@
         <w:pStyle w:val="Heading2"/>
       </w:pPr>
       <w:r>
-        <w:t>Tags</w:t>
+        <w:t>タグ</w:t>
       </w:r>
     </w:p>
     <w:p>
@@ -2880,7 +3974,7 @@
         <w:pStyle w:val="ListBullet"/>
       </w:pPr>
       <w:r>
-        <w:t>incêndio</w:t>
+        <w:t>ruptura-ou-explosao</w:t>
       </w:r>
     </w:p>
     <w:p>
@@ -2904,15 +3998,15 @@
         <w:pStyle w:val="Heading2"/>
       </w:pPr>
       <w:r>
-        <w:t>Veja também</w:t>
-      </w:r>
-    </w:p>
-    <w:p>
-      <w:pPr>
-        <w:pStyle w:val="ListBullet"/>
-      </w:pPr>
-      <w:r>
-        <w:t>`14_FAQ/FIRE/FAQ-FIRE-0008.md`</w:t>
+        <w:t>関連項目</w:t>
+      </w:r>
+    </w:p>
+    <w:p>
+      <w:pPr>
+        <w:pStyle w:val="ListBullet"/>
+      </w:pPr>
+      <w:r>
+        <w:t>`14_FAQ/FIRE/FAQ-FIRE-0010.md`</w:t>
       </w:r>
     </w:p>
     <w:p>
@@ -2920,7 +4014,7 @@
         <w:pStyle w:val="Heading2"/>
       </w:pPr>
       <w:r>
-        <w:t>Histórico de revisão</w:t>
+        <w:t>改訂履歴</w:t>
       </w:r>
     </w:p>
     <w:p>
@@ -2948,7 +4042,7 @@
         <w:pStyle w:val="Heading1"/>
       </w:pPr>
       <w:r>
-        <w:t>FIRE-0009 - 落雷 - Queda de raio</w:t>
+        <w:t>FIRE-0011 - 風災 - Danos por vento</w:t>
       </w:r>
     </w:p>
     <w:p>
@@ -2956,7 +4050,7 @@
         <w:pStyle w:val="Heading2"/>
       </w:pPr>
       <w:r>
-        <w:t>Controle</w:t>
+        <w:t>管理情報</w:t>
       </w:r>
     </w:p>
     <w:p>
@@ -2996,12 +4090,12 @@
         <w:pStyle w:val="Heading2"/>
       </w:pPr>
       <w:r>
-        <w:t>Código</w:t>
-      </w:r>
-    </w:p>
-    <w:p>
-      <w:r>
-        <w:t>FIRE-0009</w:t>
+        <w:t>コード</w:t>
+      </w:r>
+    </w:p>
+    <w:p>
+      <w:r>
+        <w:t>FIRE-0011</w:t>
       </w:r>
     </w:p>
     <w:p>
@@ -3009,7 +4103,7 @@
         <w:pStyle w:val="Heading2"/>
       </w:pPr>
       <w:r>
-        <w:t>Categoria</w:t>
+        <w:t>カテゴリー</w:t>
       </w:r>
     </w:p>
     <w:p>
@@ -3022,12 +4116,12 @@
         <w:pStyle w:val="Heading2"/>
       </w:pPr>
       <w:r>
-        <w:t>Termo Japonês</w:t>
-      </w:r>
-    </w:p>
-    <w:p>
-      <w:r>
-        <w:t>落雷</w:t>
+        <w:t>日本語用語</w:t>
+      </w:r>
+    </w:p>
+    <w:p>
+      <w:r>
+        <w:t>風災</w:t>
       </w:r>
     </w:p>
     <w:p>
@@ -3035,12 +4129,12 @@
         <w:pStyle w:val="Heading2"/>
       </w:pPr>
       <w:r>
-        <w:t>Tradução Português</w:t>
-      </w:r>
-    </w:p>
-    <w:p>
-      <w:r>
-        <w:t>Queda de raio</w:t>
+        <w:t>ポルトガル語訳</w:t>
+      </w:r>
+    </w:p>
+    <w:p>
+      <w:r>
+        <w:t>Danos por vento</w:t>
       </w:r>
     </w:p>
     <w:p>
@@ -3048,12 +4142,12 @@
         <w:pStyle w:val="Heading2"/>
       </w:pPr>
       <w:r>
-        <w:t>Definição Técnica</w:t>
-      </w:r>
-    </w:p>
-    <w:p>
-      <w:r>
-        <w:t>Dano causado por descarga atmosférica direta ou efeito previsto na cobertura contratada.</w:t>
+        <w:t>技術的定義</w:t>
+      </w:r>
+    </w:p>
+    <w:p>
+      <w:r>
+        <w:t>風災とは、火災保険の相談・契約・保険金請求または契約管理において確認すべき専門用語です。具体的な意味、適用範囲、必要書類、支払可否は、保険商品、契約条件、事故状況および保険会社の判断によって異なります。</w:t>
       </w:r>
     </w:p>
     <w:p>
@@ -3061,12 +4155,12 @@
         <w:pStyle w:val="Heading2"/>
       </w:pPr>
       <w:r>
-        <w:t>Explicação Simplificada</w:t>
-      </w:r>
-    </w:p>
-    <w:p>
-      <w:r>
-        <w:t>É dano causado por raio, quando previsto no contrato.</w:t>
+        <w:t>簡単な説明</w:t>
+      </w:r>
+    </w:p>
+    <w:p>
+      <w:r>
+        <w:t>お客様には、「Danos por vento」に関する内容を、契約内容、条件、必要書類に分けて確認することとして説明します。</w:t>
       </w:r>
     </w:p>
     <w:p>
@@ -3074,12 +4168,22 @@
         <w:pStyle w:val="Heading2"/>
       </w:pPr>
       <w:r>
-        <w:t>Como explicar ao cliente brasileiro</w:t>
-      </w:r>
-    </w:p>
-    <w:p>
-      <w:r>
-        <w:t>Precisamos verificar se o dano foi causado por raio e quais documentos comprovam a ocorrência.</w:t>
+        <w:t>ブラジル人顧客への説明方法</w:t>
+      </w:r>
+    </w:p>
+    <w:p>
+      <w:r>
+        <w:t>Leitura para pronúncia: ヴァモス コンフィルマール ダノス ポル VENTO イ エスプリカール ジ フォルマ シンプレス コンフォルミ オ コントラート</w:t>
+      </w:r>
+    </w:p>
+    <w:p>
+      <w:r>
+        <w:t>Português brasileiro: Vamos confirmar danos por vento e explicar de forma simples, conforme o contrato.</w:t>
+      </w:r>
+    </w:p>
+    <w:p>
+      <w:r>
+        <w:t>日本語確認用: 「Danos por vento」について、契約内容に沿って分かりやすく確認します。</w:t>
       </w:r>
     </w:p>
     <w:p>
@@ -3087,7 +4191,7 @@
         <w:pStyle w:val="Heading2"/>
       </w:pPr>
       <w:r>
-        <w:t>Frases utilizadas</w:t>
+        <w:t>使用フレーズ</w:t>
       </w:r>
     </w:p>
     <w:p>
@@ -3095,23 +4199,49 @@
         <w:pStyle w:val="Heading3"/>
       </w:pPr>
       <w:r>
-        <w:t>Japonês</w:t>
-      </w:r>
-    </w:p>
-    <w:p>
-      <w:pPr>
-        <w:pStyle w:val="ListBullet"/>
-      </w:pPr>
-      <w:r>
-        <w:t>落雷について確認しましょう。</w:t>
-      </w:r>
-    </w:p>
-    <w:p>
-      <w:pPr>
-        <w:pStyle w:val="ListBullet"/>
-      </w:pPr>
-      <w:r>
-        <w:t>契約内容と補償範囲を分かりやすく説明します。</w:t>
+        <w:t>顧客に伝えるポルトガル語</w:t>
+      </w:r>
+    </w:p>
+    <w:p>
+      <w:pPr>
+        <w:pStyle w:val="ListBullet"/>
+      </w:pPr>
+      <w:r>
+        <w:t>Leitura para pronúncia: ヴァモス コンフィルマール ダノス ポル VENTO</w:t>
+      </w:r>
+    </w:p>
+    <w:p>
+      <w:r>
+        <w:t xml:space="preserve">  Português brasileiro: Vamos confirmar danos por vento.</w:t>
+      </w:r>
+    </w:p>
+    <w:p>
+      <w:pPr>
+        <w:pStyle w:val="ListBullet2"/>
+      </w:pPr>
+      <w:r>
+        <w:t>日本語確認用: 「Danos por vento」について確認しましょう。</w:t>
+      </w:r>
+    </w:p>
+    <w:p>
+      <w:pPr>
+        <w:pStyle w:val="ListBullet"/>
+      </w:pPr>
+      <w:r>
+        <w:t>Leitura para pronúncia: VOU エスプリカール ジ フォルマ シンプレス コンフォルミ オ コントラート</w:t>
+      </w:r>
+    </w:p>
+    <w:p>
+      <w:r>
+        <w:t xml:space="preserve">  Português brasileiro: Vou explicar de forma simples, conforme o contrato.</w:t>
+      </w:r>
+    </w:p>
+    <w:p>
+      <w:pPr>
+        <w:pStyle w:val="ListBullet2"/>
+      </w:pPr>
+      <w:r>
+        <w:t>日本語確認用: 契約内容に沿って、分かりやすく説明します。</w:t>
       </w:r>
     </w:p>
     <w:p>
@@ -3119,23 +4249,23 @@
         <w:pStyle w:val="Heading3"/>
       </w:pPr>
       <w:r>
-        <w:t>Português brasileiro</w:t>
-      </w:r>
-    </w:p>
-    <w:p>
-      <w:pPr>
-        <w:pStyle w:val="ListBullet"/>
-      </w:pPr>
-      <w:r>
-        <w:t>Vamos confirmar queda de raio.</w:t>
-      </w:r>
-    </w:p>
-    <w:p>
-      <w:pPr>
-        <w:pStyle w:val="ListBullet"/>
-      </w:pPr>
-      <w:r>
-        <w:t>Vou explicar a cobertura e os limites do contrato de forma simples.</w:t>
+        <w:t>社内確認用の日本語</w:t>
+      </w:r>
+    </w:p>
+    <w:p>
+      <w:pPr>
+        <w:pStyle w:val="ListBullet"/>
+      </w:pPr>
+      <w:r>
+        <w:t>風災について確認しましょう。</w:t>
+      </w:r>
+    </w:p>
+    <w:p>
+      <w:pPr>
+        <w:pStyle w:val="ListBullet"/>
+      </w:pPr>
+      <w:r>
+        <w:t>契約内容と必要書類を分けて確認します.</w:t>
       </w:r>
     </w:p>
     <w:p>
@@ -3143,15 +4273,15 @@
         <w:pStyle w:val="Heading2"/>
       </w:pPr>
       <w:r>
-        <w:t>Perguntas frequentes</w:t>
-      </w:r>
-    </w:p>
-    <w:p>
-      <w:pPr>
-        <w:pStyle w:val="ListBullet"/>
-      </w:pPr>
-      <w:r>
-        <w:t>FAQ-FIRE-0009</w:t>
+        <w:t>よくある質問</w:t>
+      </w:r>
+    </w:p>
+    <w:p>
+      <w:pPr>
+        <w:pStyle w:val="ListBullet"/>
+      </w:pPr>
+      <w:r>
+        <w:t>FAQ-FIRE-0011</w:t>
       </w:r>
     </w:p>
     <w:p>
@@ -3159,15 +4289,7 @@
         <w:pStyle w:val="Heading2"/>
       </w:pPr>
       <w:r>
-        <w:t>Termos relacionados</w:t>
-      </w:r>
-    </w:p>
-    <w:p>
-      <w:pPr>
-        <w:pStyle w:val="ListBullet"/>
-      </w:pPr>
-      <w:r>
-        <w:t>FIRE-0008 - 火災 - Incêndio</w:t>
+        <w:t>関連用語</w:t>
       </w:r>
     </w:p>
     <w:p>
@@ -3180,18 +4302,26 @@
     </w:p>
     <w:p>
       <w:pPr>
+        <w:pStyle w:val="ListBullet"/>
+      </w:pPr>
+      <w:r>
+        <w:t>FIRE-0012 - 雹災 - Danos por granizo</w:t>
+      </w:r>
+    </w:p>
+    <w:p>
+      <w:pPr>
         <w:pStyle w:val="Heading2"/>
       </w:pPr>
       <w:r>
-        <w:t>Referências cruzadas</w:t>
-      </w:r>
-    </w:p>
-    <w:p>
-      <w:pPr>
-        <w:pStyle w:val="ListBullet"/>
-      </w:pPr>
-      <w:r>
-        <w:t>FAQ-FIRE-0009</w:t>
+        <w:t>相互参照</w:t>
+      </w:r>
+    </w:p>
+    <w:p>
+      <w:pPr>
+        <w:pStyle w:val="ListBullet"/>
+      </w:pPr>
+      <w:r>
+        <w:t>FAQ-FIRE-0011</w:t>
       </w:r>
     </w:p>
     <w:p>
@@ -3207,7 +4337,7 @@
         <w:pStyle w:val="ListBullet"/>
       </w:pPr>
       <w:r>
-        <w:t>CASE-FIRE-0003</w:t>
+        <w:t>CASE-FIRE-0004</w:t>
       </w:r>
     </w:p>
     <w:p>
@@ -3215,7 +4345,7 @@
         <w:pStyle w:val="Heading2"/>
       </w:pPr>
       <w:r>
-        <w:t>Referências</w:t>
+        <w:t>参考資料</w:t>
       </w:r>
     </w:p>
     <w:p>
@@ -3231,7 +4361,7 @@
         <w:pStyle w:val="Heading2"/>
       </w:pPr>
       <w:r>
-        <w:t>Tags</w:t>
+        <w:t>タグ</w:t>
       </w:r>
     </w:p>
     <w:p>
@@ -3247,7 +4377,7 @@
         <w:pStyle w:val="ListBullet"/>
       </w:pPr>
       <w:r>
-        <w:t>queda-de-raio</w:t>
+        <w:t>danos-por-vento</w:t>
       </w:r>
     </w:p>
     <w:p>
@@ -3271,15 +4401,15 @@
         <w:pStyle w:val="Heading2"/>
       </w:pPr>
       <w:r>
-        <w:t>Veja também</w:t>
-      </w:r>
-    </w:p>
-    <w:p>
-      <w:pPr>
-        <w:pStyle w:val="ListBullet"/>
-      </w:pPr>
-      <w:r>
-        <w:t>`14_FAQ/FIRE/FAQ-FIRE-0009.md`</w:t>
+        <w:t>関連項目</w:t>
+      </w:r>
+    </w:p>
+    <w:p>
+      <w:pPr>
+        <w:pStyle w:val="ListBullet"/>
+      </w:pPr>
+      <w:r>
+        <w:t>`14_FAQ/FIRE/FAQ-FIRE-0011.md`</w:t>
       </w:r>
     </w:p>
     <w:p>
@@ -3287,7 +4417,7 @@
         <w:pStyle w:val="Heading2"/>
       </w:pPr>
       <w:r>
-        <w:t>Histórico de revisão</w:t>
+        <w:t>改訂履歴</w:t>
       </w:r>
     </w:p>
     <w:p>
@@ -3315,7 +4445,7 @@
         <w:pStyle w:val="Heading1"/>
       </w:pPr>
       <w:r>
-        <w:t>FIRE-0010 - 破裂・爆発 - Ruptura ou explosão</w:t>
+        <w:t>FIRE-0012 - 雹災 - Danos por granizo</w:t>
       </w:r>
     </w:p>
     <w:p>
@@ -3323,7 +4453,7 @@
         <w:pStyle w:val="Heading2"/>
       </w:pPr>
       <w:r>
-        <w:t>Controle</w:t>
+        <w:t>管理情報</w:t>
       </w:r>
     </w:p>
     <w:p>
@@ -3363,12 +4493,12 @@
         <w:pStyle w:val="Heading2"/>
       </w:pPr>
       <w:r>
-        <w:t>Código</w:t>
-      </w:r>
-    </w:p>
-    <w:p>
-      <w:r>
-        <w:t>FIRE-0010</w:t>
+        <w:t>コード</w:t>
+      </w:r>
+    </w:p>
+    <w:p>
+      <w:r>
+        <w:t>FIRE-0012</w:t>
       </w:r>
     </w:p>
     <w:p>
@@ -3376,7 +4506,7 @@
         <w:pStyle w:val="Heading2"/>
       </w:pPr>
       <w:r>
-        <w:t>Categoria</w:t>
+        <w:t>カテゴリー</w:t>
       </w:r>
     </w:p>
     <w:p>
@@ -3389,12 +4519,12 @@
         <w:pStyle w:val="Heading2"/>
       </w:pPr>
       <w:r>
-        <w:t>Termo Japonês</w:t>
-      </w:r>
-    </w:p>
-    <w:p>
-      <w:r>
-        <w:t>破裂・爆発</w:t>
+        <w:t>日本語用語</w:t>
+      </w:r>
+    </w:p>
+    <w:p>
+      <w:r>
+        <w:t>雹災</w:t>
       </w:r>
     </w:p>
     <w:p>
@@ -3402,12 +4532,12 @@
         <w:pStyle w:val="Heading2"/>
       </w:pPr>
       <w:r>
-        <w:t>Tradução Português</w:t>
-      </w:r>
-    </w:p>
-    <w:p>
-      <w:r>
-        <w:t>Ruptura ou explosão</w:t>
+        <w:t>ポルトガル語訳</w:t>
+      </w:r>
+    </w:p>
+    <w:p>
+      <w:r>
+        <w:t>Danos por granizo</w:t>
       </w:r>
     </w:p>
     <w:p>
@@ -3415,12 +4545,12 @@
         <w:pStyle w:val="Heading2"/>
       </w:pPr>
       <w:r>
-        <w:t>Definição Técnica</w:t>
-      </w:r>
-    </w:p>
-    <w:p>
-      <w:r>
-        <w:t>Dano decorrente de ruptura ou explosão acidental de equipamentos, gás ou outros elementos previstos no contrato.</w:t>
+        <w:t>技術的定義</w:t>
+      </w:r>
+    </w:p>
+    <w:p>
+      <w:r>
+        <w:t>雹災とは、火災保険の相談・契約・保険金請求または契約管理において確認すべき専門用語です。具体的な意味、適用範囲、必要書類、支払可否は、保険商品、契約条件、事故状況および保険会社の判断によって異なります。</w:t>
       </w:r>
     </w:p>
     <w:p>
@@ -3428,12 +4558,12 @@
         <w:pStyle w:val="Heading2"/>
       </w:pPr>
       <w:r>
-        <w:t>Explicação Simplificada</w:t>
-      </w:r>
-    </w:p>
-    <w:p>
-      <w:r>
-        <w:t>É dano causado por explosão ou ruptura acidental.</w:t>
+        <w:t>簡単な説明</w:t>
+      </w:r>
+    </w:p>
+    <w:p>
+      <w:r>
+        <w:t>お客様には、「Danos por granizo」に関する内容を、契約内容、条件、必要書類に分けて確認することとして説明します。</w:t>
       </w:r>
     </w:p>
     <w:p>
@@ -3441,12 +4571,22 @@
         <w:pStyle w:val="Heading2"/>
       </w:pPr>
       <w:r>
-        <w:t>Como explicar ao cliente brasileiro</w:t>
-      </w:r>
-    </w:p>
-    <w:p>
-      <w:r>
-        <w:t>A seguradora analisará a causa e se ela está dentro da cobertura.</w:t>
+        <w:t>ブラジル人顧客への説明方法</w:t>
+      </w:r>
+    </w:p>
+    <w:p>
+      <w:r>
+        <w:t>Leitura para pronúncia: ヴァモス コンフィルマール ダノス ポル GRANIZO イ エスプリカール ジ フォルマ シンプレス コンフォルミ オ コントラート</w:t>
+      </w:r>
+    </w:p>
+    <w:p>
+      <w:r>
+        <w:t>Português brasileiro: Vamos confirmar danos por granizo e explicar de forma simples, conforme o contrato.</w:t>
+      </w:r>
+    </w:p>
+    <w:p>
+      <w:r>
+        <w:t>日本語確認用: 「Danos por granizo」について、契約内容に沿って分かりやすく確認します。</w:t>
       </w:r>
     </w:p>
     <w:p>
@@ -3454,7 +4594,7 @@
         <w:pStyle w:val="Heading2"/>
       </w:pPr>
       <w:r>
-        <w:t>Frases utilizadas</w:t>
+        <w:t>使用フレーズ</w:t>
       </w:r>
     </w:p>
     <w:p>
@@ -3462,23 +4602,49 @@
         <w:pStyle w:val="Heading3"/>
       </w:pPr>
       <w:r>
-        <w:t>Japonês</w:t>
-      </w:r>
-    </w:p>
-    <w:p>
-      <w:pPr>
-        <w:pStyle w:val="ListBullet"/>
-      </w:pPr>
-      <w:r>
-        <w:t>破裂・爆発について確認しましょう。</w:t>
-      </w:r>
-    </w:p>
-    <w:p>
-      <w:pPr>
-        <w:pStyle w:val="ListBullet"/>
-      </w:pPr>
-      <w:r>
-        <w:t>契約内容と補償範囲を分かりやすく説明します。</w:t>
+        <w:t>顧客に伝えるポルトガル語</w:t>
+      </w:r>
+    </w:p>
+    <w:p>
+      <w:pPr>
+        <w:pStyle w:val="ListBullet"/>
+      </w:pPr>
+      <w:r>
+        <w:t>Leitura para pronúncia: ヴァモス コンフィルマール ダノス ポル GRANIZO</w:t>
+      </w:r>
+    </w:p>
+    <w:p>
+      <w:r>
+        <w:t xml:space="preserve">  Português brasileiro: Vamos confirmar danos por granizo.</w:t>
+      </w:r>
+    </w:p>
+    <w:p>
+      <w:pPr>
+        <w:pStyle w:val="ListBullet2"/>
+      </w:pPr>
+      <w:r>
+        <w:t>日本語確認用: 「Danos por granizo」について確認しましょう。</w:t>
+      </w:r>
+    </w:p>
+    <w:p>
+      <w:pPr>
+        <w:pStyle w:val="ListBullet"/>
+      </w:pPr>
+      <w:r>
+        <w:t>Leitura para pronúncia: VOU エスプリカール ジ フォルマ シンプレス コンフォルミ オ コントラート</w:t>
+      </w:r>
+    </w:p>
+    <w:p>
+      <w:r>
+        <w:t xml:space="preserve">  Português brasileiro: Vou explicar de forma simples, conforme o contrato.</w:t>
+      </w:r>
+    </w:p>
+    <w:p>
+      <w:pPr>
+        <w:pStyle w:val="ListBullet2"/>
+      </w:pPr>
+      <w:r>
+        <w:t>日本語確認用: 契約内容に沿って、分かりやすく説明します。</w:t>
       </w:r>
     </w:p>
     <w:p>
@@ -3486,23 +4652,23 @@
         <w:pStyle w:val="Heading3"/>
       </w:pPr>
       <w:r>
-        <w:t>Português brasileiro</w:t>
-      </w:r>
-    </w:p>
-    <w:p>
-      <w:pPr>
-        <w:pStyle w:val="ListBullet"/>
-      </w:pPr>
-      <w:r>
-        <w:t>Vamos confirmar ruptura ou explosão.</w:t>
-      </w:r>
-    </w:p>
-    <w:p>
-      <w:pPr>
-        <w:pStyle w:val="ListBullet"/>
-      </w:pPr>
-      <w:r>
-        <w:t>Vou explicar a cobertura e os limites do contrato de forma simples.</w:t>
+        <w:t>社内確認用の日本語</w:t>
+      </w:r>
+    </w:p>
+    <w:p>
+      <w:pPr>
+        <w:pStyle w:val="ListBullet"/>
+      </w:pPr>
+      <w:r>
+        <w:t>雹災について確認しましょう。</w:t>
+      </w:r>
+    </w:p>
+    <w:p>
+      <w:pPr>
+        <w:pStyle w:val="ListBullet"/>
+      </w:pPr>
+      <w:r>
+        <w:t>契約内容と必要書類を分けて確認します.</w:t>
       </w:r>
     </w:p>
     <w:p>
@@ -3510,15 +4676,15 @@
         <w:pStyle w:val="Heading2"/>
       </w:pPr>
       <w:r>
-        <w:t>Perguntas frequentes</w:t>
-      </w:r>
-    </w:p>
-    <w:p>
-      <w:pPr>
-        <w:pStyle w:val="ListBullet"/>
-      </w:pPr>
-      <w:r>
-        <w:t>FAQ-FIRE-0010</w:t>
+        <w:t>よくある質問</w:t>
+      </w:r>
+    </w:p>
+    <w:p>
+      <w:pPr>
+        <w:pStyle w:val="ListBullet"/>
+      </w:pPr>
+      <w:r>
+        <w:t>FAQ-FIRE-0012</w:t>
       </w:r>
     </w:p>
     <w:p>
@@ -3526,15 +4692,7 @@
         <w:pStyle w:val="Heading2"/>
       </w:pPr>
       <w:r>
-        <w:t>Termos relacionados</w:t>
-      </w:r>
-    </w:p>
-    <w:p>
-      <w:pPr>
-        <w:pStyle w:val="ListBullet"/>
-      </w:pPr>
-      <w:r>
-        <w:t>FIRE-0009 - 落雷 - Queda de raio</w:t>
+        <w:t>関連用語</w:t>
       </w:r>
     </w:p>
     <w:p>
@@ -3547,18 +4705,26 @@
     </w:p>
     <w:p>
       <w:pPr>
+        <w:pStyle w:val="ListBullet"/>
+      </w:pPr>
+      <w:r>
+        <w:t>FIRE-0013 - 雪災 - Danos por neve</w:t>
+      </w:r>
+    </w:p>
+    <w:p>
+      <w:pPr>
         <w:pStyle w:val="Heading2"/>
       </w:pPr>
       <w:r>
-        <w:t>Referências cruzadas</w:t>
-      </w:r>
-    </w:p>
-    <w:p>
-      <w:pPr>
-        <w:pStyle w:val="ListBullet"/>
-      </w:pPr>
-      <w:r>
-        <w:t>FAQ-FIRE-0010</w:t>
+        <w:t>相互参照</w:t>
+      </w:r>
+    </w:p>
+    <w:p>
+      <w:pPr>
+        <w:pStyle w:val="ListBullet"/>
+      </w:pPr>
+      <w:r>
+        <w:t>FAQ-FIRE-0012</w:t>
       </w:r>
     </w:p>
     <w:p>
@@ -3582,7 +4748,7 @@
         <w:pStyle w:val="Heading2"/>
       </w:pPr>
       <w:r>
-        <w:t>Referências</w:t>
+        <w:t>参考資料</w:t>
       </w:r>
     </w:p>
     <w:p>
@@ -3598,7 +4764,7 @@
         <w:pStyle w:val="Heading2"/>
       </w:pPr>
       <w:r>
-        <w:t>Tags</w:t>
+        <w:t>タグ</w:t>
       </w:r>
     </w:p>
     <w:p>
@@ -3614,7 +4780,7 @@
         <w:pStyle w:val="ListBullet"/>
       </w:pPr>
       <w:r>
-        <w:t>ruptura-ou-explosao</w:t>
+        <w:t>danos-por-granizo</w:t>
       </w:r>
     </w:p>
     <w:p>
@@ -3638,15 +4804,15 @@
         <w:pStyle w:val="Heading2"/>
       </w:pPr>
       <w:r>
-        <w:t>Veja também</w:t>
-      </w:r>
-    </w:p>
-    <w:p>
-      <w:pPr>
-        <w:pStyle w:val="ListBullet"/>
-      </w:pPr>
-      <w:r>
-        <w:t>`14_FAQ/FIRE/FAQ-FIRE-0010.md`</w:t>
+        <w:t>関連項目</w:t>
+      </w:r>
+    </w:p>
+    <w:p>
+      <w:pPr>
+        <w:pStyle w:val="ListBullet"/>
+      </w:pPr>
+      <w:r>
+        <w:t>`14_FAQ/FIRE/FAQ-FIRE-0012.md`</w:t>
       </w:r>
     </w:p>
     <w:p>
@@ -3654,7 +4820,7 @@
         <w:pStyle w:val="Heading2"/>
       </w:pPr>
       <w:r>
-        <w:t>Histórico de revisão</w:t>
+        <w:t>改訂履歴</w:t>
       </w:r>
     </w:p>
     <w:p>
@@ -3682,7 +4848,7 @@
         <w:pStyle w:val="Heading1"/>
       </w:pPr>
       <w:r>
-        <w:t>FIRE-0011 - 風災 - Danos por vento</w:t>
+        <w:t>FIRE-0013 - 雪災 - Danos por neve</w:t>
       </w:r>
     </w:p>
     <w:p>
@@ -3690,7 +4856,7 @@
         <w:pStyle w:val="Heading2"/>
       </w:pPr>
       <w:r>
-        <w:t>Controle</w:t>
+        <w:t>管理情報</w:t>
       </w:r>
     </w:p>
     <w:p>
@@ -3730,12 +4896,12 @@
         <w:pStyle w:val="Heading2"/>
       </w:pPr>
       <w:r>
-        <w:t>Código</w:t>
-      </w:r>
-    </w:p>
-    <w:p>
-      <w:r>
-        <w:t>FIRE-0011</w:t>
+        <w:t>コード</w:t>
+      </w:r>
+    </w:p>
+    <w:p>
+      <w:r>
+        <w:t>FIRE-0013</w:t>
       </w:r>
     </w:p>
     <w:p>
@@ -3743,7 +4909,7 @@
         <w:pStyle w:val="Heading2"/>
       </w:pPr>
       <w:r>
-        <w:t>Categoria</w:t>
+        <w:t>カテゴリー</w:t>
       </w:r>
     </w:p>
     <w:p>
@@ -3756,12 +4922,12 @@
         <w:pStyle w:val="Heading2"/>
       </w:pPr>
       <w:r>
-        <w:t>Termo Japonês</w:t>
-      </w:r>
-    </w:p>
-    <w:p>
-      <w:r>
-        <w:t>風災</w:t>
+        <w:t>日本語用語</w:t>
+      </w:r>
+    </w:p>
+    <w:p>
+      <w:r>
+        <w:t>雪災</w:t>
       </w:r>
     </w:p>
     <w:p>
@@ -3769,12 +4935,12 @@
         <w:pStyle w:val="Heading2"/>
       </w:pPr>
       <w:r>
-        <w:t>Tradução Português</w:t>
-      </w:r>
-    </w:p>
-    <w:p>
-      <w:r>
-        <w:t>Danos por vento</w:t>
+        <w:t>ポルトガル語訳</w:t>
+      </w:r>
+    </w:p>
+    <w:p>
+      <w:r>
+        <w:t>Danos por neve</w:t>
       </w:r>
     </w:p>
     <w:p>
@@ -3782,12 +4948,12 @@
         <w:pStyle w:val="Heading2"/>
       </w:pPr>
       <w:r>
-        <w:t>Definição Técnica</w:t>
-      </w:r>
-    </w:p>
-    <w:p>
-      <w:r>
-        <w:t>Danos causados por vento forte, tufão ou fenômeno semelhante, conforme condições e limites da apólice.</w:t>
+        <w:t>技術的定義</w:t>
+      </w:r>
+    </w:p>
+    <w:p>
+      <w:r>
+        <w:t>雪災とは、火災保険の相談・契約・保険金請求または契約管理において確認すべき専門用語です。具体的な意味、適用範囲、必要書類、支払可否は、保険商品、契約条件、事故状況および保険会社の判断によって異なります。</w:t>
       </w:r>
     </w:p>
     <w:p>
@@ -3795,12 +4961,12 @@
         <w:pStyle w:val="Heading2"/>
       </w:pPr>
       <w:r>
-        <w:t>Explicação Simplificada</w:t>
-      </w:r>
-    </w:p>
-    <w:p>
-      <w:r>
-        <w:t>É dano causado por vento forte ou tufão.</w:t>
+        <w:t>簡単な説明</w:t>
+      </w:r>
+    </w:p>
+    <w:p>
+      <w:r>
+        <w:t>お客様には、「Danos por neve」に関する内容を、契約内容、条件、必要書類に分けて確認することとして説明します。</w:t>
       </w:r>
     </w:p>
     <w:p>
@@ -3808,12 +4974,22 @@
         <w:pStyle w:val="Heading2"/>
       </w:pPr>
       <w:r>
-        <w:t>Como explicar ao cliente brasileiro</w:t>
-      </w:r>
-    </w:p>
-    <w:p>
-      <w:r>
-        <w:t>No Japão, danos de tufão devem ser explicados separando cobertura, franquia e documentos necessários.</w:t>
+        <w:t>ブラジル人顧客への説明方法</w:t>
+      </w:r>
+    </w:p>
+    <w:p>
+      <w:r>
+        <w:t>Leitura para pronúncia: ヴァモス コンフィルマール ダノス ポル NEVE イ エスプリカール ジ フォルマ シンプレス コンフォルミ オ コントラート</w:t>
+      </w:r>
+    </w:p>
+    <w:p>
+      <w:r>
+        <w:t>Português brasileiro: Vamos confirmar danos por neve e explicar de forma simples, conforme o contrato.</w:t>
+      </w:r>
+    </w:p>
+    <w:p>
+      <w:r>
+        <w:t>日本語確認用: 「Danos por neve」について、契約内容に沿って分かりやすく確認します。</w:t>
       </w:r>
     </w:p>
     <w:p>
@@ -3821,7 +4997,7 @@
         <w:pStyle w:val="Heading2"/>
       </w:pPr>
       <w:r>
-        <w:t>Frases utilizadas</w:t>
+        <w:t>使用フレーズ</w:t>
       </w:r>
     </w:p>
     <w:p>
@@ -3829,23 +5005,49 @@
         <w:pStyle w:val="Heading3"/>
       </w:pPr>
       <w:r>
-        <w:t>Japonês</w:t>
-      </w:r>
-    </w:p>
-    <w:p>
-      <w:pPr>
-        <w:pStyle w:val="ListBullet"/>
-      </w:pPr>
-      <w:r>
-        <w:t>風災について確認しましょう。</w:t>
-      </w:r>
-    </w:p>
-    <w:p>
-      <w:pPr>
-        <w:pStyle w:val="ListBullet"/>
-      </w:pPr>
-      <w:r>
-        <w:t>契約内容と補償範囲を分かりやすく説明します。</w:t>
+        <w:t>顧客に伝えるポルトガル語</w:t>
+      </w:r>
+    </w:p>
+    <w:p>
+      <w:pPr>
+        <w:pStyle w:val="ListBullet"/>
+      </w:pPr>
+      <w:r>
+        <w:t>Leitura para pronúncia: ヴァモス コンフィルマール ダノス ポル NEVE</w:t>
+      </w:r>
+    </w:p>
+    <w:p>
+      <w:r>
+        <w:t xml:space="preserve">  Português brasileiro: Vamos confirmar danos por neve.</w:t>
+      </w:r>
+    </w:p>
+    <w:p>
+      <w:pPr>
+        <w:pStyle w:val="ListBullet2"/>
+      </w:pPr>
+      <w:r>
+        <w:t>日本語確認用: 「Danos por neve」について確認しましょう。</w:t>
+      </w:r>
+    </w:p>
+    <w:p>
+      <w:pPr>
+        <w:pStyle w:val="ListBullet"/>
+      </w:pPr>
+      <w:r>
+        <w:t>Leitura para pronúncia: VOU エスプリカール ジ フォルマ シンプレス コンフォルミ オ コントラート</w:t>
+      </w:r>
+    </w:p>
+    <w:p>
+      <w:r>
+        <w:t xml:space="preserve">  Português brasileiro: Vou explicar de forma simples, conforme o contrato.</w:t>
+      </w:r>
+    </w:p>
+    <w:p>
+      <w:pPr>
+        <w:pStyle w:val="ListBullet2"/>
+      </w:pPr>
+      <w:r>
+        <w:t>日本語確認用: 契約内容に沿って、分かりやすく説明します。</w:t>
       </w:r>
     </w:p>
     <w:p>
@@ -3853,23 +5055,23 @@
         <w:pStyle w:val="Heading3"/>
       </w:pPr>
       <w:r>
-        <w:t>Português brasileiro</w:t>
-      </w:r>
-    </w:p>
-    <w:p>
-      <w:pPr>
-        <w:pStyle w:val="ListBullet"/>
-      </w:pPr>
-      <w:r>
-        <w:t>Vamos confirmar danos por vento.</w:t>
-      </w:r>
-    </w:p>
-    <w:p>
-      <w:pPr>
-        <w:pStyle w:val="ListBullet"/>
-      </w:pPr>
-      <w:r>
-        <w:t>Vou explicar a cobertura e os limites do contrato de forma simples.</w:t>
+        <w:t>社内確認用の日本語</w:t>
+      </w:r>
+    </w:p>
+    <w:p>
+      <w:pPr>
+        <w:pStyle w:val="ListBullet"/>
+      </w:pPr>
+      <w:r>
+        <w:t>雪災について確認しましょう。</w:t>
+      </w:r>
+    </w:p>
+    <w:p>
+      <w:pPr>
+        <w:pStyle w:val="ListBullet"/>
+      </w:pPr>
+      <w:r>
+        <w:t>契約内容と必要書類を分けて確認します.</w:t>
       </w:r>
     </w:p>
     <w:p>
@@ -3877,15 +5079,15 @@
         <w:pStyle w:val="Heading2"/>
       </w:pPr>
       <w:r>
-        <w:t>Perguntas frequentes</w:t>
-      </w:r>
-    </w:p>
-    <w:p>
-      <w:pPr>
-        <w:pStyle w:val="ListBullet"/>
-      </w:pPr>
-      <w:r>
-        <w:t>FAQ-FIRE-0011</w:t>
+        <w:t>よくある質問</w:t>
+      </w:r>
+    </w:p>
+    <w:p>
+      <w:pPr>
+        <w:pStyle w:val="ListBullet"/>
+      </w:pPr>
+      <w:r>
+        <w:t>FAQ-FIRE-0013</w:t>
       </w:r>
     </w:p>
     <w:p>
@@ -3893,15 +5095,7 @@
         <w:pStyle w:val="Heading2"/>
       </w:pPr>
       <w:r>
-        <w:t>Termos relacionados</w:t>
-      </w:r>
-    </w:p>
-    <w:p>
-      <w:pPr>
-        <w:pStyle w:val="ListBullet"/>
-      </w:pPr>
-      <w:r>
-        <w:t>FIRE-0010 - 破裂・爆発 - Ruptura ou explosão</w:t>
+        <w:t>関連用語</w:t>
       </w:r>
     </w:p>
     <w:p>
@@ -3914,34 +5108,42 @@
     </w:p>
     <w:p>
       <w:pPr>
+        <w:pStyle w:val="ListBullet"/>
+      </w:pPr>
+      <w:r>
+        <w:t>FIRE-0014 - 水災 - Danos por inundação</w:t>
+      </w:r>
+    </w:p>
+    <w:p>
+      <w:pPr>
         <w:pStyle w:val="Heading2"/>
       </w:pPr>
       <w:r>
-        <w:t>Referências cruzadas</w:t>
-      </w:r>
-    </w:p>
-    <w:p>
-      <w:pPr>
-        <w:pStyle w:val="ListBullet"/>
-      </w:pPr>
-      <w:r>
-        <w:t>FAQ-FIRE-0011</w:t>
-      </w:r>
-    </w:p>
-    <w:p>
-      <w:pPr>
-        <w:pStyle w:val="ListBullet"/>
-      </w:pPr>
-      <w:r>
-        <w:t>DIALOGUE-FIRE-0003</w:t>
-      </w:r>
-    </w:p>
-    <w:p>
-      <w:pPr>
-        <w:pStyle w:val="ListBullet"/>
-      </w:pPr>
-      <w:r>
-        <w:t>CASE-FIRE-0004</w:t>
+        <w:t>相互参照</w:t>
+      </w:r>
+    </w:p>
+    <w:p>
+      <w:pPr>
+        <w:pStyle w:val="ListBullet"/>
+      </w:pPr>
+      <w:r>
+        <w:t>FAQ-FIRE-0013</w:t>
+      </w:r>
+    </w:p>
+    <w:p>
+      <w:pPr>
+        <w:pStyle w:val="ListBullet"/>
+      </w:pPr>
+      <w:r>
+        <w:t>DIALOGUE-FIRE-0004</w:t>
+      </w:r>
+    </w:p>
+    <w:p>
+      <w:pPr>
+        <w:pStyle w:val="ListBullet"/>
+      </w:pPr>
+      <w:r>
+        <w:t>CASE-FIRE-0005</w:t>
       </w:r>
     </w:p>
     <w:p>
@@ -3949,7 +5151,7 @@
         <w:pStyle w:val="Heading2"/>
       </w:pPr>
       <w:r>
-        <w:t>Referências</w:t>
+        <w:t>参考資料</w:t>
       </w:r>
     </w:p>
     <w:p>
@@ -3965,7 +5167,7 @@
         <w:pStyle w:val="Heading2"/>
       </w:pPr>
       <w:r>
-        <w:t>Tags</w:t>
+        <w:t>タグ</w:t>
       </w:r>
     </w:p>
     <w:p>
@@ -3981,7 +5183,7 @@
         <w:pStyle w:val="ListBullet"/>
       </w:pPr>
       <w:r>
-        <w:t>danos-por-vento</w:t>
+        <w:t>danos-por-neve</w:t>
       </w:r>
     </w:p>
     <w:p>
@@ -4005,15 +5207,15 @@
         <w:pStyle w:val="Heading2"/>
       </w:pPr>
       <w:r>
-        <w:t>Veja também</w:t>
-      </w:r>
-    </w:p>
-    <w:p>
-      <w:pPr>
-        <w:pStyle w:val="ListBullet"/>
-      </w:pPr>
-      <w:r>
-        <w:t>`14_FAQ/FIRE/FAQ-FIRE-0011.md`</w:t>
+        <w:t>関連項目</w:t>
+      </w:r>
+    </w:p>
+    <w:p>
+      <w:pPr>
+        <w:pStyle w:val="ListBullet"/>
+      </w:pPr>
+      <w:r>
+        <w:t>`14_FAQ/FIRE/FAQ-FIRE-0013.md`</w:t>
       </w:r>
     </w:p>
     <w:p>
@@ -4021,7 +5223,7 @@
         <w:pStyle w:val="Heading2"/>
       </w:pPr>
       <w:r>
-        <w:t>Histórico de revisão</w:t>
+        <w:t>改訂履歴</w:t>
       </w:r>
     </w:p>
     <w:p>
@@ -4049,7 +5251,7 @@
         <w:pStyle w:val="Heading1"/>
       </w:pPr>
       <w:r>
-        <w:t>FIRE-0012 - 雹災 - Danos por granizo</w:t>
+        <w:t>FIRE-0014 - 水災 - Danos por inundação</w:t>
       </w:r>
     </w:p>
     <w:p>
@@ -4057,7 +5259,7 @@
         <w:pStyle w:val="Heading2"/>
       </w:pPr>
       <w:r>
-        <w:t>Controle</w:t>
+        <w:t>管理情報</w:t>
       </w:r>
     </w:p>
     <w:p>
@@ -4097,12 +5299,12 @@
         <w:pStyle w:val="Heading2"/>
       </w:pPr>
       <w:r>
-        <w:t>Código</w:t>
-      </w:r>
-    </w:p>
-    <w:p>
-      <w:r>
-        <w:t>FIRE-0012</w:t>
+        <w:t>コード</w:t>
+      </w:r>
+    </w:p>
+    <w:p>
+      <w:r>
+        <w:t>FIRE-0014</w:t>
       </w:r>
     </w:p>
     <w:p>
@@ -4110,7 +5312,7 @@
         <w:pStyle w:val="Heading2"/>
       </w:pPr>
       <w:r>
-        <w:t>Categoria</w:t>
+        <w:t>カテゴリー</w:t>
       </w:r>
     </w:p>
     <w:p>
@@ -4123,12 +5325,12 @@
         <w:pStyle w:val="Heading2"/>
       </w:pPr>
       <w:r>
-        <w:t>Termo Japonês</w:t>
-      </w:r>
-    </w:p>
-    <w:p>
-      <w:r>
-        <w:t>雹災</w:t>
+        <w:t>日本語用語</w:t>
+      </w:r>
+    </w:p>
+    <w:p>
+      <w:r>
+        <w:t>水災</w:t>
       </w:r>
     </w:p>
     <w:p>
@@ -4136,12 +5338,12 @@
         <w:pStyle w:val="Heading2"/>
       </w:pPr>
       <w:r>
-        <w:t>Tradução Português</w:t>
-      </w:r>
-    </w:p>
-    <w:p>
-      <w:r>
-        <w:t>Danos por granizo</w:t>
+        <w:t>ポルトガル語訳</w:t>
+      </w:r>
+    </w:p>
+    <w:p>
+      <w:r>
+        <w:t>Danos por inundação</w:t>
       </w:r>
     </w:p>
     <w:p>
@@ -4149,12 +5351,12 @@
         <w:pStyle w:val="Heading2"/>
       </w:pPr>
       <w:r>
-        <w:t>Definição Técnica</w:t>
-      </w:r>
-    </w:p>
-    <w:p>
-      <w:r>
-        <w:t>Danos causados por queda de granizo ao objeto segurado, conforme contrato.</w:t>
+        <w:t>技術的定義</w:t>
+      </w:r>
+    </w:p>
+    <w:p>
+      <w:r>
+        <w:t>水災とは、火災保険の相談・契約・保険金請求または契約管理において確認すべき専門用語です。具体的な意味、適用範囲、必要書類、支払可否は、保険商品、契約条件、事故状況および保険会社の判断によって異なります。</w:t>
       </w:r>
     </w:p>
     <w:p>
@@ -4162,12 +5364,12 @@
         <w:pStyle w:val="Heading2"/>
       </w:pPr>
       <w:r>
-        <w:t>Explicação Simplificada</w:t>
-      </w:r>
-    </w:p>
-    <w:p>
-      <w:r>
-        <w:t>É dano causado por pedras de gelo que caem durante tempestade.</w:t>
+        <w:t>簡単な説明</w:t>
+      </w:r>
+    </w:p>
+    <w:p>
+      <w:r>
+        <w:t>お客様には、「Danos por inundação」に関する内容を、契約内容、条件、必要書類に分けて確認することとして説明します。</w:t>
       </w:r>
     </w:p>
     <w:p>
@@ -4175,12 +5377,22 @@
         <w:pStyle w:val="Heading2"/>
       </w:pPr>
       <w:r>
-        <w:t>Como explicar ao cliente brasileiro</w:t>
-      </w:r>
-    </w:p>
-    <w:p>
-      <w:r>
-        <w:t>Fotos, data da ocorrência e confirmação do dano ajudam na comunicação com a seguradora.</w:t>
+        <w:t>ブラジル人顧客への説明方法</w:t>
+      </w:r>
+    </w:p>
+    <w:p>
+      <w:r>
+        <w:t>Leitura para pronúncia: ヴァモス コンフィルマール ダノス ポル INUNDAÇÃO イ エスプリカール ジ フォルマ シンプレス コンフォルミ オ コントラート</w:t>
+      </w:r>
+    </w:p>
+    <w:p>
+      <w:r>
+        <w:t>Português brasileiro: Vamos confirmar danos por inundação e explicar de forma simples, conforme o contrato.</w:t>
+      </w:r>
+    </w:p>
+    <w:p>
+      <w:r>
+        <w:t>日本語確認用: 「Danos por inundação」について、契約内容に沿って分かりやすく確認します。</w:t>
       </w:r>
     </w:p>
     <w:p>
@@ -4188,7 +5400,7 @@
         <w:pStyle w:val="Heading2"/>
       </w:pPr>
       <w:r>
-        <w:t>Frases utilizadas</w:t>
+        <w:t>使用フレーズ</w:t>
       </w:r>
     </w:p>
     <w:p>
@@ -4196,23 +5408,49 @@
         <w:pStyle w:val="Heading3"/>
       </w:pPr>
       <w:r>
-        <w:t>Japonês</w:t>
-      </w:r>
-    </w:p>
-    <w:p>
-      <w:pPr>
-        <w:pStyle w:val="ListBullet"/>
-      </w:pPr>
-      <w:r>
-        <w:t>雹災について確認しましょう。</w:t>
-      </w:r>
-    </w:p>
-    <w:p>
-      <w:pPr>
-        <w:pStyle w:val="ListBullet"/>
-      </w:pPr>
-      <w:r>
-        <w:t>契約内容と補償範囲を分かりやすく説明します。</w:t>
+        <w:t>顧客に伝えるポルトガル語</w:t>
+      </w:r>
+    </w:p>
+    <w:p>
+      <w:pPr>
+        <w:pStyle w:val="ListBullet"/>
+      </w:pPr>
+      <w:r>
+        <w:t>Leitura para pronúncia: ヴァモス コンフィルマール ダノス ポル INUNDAÇÃO</w:t>
+      </w:r>
+    </w:p>
+    <w:p>
+      <w:r>
+        <w:t xml:space="preserve">  Português brasileiro: Vamos confirmar danos por inundação.</w:t>
+      </w:r>
+    </w:p>
+    <w:p>
+      <w:pPr>
+        <w:pStyle w:val="ListBullet2"/>
+      </w:pPr>
+      <w:r>
+        <w:t>日本語確認用: 「Danos por inundação」について確認しましょう。</w:t>
+      </w:r>
+    </w:p>
+    <w:p>
+      <w:pPr>
+        <w:pStyle w:val="ListBullet"/>
+      </w:pPr>
+      <w:r>
+        <w:t>Leitura para pronúncia: VOU エスプリカール ジ フォルマ シンプレス コンフォルミ オ コントラート</w:t>
+      </w:r>
+    </w:p>
+    <w:p>
+      <w:r>
+        <w:t xml:space="preserve">  Português brasileiro: Vou explicar de forma simples, conforme o contrato.</w:t>
+      </w:r>
+    </w:p>
+    <w:p>
+      <w:pPr>
+        <w:pStyle w:val="ListBullet2"/>
+      </w:pPr>
+      <w:r>
+        <w:t>日本語確認用: 契約内容に沿って、分かりやすく説明します。</w:t>
       </w:r>
     </w:p>
     <w:p>
@@ -4220,23 +5458,23 @@
         <w:pStyle w:val="Heading3"/>
       </w:pPr>
       <w:r>
-        <w:t>Português brasileiro</w:t>
-      </w:r>
-    </w:p>
-    <w:p>
-      <w:pPr>
-        <w:pStyle w:val="ListBullet"/>
-      </w:pPr>
-      <w:r>
-        <w:t>Vamos confirmar danos por granizo.</w:t>
-      </w:r>
-    </w:p>
-    <w:p>
-      <w:pPr>
-        <w:pStyle w:val="ListBullet"/>
-      </w:pPr>
-      <w:r>
-        <w:t>Vou explicar a cobertura e os limites do contrato de forma simples.</w:t>
+        <w:t>社内確認用の日本語</w:t>
+      </w:r>
+    </w:p>
+    <w:p>
+      <w:pPr>
+        <w:pStyle w:val="ListBullet"/>
+      </w:pPr>
+      <w:r>
+        <w:t>水災について確認しましょう。</w:t>
+      </w:r>
+    </w:p>
+    <w:p>
+      <w:pPr>
+        <w:pStyle w:val="ListBullet"/>
+      </w:pPr>
+      <w:r>
+        <w:t>契約内容と必要書類を分けて確認します.</w:t>
       </w:r>
     </w:p>
     <w:p>
@@ -4244,15 +5482,15 @@
         <w:pStyle w:val="Heading2"/>
       </w:pPr>
       <w:r>
-        <w:t>Perguntas frequentes</w:t>
-      </w:r>
-    </w:p>
-    <w:p>
-      <w:pPr>
-        <w:pStyle w:val="ListBullet"/>
-      </w:pPr>
-      <w:r>
-        <w:t>FAQ-FIRE-0012</w:t>
+        <w:t>よくある質問</w:t>
+      </w:r>
+    </w:p>
+    <w:p>
+      <w:pPr>
+        <w:pStyle w:val="ListBullet"/>
+      </w:pPr>
+      <w:r>
+        <w:t>FAQ-FIRE-0014</w:t>
       </w:r>
     </w:p>
     <w:p>
@@ -4260,15 +5498,7 @@
         <w:pStyle w:val="Heading2"/>
       </w:pPr>
       <w:r>
-        <w:t>Termos relacionados</w:t>
-      </w:r>
-    </w:p>
-    <w:p>
-      <w:pPr>
-        <w:pStyle w:val="ListBullet"/>
-      </w:pPr>
-      <w:r>
-        <w:t>FIRE-0011 - 風災 - Danos por vento</w:t>
+        <w:t>関連用語</w:t>
       </w:r>
     </w:p>
     <w:p>
@@ -4281,34 +5511,42 @@
     </w:p>
     <w:p>
       <w:pPr>
+        <w:pStyle w:val="ListBullet"/>
+      </w:pPr>
+      <w:r>
+        <w:t>FIRE-0015 - 水濡れ - Danos por vazamento de água</w:t>
+      </w:r>
+    </w:p>
+    <w:p>
+      <w:pPr>
         <w:pStyle w:val="Heading2"/>
       </w:pPr>
       <w:r>
-        <w:t>Referências cruzadas</w:t>
-      </w:r>
-    </w:p>
-    <w:p>
-      <w:pPr>
-        <w:pStyle w:val="ListBullet"/>
-      </w:pPr>
-      <w:r>
-        <w:t>FAQ-FIRE-0012</w:t>
-      </w:r>
-    </w:p>
-    <w:p>
-      <w:pPr>
-        <w:pStyle w:val="ListBullet"/>
-      </w:pPr>
-      <w:r>
-        <w:t>DIALOGUE-FIRE-0003</w:t>
-      </w:r>
-    </w:p>
-    <w:p>
-      <w:pPr>
-        <w:pStyle w:val="ListBullet"/>
-      </w:pPr>
-      <w:r>
-        <w:t>CASE-FIRE-0004</w:t>
+        <w:t>相互参照</w:t>
+      </w:r>
+    </w:p>
+    <w:p>
+      <w:pPr>
+        <w:pStyle w:val="ListBullet"/>
+      </w:pPr>
+      <w:r>
+        <w:t>FAQ-FIRE-0014</w:t>
+      </w:r>
+    </w:p>
+    <w:p>
+      <w:pPr>
+        <w:pStyle w:val="ListBullet"/>
+      </w:pPr>
+      <w:r>
+        <w:t>DIALOGUE-FIRE-0004</w:t>
+      </w:r>
+    </w:p>
+    <w:p>
+      <w:pPr>
+        <w:pStyle w:val="ListBullet"/>
+      </w:pPr>
+      <w:r>
+        <w:t>CASE-FIRE-0005</w:t>
       </w:r>
     </w:p>
     <w:p>
@@ -4316,7 +5554,7 @@
         <w:pStyle w:val="Heading2"/>
       </w:pPr>
       <w:r>
-        <w:t>Referências</w:t>
+        <w:t>参考資料</w:t>
       </w:r>
     </w:p>
     <w:p>
@@ -4332,7 +5570,7 @@
         <w:pStyle w:val="Heading2"/>
       </w:pPr>
       <w:r>
-        <w:t>Tags</w:t>
+        <w:t>タグ</w:t>
       </w:r>
     </w:p>
     <w:p>
@@ -4348,7 +5586,7 @@
         <w:pStyle w:val="ListBullet"/>
       </w:pPr>
       <w:r>
-        <w:t>danos-por-granizo</w:t>
+        <w:t>danos-por-inundacao</w:t>
       </w:r>
     </w:p>
     <w:p>
@@ -4372,15 +5610,15 @@
         <w:pStyle w:val="Heading2"/>
       </w:pPr>
       <w:r>
-        <w:t>Veja também</w:t>
-      </w:r>
-    </w:p>
-    <w:p>
-      <w:pPr>
-        <w:pStyle w:val="ListBullet"/>
-      </w:pPr>
-      <w:r>
-        <w:t>`14_FAQ/FIRE/FAQ-FIRE-0012.md`</w:t>
+        <w:t>関連項目</w:t>
+      </w:r>
+    </w:p>
+    <w:p>
+      <w:pPr>
+        <w:pStyle w:val="ListBullet"/>
+      </w:pPr>
+      <w:r>
+        <w:t>`14_FAQ/FIRE/FAQ-FIRE-0014.md`</w:t>
       </w:r>
     </w:p>
     <w:p>
@@ -4388,7 +5626,7 @@
         <w:pStyle w:val="Heading2"/>
       </w:pPr>
       <w:r>
-        <w:t>Histórico de revisão</w:t>
+        <w:t>改訂履歴</w:t>
       </w:r>
     </w:p>
     <w:p>
@@ -4416,7 +5654,7 @@
         <w:pStyle w:val="Heading1"/>
       </w:pPr>
       <w:r>
-        <w:t>FIRE-0013 - 雪災 - Danos por neve</w:t>
+        <w:t>FIRE-0015 - 水濡れ - Danos por vazamento de água</w:t>
       </w:r>
     </w:p>
     <w:p>
@@ -4424,7 +5662,7 @@
         <w:pStyle w:val="Heading2"/>
       </w:pPr>
       <w:r>
-        <w:t>Controle</w:t>
+        <w:t>管理情報</w:t>
       </w:r>
     </w:p>
     <w:p>
@@ -4464,12 +5702,12 @@
         <w:pStyle w:val="Heading2"/>
       </w:pPr>
       <w:r>
-        <w:t>Código</w:t>
-      </w:r>
-    </w:p>
-    <w:p>
-      <w:r>
-        <w:t>FIRE-0013</w:t>
+        <w:t>コード</w:t>
+      </w:r>
+    </w:p>
+    <w:p>
+      <w:r>
+        <w:t>FIRE-0015</w:t>
       </w:r>
     </w:p>
     <w:p>
@@ -4477,7 +5715,7 @@
         <w:pStyle w:val="Heading2"/>
       </w:pPr>
       <w:r>
-        <w:t>Categoria</w:t>
+        <w:t>カテゴリー</w:t>
       </w:r>
     </w:p>
     <w:p>
@@ -4490,12 +5728,12 @@
         <w:pStyle w:val="Heading2"/>
       </w:pPr>
       <w:r>
-        <w:t>Termo Japonês</w:t>
-      </w:r>
-    </w:p>
-    <w:p>
-      <w:r>
-        <w:t>雪災</w:t>
+        <w:t>日本語用語</w:t>
+      </w:r>
+    </w:p>
+    <w:p>
+      <w:r>
+        <w:t>水濡れ</w:t>
       </w:r>
     </w:p>
     <w:p>
@@ -4503,12 +5741,12 @@
         <w:pStyle w:val="Heading2"/>
       </w:pPr>
       <w:r>
-        <w:t>Tradução Português</w:t>
-      </w:r>
-    </w:p>
-    <w:p>
-      <w:r>
-        <w:t>Danos por neve</w:t>
+        <w:t>ポルトガル語訳</w:t>
+      </w:r>
+    </w:p>
+    <w:p>
+      <w:r>
+        <w:t>Danos por vazamento de água</w:t>
       </w:r>
     </w:p>
     <w:p>
@@ -4516,12 +5754,12 @@
         <w:pStyle w:val="Heading2"/>
       </w:pPr>
       <w:r>
-        <w:t>Definição Técnica</w:t>
-      </w:r>
-    </w:p>
-    <w:p>
-      <w:r>
-        <w:t>Danos causados por neve acumulada, queda de neve ou fenômeno relacionado, conforme condições contratadas.</w:t>
+        <w:t>技術的定義</w:t>
+      </w:r>
+    </w:p>
+    <w:p>
+      <w:r>
+        <w:t>水濡れとは、火災保険の相談・契約・保険金請求または契約管理において確認すべき専門用語です。具体的な意味、適用範囲、必要書類、支払可否は、保険商品、契約条件、事故状況および保険会社の判断によって異なります。</w:t>
       </w:r>
     </w:p>
     <w:p>
@@ -4529,12 +5767,12 @@
         <w:pStyle w:val="Heading2"/>
       </w:pPr>
       <w:r>
-        <w:t>Explicação Simplificada</w:t>
-      </w:r>
-    </w:p>
-    <w:p>
-      <w:r>
-        <w:t>É dano causado por neve, quando previsto no seguro.</w:t>
+        <w:t>簡単な説明</w:t>
+      </w:r>
+    </w:p>
+    <w:p>
+      <w:r>
+        <w:t>お客様には、「Danos por vazamento de água」に関する内容を、契約内容、条件、必要書類に分けて確認することとして説明します。</w:t>
       </w:r>
     </w:p>
     <w:p>
@@ -4542,12 +5780,22 @@
         <w:pStyle w:val="Heading2"/>
       </w:pPr>
       <w:r>
-        <w:t>Como explicar ao cliente brasileiro</w:t>
-      </w:r>
-    </w:p>
-    <w:p>
-      <w:r>
-        <w:t>Em regiões com neve, convém explicar limites, manutenção e documentos exigidos.</w:t>
+        <w:t>ブラジル人顧客への説明方法</w:t>
+      </w:r>
+    </w:p>
+    <w:p>
+      <w:r>
+        <w:t>Leitura para pronúncia: ヴァモス コンフィルマール ダノス ポル VAZAMENTO ジ ÁGUA イ エスプリカール ジ フォルマ シンプレス コンフォルミ オ コントラート</w:t>
+      </w:r>
+    </w:p>
+    <w:p>
+      <w:r>
+        <w:t>Português brasileiro: Vamos confirmar danos por vazamento de água e explicar de forma simples, conforme o contrato.</w:t>
+      </w:r>
+    </w:p>
+    <w:p>
+      <w:r>
+        <w:t>日本語確認用: 「Danos por vazamento de água」について、契約内容に沿って分かりやすく確認します。</w:t>
       </w:r>
     </w:p>
     <w:p>
@@ -4555,7 +5803,7 @@
         <w:pStyle w:val="Heading2"/>
       </w:pPr>
       <w:r>
-        <w:t>Frases utilizadas</w:t>
+        <w:t>使用フレーズ</w:t>
       </w:r>
     </w:p>
     <w:p>
@@ -4563,23 +5811,49 @@
         <w:pStyle w:val="Heading3"/>
       </w:pPr>
       <w:r>
-        <w:t>Japonês</w:t>
-      </w:r>
-    </w:p>
-    <w:p>
-      <w:pPr>
-        <w:pStyle w:val="ListBullet"/>
-      </w:pPr>
-      <w:r>
-        <w:t>雪災について確認しましょう。</w:t>
-      </w:r>
-    </w:p>
-    <w:p>
-      <w:pPr>
-        <w:pStyle w:val="ListBullet"/>
-      </w:pPr>
-      <w:r>
-        <w:t>契約内容と補償範囲を分かりやすく説明します。</w:t>
+        <w:t>顧客に伝えるポルトガル語</w:t>
+      </w:r>
+    </w:p>
+    <w:p>
+      <w:pPr>
+        <w:pStyle w:val="ListBullet"/>
+      </w:pPr>
+      <w:r>
+        <w:t>Leitura para pronúncia: ヴァモス コンフィルマール ダノス ポル VAZAMENTO ジ ÁGUA</w:t>
+      </w:r>
+    </w:p>
+    <w:p>
+      <w:r>
+        <w:t xml:space="preserve">  Português brasileiro: Vamos confirmar danos por vazamento de água.</w:t>
+      </w:r>
+    </w:p>
+    <w:p>
+      <w:pPr>
+        <w:pStyle w:val="ListBullet2"/>
+      </w:pPr>
+      <w:r>
+        <w:t>日本語確認用: 「Danos por vazamento de água」について確認しましょう。</w:t>
+      </w:r>
+    </w:p>
+    <w:p>
+      <w:pPr>
+        <w:pStyle w:val="ListBullet"/>
+      </w:pPr>
+      <w:r>
+        <w:t>Leitura para pronúncia: VOU エスプリカール ジ フォルマ シンプレス コンフォルミ オ コントラート</w:t>
+      </w:r>
+    </w:p>
+    <w:p>
+      <w:r>
+        <w:t xml:space="preserve">  Português brasileiro: Vou explicar de forma simples, conforme o contrato.</w:t>
+      </w:r>
+    </w:p>
+    <w:p>
+      <w:pPr>
+        <w:pStyle w:val="ListBullet2"/>
+      </w:pPr>
+      <w:r>
+        <w:t>日本語確認用: 契約内容に沿って、分かりやすく説明します。</w:t>
       </w:r>
     </w:p>
     <w:p>
@@ -4587,23 +5861,23 @@
         <w:pStyle w:val="Heading3"/>
       </w:pPr>
       <w:r>
-        <w:t>Português brasileiro</w:t>
-      </w:r>
-    </w:p>
-    <w:p>
-      <w:pPr>
-        <w:pStyle w:val="ListBullet"/>
-      </w:pPr>
-      <w:r>
-        <w:t>Vamos confirmar danos por neve.</w:t>
-      </w:r>
-    </w:p>
-    <w:p>
-      <w:pPr>
-        <w:pStyle w:val="ListBullet"/>
-      </w:pPr>
-      <w:r>
-        <w:t>Vou explicar a cobertura e os limites do contrato de forma simples.</w:t>
+        <w:t>社内確認用の日本語</w:t>
+      </w:r>
+    </w:p>
+    <w:p>
+      <w:pPr>
+        <w:pStyle w:val="ListBullet"/>
+      </w:pPr>
+      <w:r>
+        <w:t>水濡れについて確認しましょう。</w:t>
+      </w:r>
+    </w:p>
+    <w:p>
+      <w:pPr>
+        <w:pStyle w:val="ListBullet"/>
+      </w:pPr>
+      <w:r>
+        <w:t>契約内容と必要書類を分けて確認します.</w:t>
       </w:r>
     </w:p>
     <w:p>
@@ -4611,15 +5885,15 @@
         <w:pStyle w:val="Heading2"/>
       </w:pPr>
       <w:r>
-        <w:t>Perguntas frequentes</w:t>
-      </w:r>
-    </w:p>
-    <w:p>
-      <w:pPr>
-        <w:pStyle w:val="ListBullet"/>
-      </w:pPr>
-      <w:r>
-        <w:t>FAQ-FIRE-0013</w:t>
+        <w:t>よくある質問</w:t>
+      </w:r>
+    </w:p>
+    <w:p>
+      <w:pPr>
+        <w:pStyle w:val="ListBullet"/>
+      </w:pPr>
+      <w:r>
+        <w:t>FAQ-FIRE-0015</w:t>
       </w:r>
     </w:p>
     <w:p>
@@ -4627,15 +5901,7 @@
         <w:pStyle w:val="Heading2"/>
       </w:pPr>
       <w:r>
-        <w:t>Termos relacionados</w:t>
-      </w:r>
-    </w:p>
-    <w:p>
-      <w:pPr>
-        <w:pStyle w:val="ListBullet"/>
-      </w:pPr>
-      <w:r>
-        <w:t>FIRE-0012 - 雹災 - Danos por granizo</w:t>
+        <w:t>関連用語</w:t>
       </w:r>
     </w:p>
     <w:p>
@@ -4648,18 +5914,26 @@
     </w:p>
     <w:p>
       <w:pPr>
+        <w:pStyle w:val="ListBullet"/>
+      </w:pPr>
+      <w:r>
+        <w:t>FIRE-0016 - 盗難 - Furto ou roubo</w:t>
+      </w:r>
+    </w:p>
+    <w:p>
+      <w:pPr>
         <w:pStyle w:val="Heading2"/>
       </w:pPr>
       <w:r>
-        <w:t>Referências cruzadas</w:t>
-      </w:r>
-    </w:p>
-    <w:p>
-      <w:pPr>
-        <w:pStyle w:val="ListBullet"/>
-      </w:pPr>
-      <w:r>
-        <w:t>FAQ-FIRE-0013</w:t>
+        <w:t>相互参照</w:t>
+      </w:r>
+    </w:p>
+    <w:p>
+      <w:pPr>
+        <w:pStyle w:val="ListBullet"/>
+      </w:pPr>
+      <w:r>
+        <w:t>FAQ-FIRE-0015</w:t>
       </w:r>
     </w:p>
     <w:p>
@@ -4683,7 +5957,7 @@
         <w:pStyle w:val="Heading2"/>
       </w:pPr>
       <w:r>
-        <w:t>Referências</w:t>
+        <w:t>参考資料</w:t>
       </w:r>
     </w:p>
     <w:p>
@@ -4699,7 +5973,7 @@
         <w:pStyle w:val="Heading2"/>
       </w:pPr>
       <w:r>
-        <w:t>Tags</w:t>
+        <w:t>タグ</w:t>
       </w:r>
     </w:p>
     <w:p>
@@ -4715,7 +5989,7 @@
         <w:pStyle w:val="ListBullet"/>
       </w:pPr>
       <w:r>
-        <w:t>danos-por-neve</w:t>
+        <w:t>danos-por-vazamento-de-agua</w:t>
       </w:r>
     </w:p>
     <w:p>
@@ -4739,15 +6013,15 @@
         <w:pStyle w:val="Heading2"/>
       </w:pPr>
       <w:r>
-        <w:t>Veja também</w:t>
-      </w:r>
-    </w:p>
-    <w:p>
-      <w:pPr>
-        <w:pStyle w:val="ListBullet"/>
-      </w:pPr>
-      <w:r>
-        <w:t>`14_FAQ/FIRE/FAQ-FIRE-0013.md`</w:t>
+        <w:t>関連項目</w:t>
+      </w:r>
+    </w:p>
+    <w:p>
+      <w:pPr>
+        <w:pStyle w:val="ListBullet"/>
+      </w:pPr>
+      <w:r>
+        <w:t>`14_FAQ/FIRE/FAQ-FIRE-0015.md`</w:t>
       </w:r>
     </w:p>
     <w:p>
@@ -4755,7 +6029,7 @@
         <w:pStyle w:val="Heading2"/>
       </w:pPr>
       <w:r>
-        <w:t>Histórico de revisão</w:t>
+        <w:t>改訂履歴</w:t>
       </w:r>
     </w:p>
     <w:p>
@@ -4783,7 +6057,7 @@
         <w:pStyle w:val="Heading1"/>
       </w:pPr>
       <w:r>
-        <w:t>FIRE-0014 - 水災 - Danos por inundação</w:t>
+        <w:t>FIRE-0016 - 盗難 - Furto ou roubo</w:t>
       </w:r>
     </w:p>
     <w:p>
@@ -4791,7 +6065,7 @@
         <w:pStyle w:val="Heading2"/>
       </w:pPr>
       <w:r>
-        <w:t>Controle</w:t>
+        <w:t>管理情報</w:t>
       </w:r>
     </w:p>
     <w:p>
@@ -4831,12 +6105,12 @@
         <w:pStyle w:val="Heading2"/>
       </w:pPr>
       <w:r>
-        <w:t>Código</w:t>
-      </w:r>
-    </w:p>
-    <w:p>
-      <w:r>
-        <w:t>FIRE-0014</w:t>
+        <w:t>コード</w:t>
+      </w:r>
+    </w:p>
+    <w:p>
+      <w:r>
+        <w:t>FIRE-0016</w:t>
       </w:r>
     </w:p>
     <w:p>
@@ -4844,7 +6118,7 @@
         <w:pStyle w:val="Heading2"/>
       </w:pPr>
       <w:r>
-        <w:t>Categoria</w:t>
+        <w:t>カテゴリー</w:t>
       </w:r>
     </w:p>
     <w:p>
@@ -4857,12 +6131,12 @@
         <w:pStyle w:val="Heading2"/>
       </w:pPr>
       <w:r>
-        <w:t>Termo Japonês</w:t>
-      </w:r>
-    </w:p>
-    <w:p>
-      <w:r>
-        <w:t>水災</w:t>
+        <w:t>日本語用語</w:t>
+      </w:r>
+    </w:p>
+    <w:p>
+      <w:r>
+        <w:t>盗難</w:t>
       </w:r>
     </w:p>
     <w:p>
@@ -4870,12 +6144,12 @@
         <w:pStyle w:val="Heading2"/>
       </w:pPr>
       <w:r>
-        <w:t>Tradução Português</w:t>
-      </w:r>
-    </w:p>
-    <w:p>
-      <w:r>
-        <w:t>Danos por inundação</w:t>
+        <w:t>ポルトガル語訳</w:t>
+      </w:r>
+    </w:p>
+    <w:p>
+      <w:r>
+        <w:t>Furto ou roubo</w:t>
       </w:r>
     </w:p>
     <w:p>
@@ -4883,12 +6157,12 @@
         <w:pStyle w:val="Heading2"/>
       </w:pPr>
       <w:r>
-        <w:t>Definição Técnica</w:t>
-      </w:r>
-    </w:p>
-    <w:p>
-      <w:r>
-        <w:t>Danos causados por inundação, enchente, deslizamento ou transbordamento, conforme definição da apólice.</w:t>
+        <w:t>技術的定義</w:t>
+      </w:r>
+    </w:p>
+    <w:p>
+      <w:r>
+        <w:t>盗難とは、火災保険の相談・契約・保険金請求または契約管理において確認すべき専門用語です。具体的な意味、適用範囲、必要書類、支払可否は、保険商品、契約条件、事故状況および保険会社の判断によって異なります。</w:t>
       </w:r>
     </w:p>
     <w:p>
@@ -4896,12 +6170,12 @@
         <w:pStyle w:val="Heading2"/>
       </w:pPr>
       <w:r>
-        <w:t>Explicação Simplificada</w:t>
-      </w:r>
-    </w:p>
-    <w:p>
-      <w:r>
-        <w:t>É dano causado por água de fora, como enchente ou inundação.</w:t>
+        <w:t>簡単な説明</w:t>
+      </w:r>
+    </w:p>
+    <w:p>
+      <w:r>
+        <w:t>お客様には、「Furto ou roubo」に関する内容を、契約内容、条件、必要書類に分けて確認することとして説明します。</w:t>
       </w:r>
     </w:p>
     <w:p>
@@ -4909,12 +6183,22 @@
         <w:pStyle w:val="Heading2"/>
       </w:pPr>
       <w:r>
-        <w:t>Como explicar ao cliente brasileiro</w:t>
-      </w:r>
-    </w:p>
-    <w:p>
-      <w:r>
-        <w:t>Não confunda inundação com vazamento interno; são coberturas diferentes.</w:t>
+        <w:t>ブラジル人顧客への説明方法</w:t>
+      </w:r>
+    </w:p>
+    <w:p>
+      <w:r>
+        <w:t>Leitura para pronúncia: ヴァモス コンフィルマール FURTO OU ROUBO イ エスプリカール ジ フォルマ シンプレス コンフォルミ オ コントラート</w:t>
+      </w:r>
+    </w:p>
+    <w:p>
+      <w:r>
+        <w:t>Português brasileiro: Vamos confirmar furto ou roubo e explicar de forma simples, conforme o contrato.</w:t>
+      </w:r>
+    </w:p>
+    <w:p>
+      <w:r>
+        <w:t>日本語確認用: 「Furto ou roubo」について、契約内容に沿って分かりやすく確認します。</w:t>
       </w:r>
     </w:p>
     <w:p>
@@ -4922,7 +6206,7 @@
         <w:pStyle w:val="Heading2"/>
       </w:pPr>
       <w:r>
-        <w:t>Frases utilizadas</w:t>
+        <w:t>使用フレーズ</w:t>
       </w:r>
     </w:p>
     <w:p>
@@ -4930,23 +6214,49 @@
         <w:pStyle w:val="Heading3"/>
       </w:pPr>
       <w:r>
-        <w:t>Japonês</w:t>
-      </w:r>
-    </w:p>
-    <w:p>
-      <w:pPr>
-        <w:pStyle w:val="ListBullet"/>
-      </w:pPr>
-      <w:r>
-        <w:t>水災について確認しましょう。</w:t>
-      </w:r>
-    </w:p>
-    <w:p>
-      <w:pPr>
-        <w:pStyle w:val="ListBullet"/>
-      </w:pPr>
-      <w:r>
-        <w:t>契約内容と補償範囲を分かりやすく説明します。</w:t>
+        <w:t>顧客に伝えるポルトガル語</w:t>
+      </w:r>
+    </w:p>
+    <w:p>
+      <w:pPr>
+        <w:pStyle w:val="ListBullet"/>
+      </w:pPr>
+      <w:r>
+        <w:t>Leitura para pronúncia: ヴァモス コンフィルマール FURTO OU ROUBO</w:t>
+      </w:r>
+    </w:p>
+    <w:p>
+      <w:r>
+        <w:t xml:space="preserve">  Português brasileiro: Vamos confirmar furto ou roubo.</w:t>
+      </w:r>
+    </w:p>
+    <w:p>
+      <w:pPr>
+        <w:pStyle w:val="ListBullet2"/>
+      </w:pPr>
+      <w:r>
+        <w:t>日本語確認用: 「Furto ou roubo」について確認しましょう。</w:t>
+      </w:r>
+    </w:p>
+    <w:p>
+      <w:pPr>
+        <w:pStyle w:val="ListBullet"/>
+      </w:pPr>
+      <w:r>
+        <w:t>Leitura para pronúncia: VOU エスプリカール ジ フォルマ シンプレス コンフォルミ オ コントラート</w:t>
+      </w:r>
+    </w:p>
+    <w:p>
+      <w:r>
+        <w:t xml:space="preserve">  Português brasileiro: Vou explicar de forma simples, conforme o contrato.</w:t>
+      </w:r>
+    </w:p>
+    <w:p>
+      <w:pPr>
+        <w:pStyle w:val="ListBullet2"/>
+      </w:pPr>
+      <w:r>
+        <w:t>日本語確認用: 契約内容に沿って、分かりやすく説明します。</w:t>
       </w:r>
     </w:p>
     <w:p>
@@ -4954,23 +6264,23 @@
         <w:pStyle w:val="Heading3"/>
       </w:pPr>
       <w:r>
-        <w:t>Português brasileiro</w:t>
-      </w:r>
-    </w:p>
-    <w:p>
-      <w:pPr>
-        <w:pStyle w:val="ListBullet"/>
-      </w:pPr>
-      <w:r>
-        <w:t>Vamos confirmar danos por inundação.</w:t>
-      </w:r>
-    </w:p>
-    <w:p>
-      <w:pPr>
-        <w:pStyle w:val="ListBullet"/>
-      </w:pPr>
-      <w:r>
-        <w:t>Vou explicar a cobertura e os limites do contrato de forma simples.</w:t>
+        <w:t>社内確認用の日本語</w:t>
+      </w:r>
+    </w:p>
+    <w:p>
+      <w:pPr>
+        <w:pStyle w:val="ListBullet"/>
+      </w:pPr>
+      <w:r>
+        <w:t>盗難について確認しましょう。</w:t>
+      </w:r>
+    </w:p>
+    <w:p>
+      <w:pPr>
+        <w:pStyle w:val="ListBullet"/>
+      </w:pPr>
+      <w:r>
+        <w:t>契約内容と必要書類を分けて確認します.</w:t>
       </w:r>
     </w:p>
     <w:p>
@@ -4978,15 +6288,15 @@
         <w:pStyle w:val="Heading2"/>
       </w:pPr>
       <w:r>
-        <w:t>Perguntas frequentes</w:t>
-      </w:r>
-    </w:p>
-    <w:p>
-      <w:pPr>
-        <w:pStyle w:val="ListBullet"/>
-      </w:pPr>
-      <w:r>
-        <w:t>FAQ-FIRE-0014</w:t>
+        <w:t>よくある質問</w:t>
+      </w:r>
+    </w:p>
+    <w:p>
+      <w:pPr>
+        <w:pStyle w:val="ListBullet"/>
+      </w:pPr>
+      <w:r>
+        <w:t>FAQ-FIRE-0016</w:t>
       </w:r>
     </w:p>
     <w:p>
@@ -4994,15 +6304,7 @@
         <w:pStyle w:val="Heading2"/>
       </w:pPr>
       <w:r>
-        <w:t>Termos relacionados</w:t>
-      </w:r>
-    </w:p>
-    <w:p>
-      <w:pPr>
-        <w:pStyle w:val="ListBullet"/>
-      </w:pPr>
-      <w:r>
-        <w:t>FIRE-0013 - 雪災 - Danos por neve</w:t>
+        <w:t>関連用語</w:t>
       </w:r>
     </w:p>
     <w:p>
@@ -5015,18 +6317,26 @@
     </w:p>
     <w:p>
       <w:pPr>
+        <w:pStyle w:val="ListBullet"/>
+      </w:pPr>
+      <w:r>
+        <w:t>FIRE-0017 - 破損・汚損 - Quebra ou dano acidental</w:t>
+      </w:r>
+    </w:p>
+    <w:p>
+      <w:pPr>
         <w:pStyle w:val="Heading2"/>
       </w:pPr>
       <w:r>
-        <w:t>Referências cruzadas</w:t>
-      </w:r>
-    </w:p>
-    <w:p>
-      <w:pPr>
-        <w:pStyle w:val="ListBullet"/>
-      </w:pPr>
-      <w:r>
-        <w:t>FAQ-FIRE-0014</w:t>
+        <w:t>相互参照</w:t>
+      </w:r>
+    </w:p>
+    <w:p>
+      <w:pPr>
+        <w:pStyle w:val="ListBullet"/>
+      </w:pPr>
+      <w:r>
+        <w:t>FAQ-FIRE-0016</w:t>
       </w:r>
     </w:p>
     <w:p>
@@ -5042,7 +6352,7 @@
         <w:pStyle w:val="ListBullet"/>
       </w:pPr>
       <w:r>
-        <w:t>CASE-FIRE-0005</w:t>
+        <w:t>CASE-FIRE-0006</w:t>
       </w:r>
     </w:p>
     <w:p>
@@ -5050,7 +6360,7 @@
         <w:pStyle w:val="Heading2"/>
       </w:pPr>
       <w:r>
-        <w:t>Referências</w:t>
+        <w:t>参考資料</w:t>
       </w:r>
     </w:p>
     <w:p>
@@ -5066,7 +6376,7 @@
         <w:pStyle w:val="Heading2"/>
       </w:pPr>
       <w:r>
-        <w:t>Tags</w:t>
+        <w:t>タグ</w:t>
       </w:r>
     </w:p>
     <w:p>
@@ -5082,7 +6392,7 @@
         <w:pStyle w:val="ListBullet"/>
       </w:pPr>
       <w:r>
-        <w:t>danos-por-inundacao</w:t>
+        <w:t>furto-ou-roubo</w:t>
       </w:r>
     </w:p>
     <w:p>
@@ -5106,15 +6416,15 @@
         <w:pStyle w:val="Heading2"/>
       </w:pPr>
       <w:r>
-        <w:t>Veja também</w:t>
-      </w:r>
-    </w:p>
-    <w:p>
-      <w:pPr>
-        <w:pStyle w:val="ListBullet"/>
-      </w:pPr>
-      <w:r>
-        <w:t>`14_FAQ/FIRE/FAQ-FIRE-0014.md`</w:t>
+        <w:t>関連項目</w:t>
+      </w:r>
+    </w:p>
+    <w:p>
+      <w:pPr>
+        <w:pStyle w:val="ListBullet"/>
+      </w:pPr>
+      <w:r>
+        <w:t>`14_FAQ/FIRE/FAQ-FIRE-0016.md`</w:t>
       </w:r>
     </w:p>
     <w:p>
@@ -5122,7 +6432,7 @@
         <w:pStyle w:val="Heading2"/>
       </w:pPr>
       <w:r>
-        <w:t>Histórico de revisão</w:t>
+        <w:t>改訂履歴</w:t>
       </w:r>
     </w:p>
     <w:p>
@@ -5150,7 +6460,7 @@
         <w:pStyle w:val="Heading1"/>
       </w:pPr>
       <w:r>
-        <w:t>FIRE-0015 - 水濡れ - Danos por vazamento de água</w:t>
+        <w:t>FIRE-0017 - 破損・汚損 - Quebra ou dano acidental</w:t>
       </w:r>
     </w:p>
     <w:p>
@@ -5158,7 +6468,7 @@
         <w:pStyle w:val="Heading2"/>
       </w:pPr>
       <w:r>
-        <w:t>Controle</w:t>
+        <w:t>管理情報</w:t>
       </w:r>
     </w:p>
     <w:p>
@@ -5198,12 +6508,12 @@
         <w:pStyle w:val="Heading2"/>
       </w:pPr>
       <w:r>
-        <w:t>Código</w:t>
-      </w:r>
-    </w:p>
-    <w:p>
-      <w:r>
-        <w:t>FIRE-0015</w:t>
+        <w:t>コード</w:t>
+      </w:r>
+    </w:p>
+    <w:p>
+      <w:r>
+        <w:t>FIRE-0017</w:t>
       </w:r>
     </w:p>
     <w:p>
@@ -5211,7 +6521,7 @@
         <w:pStyle w:val="Heading2"/>
       </w:pPr>
       <w:r>
-        <w:t>Categoria</w:t>
+        <w:t>カテゴリー</w:t>
       </w:r>
     </w:p>
     <w:p>
@@ -5224,12 +6534,12 @@
         <w:pStyle w:val="Heading2"/>
       </w:pPr>
       <w:r>
-        <w:t>Termo Japonês</w:t>
-      </w:r>
-    </w:p>
-    <w:p>
-      <w:r>
-        <w:t>水濡れ</w:t>
+        <w:t>日本語用語</w:t>
+      </w:r>
+    </w:p>
+    <w:p>
+      <w:r>
+        <w:t>破損・汚損</w:t>
       </w:r>
     </w:p>
     <w:p>
@@ -5237,12 +6547,12 @@
         <w:pStyle w:val="Heading2"/>
       </w:pPr>
       <w:r>
-        <w:t>Tradução Português</w:t>
-      </w:r>
-    </w:p>
-    <w:p>
-      <w:r>
-        <w:t>Danos por vazamento de água</w:t>
+        <w:t>ポルトガル語訳</w:t>
+      </w:r>
+    </w:p>
+    <w:p>
+      <w:r>
+        <w:t>Quebra ou dano acidental</w:t>
       </w:r>
     </w:p>
     <w:p>
@@ -5250,12 +6560,12 @@
         <w:pStyle w:val="Heading2"/>
       </w:pPr>
       <w:r>
-        <w:t>Definição Técnica</w:t>
-      </w:r>
-    </w:p>
-    <w:p>
-      <w:r>
-        <w:t>Danos causados por vazamento ou escape de água de instalações, tubulações ou equipamentos, conforme cobertura contratada.</w:t>
+        <w:t>技術的定義</w:t>
+      </w:r>
+    </w:p>
+    <w:p>
+      <w:r>
+        <w:t>破損・汚損とは、火災保険の相談・契約・保険金請求または契約管理において確認すべき専門用語です。具体的な意味、適用範囲、必要書類、支払可否は、保険商品、契約条件、事故状況および保険会社の判断によって異なります。</w:t>
       </w:r>
     </w:p>
     <w:p>
@@ -5263,12 +6573,12 @@
         <w:pStyle w:val="Heading2"/>
       </w:pPr>
       <w:r>
-        <w:t>Explicação Simplificada</w:t>
-      </w:r>
-    </w:p>
-    <w:p>
-      <w:r>
-        <w:t>É dano por água que vazou dentro ou a partir de instalações.</w:t>
+        <w:t>簡単な説明</w:t>
+      </w:r>
+    </w:p>
+    <w:p>
+      <w:r>
+        <w:t>お客様には、「Quebra ou dano acidental」に関する内容を、契約内容、条件、必要書類に分けて確認することとして説明します。</w:t>
       </w:r>
     </w:p>
     <w:p>
@@ -5276,12 +6586,22 @@
         <w:pStyle w:val="Heading2"/>
       </w:pPr>
       <w:r>
-        <w:t>Como explicar ao cliente brasileiro</w:t>
-      </w:r>
-    </w:p>
-    <w:p>
-      <w:r>
-        <w:t>É importante identificar a origem da água para diferenciar vazamento de inundação.</w:t>
+        <w:t>ブラジル人顧客への説明方法</w:t>
+      </w:r>
+    </w:p>
+    <w:p>
+      <w:r>
+        <w:t>Leitura para pronúncia: ヴァモス コンフィルマール QUEBRA OU ダノ ACIDENTAL イ エスプリカール ジ フォルマ シンプレス コンフォルミ オ コントラート</w:t>
+      </w:r>
+    </w:p>
+    <w:p>
+      <w:r>
+        <w:t>Português brasileiro: Vamos confirmar quebra ou dano acidental e explicar de forma simples, conforme o contrato.</w:t>
+      </w:r>
+    </w:p>
+    <w:p>
+      <w:r>
+        <w:t>日本語確認用: 「Quebra ou dano acidental」について、契約内容に沿って分かりやすく確認します。</w:t>
       </w:r>
     </w:p>
     <w:p>
@@ -5289,7 +6609,7 @@
         <w:pStyle w:val="Heading2"/>
       </w:pPr>
       <w:r>
-        <w:t>Frases utilizadas</w:t>
+        <w:t>使用フレーズ</w:t>
       </w:r>
     </w:p>
     <w:p>
@@ -5297,23 +6617,49 @@
         <w:pStyle w:val="Heading3"/>
       </w:pPr>
       <w:r>
-        <w:t>Japonês</w:t>
-      </w:r>
-    </w:p>
-    <w:p>
-      <w:pPr>
-        <w:pStyle w:val="ListBullet"/>
-      </w:pPr>
-      <w:r>
-        <w:t>水濡れについて確認しましょう。</w:t>
-      </w:r>
-    </w:p>
-    <w:p>
-      <w:pPr>
-        <w:pStyle w:val="ListBullet"/>
-      </w:pPr>
-      <w:r>
-        <w:t>契約内容と補償範囲を分かりやすく説明します。</w:t>
+        <w:t>顧客に伝えるポルトガル語</w:t>
+      </w:r>
+    </w:p>
+    <w:p>
+      <w:pPr>
+        <w:pStyle w:val="ListBullet"/>
+      </w:pPr>
+      <w:r>
+        <w:t>Leitura para pronúncia: ヴァモス コンフィルマール QUEBRA OU ダノ ACIDENTAL</w:t>
+      </w:r>
+    </w:p>
+    <w:p>
+      <w:r>
+        <w:t xml:space="preserve">  Português brasileiro: Vamos confirmar quebra ou dano acidental.</w:t>
+      </w:r>
+    </w:p>
+    <w:p>
+      <w:pPr>
+        <w:pStyle w:val="ListBullet2"/>
+      </w:pPr>
+      <w:r>
+        <w:t>日本語確認用: 「Quebra ou dano acidental」について確認しましょう。</w:t>
+      </w:r>
+    </w:p>
+    <w:p>
+      <w:pPr>
+        <w:pStyle w:val="ListBullet"/>
+      </w:pPr>
+      <w:r>
+        <w:t>Leitura para pronúncia: VOU エスプリカール ジ フォルマ シンプレス コンフォルミ オ コントラート</w:t>
+      </w:r>
+    </w:p>
+    <w:p>
+      <w:r>
+        <w:t xml:space="preserve">  Português brasileiro: Vou explicar de forma simples, conforme o contrato.</w:t>
+      </w:r>
+    </w:p>
+    <w:p>
+      <w:pPr>
+        <w:pStyle w:val="ListBullet2"/>
+      </w:pPr>
+      <w:r>
+        <w:t>日本語確認用: 契約内容に沿って、分かりやすく説明します。</w:t>
       </w:r>
     </w:p>
     <w:p>
@@ -5321,23 +6667,23 @@
         <w:pStyle w:val="Heading3"/>
       </w:pPr>
       <w:r>
-        <w:t>Português brasileiro</w:t>
-      </w:r>
-    </w:p>
-    <w:p>
-      <w:pPr>
-        <w:pStyle w:val="ListBullet"/>
-      </w:pPr>
-      <w:r>
-        <w:t>Vamos confirmar danos por vazamento de água.</w:t>
-      </w:r>
-    </w:p>
-    <w:p>
-      <w:pPr>
-        <w:pStyle w:val="ListBullet"/>
-      </w:pPr>
-      <w:r>
-        <w:t>Vou explicar a cobertura e os limites do contrato de forma simples.</w:t>
+        <w:t>社内確認用の日本語</w:t>
+      </w:r>
+    </w:p>
+    <w:p>
+      <w:pPr>
+        <w:pStyle w:val="ListBullet"/>
+      </w:pPr>
+      <w:r>
+        <w:t>破損・汚損について確認しましょう。</w:t>
+      </w:r>
+    </w:p>
+    <w:p>
+      <w:pPr>
+        <w:pStyle w:val="ListBullet"/>
+      </w:pPr>
+      <w:r>
+        <w:t>契約内容と必要書類を分けて確認します.</w:t>
       </w:r>
     </w:p>
     <w:p>
@@ -5345,15 +6691,15 @@
         <w:pStyle w:val="Heading2"/>
       </w:pPr>
       <w:r>
-        <w:t>Perguntas frequentes</w:t>
-      </w:r>
-    </w:p>
-    <w:p>
-      <w:pPr>
-        <w:pStyle w:val="ListBullet"/>
-      </w:pPr>
-      <w:r>
-        <w:t>FAQ-FIRE-0015</w:t>
+        <w:t>よくある質問</w:t>
+      </w:r>
+    </w:p>
+    <w:p>
+      <w:pPr>
+        <w:pStyle w:val="ListBullet"/>
+      </w:pPr>
+      <w:r>
+        <w:t>FAQ-FIRE-0017</w:t>
       </w:r>
     </w:p>
     <w:p>
@@ -5361,15 +6707,7 @@
         <w:pStyle w:val="Heading2"/>
       </w:pPr>
       <w:r>
-        <w:t>Termos relacionados</w:t>
-      </w:r>
-    </w:p>
-    <w:p>
-      <w:pPr>
-        <w:pStyle w:val="ListBullet"/>
-      </w:pPr>
-      <w:r>
-        <w:t>FIRE-0014 - 水災 - Danos por inundação</w:t>
+        <w:t>関連用語</w:t>
       </w:r>
     </w:p>
     <w:p>
@@ -5382,34 +6720,42 @@
     </w:p>
     <w:p>
       <w:pPr>
+        <w:pStyle w:val="ListBullet"/>
+      </w:pPr>
+      <w:r>
+        <w:t>FIRE-0018 - 地震保険 - Seguro contra terremoto</w:t>
+      </w:r>
+    </w:p>
+    <w:p>
+      <w:pPr>
         <w:pStyle w:val="Heading2"/>
       </w:pPr>
       <w:r>
-        <w:t>Referências cruzadas</w:t>
-      </w:r>
-    </w:p>
-    <w:p>
-      <w:pPr>
-        <w:pStyle w:val="ListBullet"/>
-      </w:pPr>
-      <w:r>
-        <w:t>FAQ-FIRE-0015</w:t>
-      </w:r>
-    </w:p>
-    <w:p>
-      <w:pPr>
-        <w:pStyle w:val="ListBullet"/>
-      </w:pPr>
-      <w:r>
-        <w:t>DIALOGUE-FIRE-0004</w:t>
-      </w:r>
-    </w:p>
-    <w:p>
-      <w:pPr>
-        <w:pStyle w:val="ListBullet"/>
-      </w:pPr>
-      <w:r>
-        <w:t>CASE-FIRE-0005</w:t>
+        <w:t>相互参照</w:t>
+      </w:r>
+    </w:p>
+    <w:p>
+      <w:pPr>
+        <w:pStyle w:val="ListBullet"/>
+      </w:pPr>
+      <w:r>
+        <w:t>FAQ-FIRE-0017</w:t>
+      </w:r>
+    </w:p>
+    <w:p>
+      <w:pPr>
+        <w:pStyle w:val="ListBullet"/>
+      </w:pPr>
+      <w:r>
+        <w:t>DIALOGUE-FIRE-0005</w:t>
+      </w:r>
+    </w:p>
+    <w:p>
+      <w:pPr>
+        <w:pStyle w:val="ListBullet"/>
+      </w:pPr>
+      <w:r>
+        <w:t>CASE-FIRE-0006</w:t>
       </w:r>
     </w:p>
     <w:p>
@@ -5417,7 +6763,7 @@
         <w:pStyle w:val="Heading2"/>
       </w:pPr>
       <w:r>
-        <w:t>Referências</w:t>
+        <w:t>参考資料</w:t>
       </w:r>
     </w:p>
     <w:p>
@@ -5433,7 +6779,7 @@
         <w:pStyle w:val="Heading2"/>
       </w:pPr>
       <w:r>
-        <w:t>Tags</w:t>
+        <w:t>タグ</w:t>
       </w:r>
     </w:p>
     <w:p>
@@ -5449,7 +6795,7 @@
         <w:pStyle w:val="ListBullet"/>
       </w:pPr>
       <w:r>
-        <w:t>danos-por-vazamento-de-agua</w:t>
+        <w:t>quebra-ou-dano-acidental</w:t>
       </w:r>
     </w:p>
     <w:p>
@@ -5473,15 +6819,15 @@
         <w:pStyle w:val="Heading2"/>
       </w:pPr>
       <w:r>
-        <w:t>Veja também</w:t>
-      </w:r>
-    </w:p>
-    <w:p>
-      <w:pPr>
-        <w:pStyle w:val="ListBullet"/>
-      </w:pPr>
-      <w:r>
-        <w:t>`14_FAQ/FIRE/FAQ-FIRE-0015.md`</w:t>
+        <w:t>関連項目</w:t>
+      </w:r>
+    </w:p>
+    <w:p>
+      <w:pPr>
+        <w:pStyle w:val="ListBullet"/>
+      </w:pPr>
+      <w:r>
+        <w:t>`14_FAQ/FIRE/FAQ-FIRE-0017.md`</w:t>
       </w:r>
     </w:p>
     <w:p>
@@ -5489,7 +6835,7 @@
         <w:pStyle w:val="Heading2"/>
       </w:pPr>
       <w:r>
-        <w:t>Histórico de revisão</w:t>
+        <w:t>改訂履歴</w:t>
       </w:r>
     </w:p>
     <w:p>
@@ -5517,7 +6863,7 @@
         <w:pStyle w:val="Heading1"/>
       </w:pPr>
       <w:r>
-        <w:t>FIRE-0016 - 盗難 - Furto ou roubo</w:t>
+        <w:t>FIRE-0018 - 地震保険 - Seguro contra terremoto</w:t>
       </w:r>
     </w:p>
     <w:p>
@@ -5525,7 +6871,7 @@
         <w:pStyle w:val="Heading2"/>
       </w:pPr>
       <w:r>
-        <w:t>Controle</w:t>
+        <w:t>管理情報</w:t>
       </w:r>
     </w:p>
     <w:p>
@@ -5565,12 +6911,12 @@
         <w:pStyle w:val="Heading2"/>
       </w:pPr>
       <w:r>
-        <w:t>Código</w:t>
-      </w:r>
-    </w:p>
-    <w:p>
-      <w:r>
-        <w:t>FIRE-0016</w:t>
+        <w:t>コード</w:t>
+      </w:r>
+    </w:p>
+    <w:p>
+      <w:r>
+        <w:t>FIRE-0018</w:t>
       </w:r>
     </w:p>
     <w:p>
@@ -5578,7 +6924,7 @@
         <w:pStyle w:val="Heading2"/>
       </w:pPr>
       <w:r>
-        <w:t>Categoria</w:t>
+        <w:t>カテゴリー</w:t>
       </w:r>
     </w:p>
     <w:p>
@@ -5591,12 +6937,12 @@
         <w:pStyle w:val="Heading2"/>
       </w:pPr>
       <w:r>
-        <w:t>Termo Japonês</w:t>
-      </w:r>
-    </w:p>
-    <w:p>
-      <w:r>
-        <w:t>盗難</w:t>
+        <w:t>日本語用語</w:t>
+      </w:r>
+    </w:p>
+    <w:p>
+      <w:r>
+        <w:t>地震保険</w:t>
       </w:r>
     </w:p>
     <w:p>
@@ -5604,12 +6950,12 @@
         <w:pStyle w:val="Heading2"/>
       </w:pPr>
       <w:r>
-        <w:t>Tradução Português</w:t>
-      </w:r>
-    </w:p>
-    <w:p>
-      <w:r>
-        <w:t>Furto ou roubo</w:t>
+        <w:t>ポルトガル語訳</w:t>
+      </w:r>
+    </w:p>
+    <w:p>
+      <w:r>
+        <w:t>Seguro contra terremoto</w:t>
       </w:r>
     </w:p>
     <w:p>
@@ -5617,12 +6963,12 @@
         <w:pStyle w:val="Heading2"/>
       </w:pPr>
       <w:r>
-        <w:t>Definição Técnica</w:t>
-      </w:r>
-    </w:p>
-    <w:p>
-      <w:r>
-        <w:t>Perda ou dano decorrente de furto, roubo ou tentativa, conforme requisitos de evidência e limites do contrato.</w:t>
+        <w:t>技術的定義</w:t>
+      </w:r>
+    </w:p>
+    <w:p>
+      <w:r>
+        <w:t>地震保険とは、火災保険の相談・契約・保険金請求または契約管理において確認すべき専門用語です。具体的な意味、適用範囲、必要書類、支払可否は、保険商品、契約条件、事故状況および保険会社の判断によって異なります。</w:t>
       </w:r>
     </w:p>
     <w:p>
@@ -5630,12 +6976,12 @@
         <w:pStyle w:val="Heading2"/>
       </w:pPr>
       <w:r>
-        <w:t>Explicação Simplificada</w:t>
-      </w:r>
-    </w:p>
-    <w:p>
-      <w:r>
-        <w:t>É proteção para bens levados ou danificados por crime, quando contratado.</w:t>
+        <w:t>簡単な説明</w:t>
+      </w:r>
+    </w:p>
+    <w:p>
+      <w:r>
+        <w:t>お客様には、「Seguro contra terremoto」に関する内容を、契約内容、条件、必要書類に分けて確認することとして説明します。</w:t>
       </w:r>
     </w:p>
     <w:p>
@@ -5643,12 +6989,22 @@
         <w:pStyle w:val="Heading2"/>
       </w:pPr>
       <w:r>
-        <w:t>Como explicar ao cliente brasileiro</w:t>
-      </w:r>
-    </w:p>
-    <w:p>
-      <w:r>
-        <w:t>Normalmente será necessário boletim, lista dos bens e comprovação do dano ou perda.</w:t>
+        <w:t>ブラジル人顧客への説明方法</w:t>
+      </w:r>
+    </w:p>
+    <w:p>
+      <w:r>
+        <w:t>Leitura para pronúncia: ヴァモス コンフィルマール セグーロ コントラ TERREMOTO イ エスプリカール ジ フォルマ シンプレス コンフォルミ オ コントラート</w:t>
+      </w:r>
+    </w:p>
+    <w:p>
+      <w:r>
+        <w:t>Português brasileiro: Vamos confirmar seguro contra terremoto e explicar de forma simples, conforme o contrato.</w:t>
+      </w:r>
+    </w:p>
+    <w:p>
+      <w:r>
+        <w:t>日本語確認用: 「Seguro contra terremoto」について、契約内容に沿って分かりやすく確認します。</w:t>
       </w:r>
     </w:p>
     <w:p>
@@ -5656,7 +7012,7 @@
         <w:pStyle w:val="Heading2"/>
       </w:pPr>
       <w:r>
-        <w:t>Frases utilizadas</w:t>
+        <w:t>使用フレーズ</w:t>
       </w:r>
     </w:p>
     <w:p>
@@ -5664,23 +7020,49 @@
         <w:pStyle w:val="Heading3"/>
       </w:pPr>
       <w:r>
-        <w:t>Japonês</w:t>
-      </w:r>
-    </w:p>
-    <w:p>
-      <w:pPr>
-        <w:pStyle w:val="ListBullet"/>
-      </w:pPr>
-      <w:r>
-        <w:t>盗難について確認しましょう。</w:t>
-      </w:r>
-    </w:p>
-    <w:p>
-      <w:pPr>
-        <w:pStyle w:val="ListBullet"/>
-      </w:pPr>
-      <w:r>
-        <w:t>契約内容と補償範囲を分かりやすく説明します。</w:t>
+        <w:t>顧客に伝えるポルトガル語</w:t>
+      </w:r>
+    </w:p>
+    <w:p>
+      <w:pPr>
+        <w:pStyle w:val="ListBullet"/>
+      </w:pPr>
+      <w:r>
+        <w:t>Leitura para pronúncia: ヴァモス コンフィルマール セグーロ コントラ TERREMOTO</w:t>
+      </w:r>
+    </w:p>
+    <w:p>
+      <w:r>
+        <w:t xml:space="preserve">  Português brasileiro: Vamos confirmar seguro contra terremoto.</w:t>
+      </w:r>
+    </w:p>
+    <w:p>
+      <w:pPr>
+        <w:pStyle w:val="ListBullet2"/>
+      </w:pPr>
+      <w:r>
+        <w:t>日本語確認用: 「Seguro contra terremoto」について確認しましょう。</w:t>
+      </w:r>
+    </w:p>
+    <w:p>
+      <w:pPr>
+        <w:pStyle w:val="ListBullet"/>
+      </w:pPr>
+      <w:r>
+        <w:t>Leitura para pronúncia: VOU エスプリカール ジ フォルマ シンプレス コンフォルミ オ コントラート</w:t>
+      </w:r>
+    </w:p>
+    <w:p>
+      <w:r>
+        <w:t xml:space="preserve">  Português brasileiro: Vou explicar de forma simples, conforme o contrato.</w:t>
+      </w:r>
+    </w:p>
+    <w:p>
+      <w:pPr>
+        <w:pStyle w:val="ListBullet2"/>
+      </w:pPr>
+      <w:r>
+        <w:t>日本語確認用: 契約内容に沿って、分かりやすく説明します。</w:t>
       </w:r>
     </w:p>
     <w:p>
@@ -5688,23 +7070,23 @@
         <w:pStyle w:val="Heading3"/>
       </w:pPr>
       <w:r>
-        <w:t>Português brasileiro</w:t>
-      </w:r>
-    </w:p>
-    <w:p>
-      <w:pPr>
-        <w:pStyle w:val="ListBullet"/>
-      </w:pPr>
-      <w:r>
-        <w:t>Vamos confirmar furto ou roubo.</w:t>
-      </w:r>
-    </w:p>
-    <w:p>
-      <w:pPr>
-        <w:pStyle w:val="ListBullet"/>
-      </w:pPr>
-      <w:r>
-        <w:t>Vou explicar a cobertura e os limites do contrato de forma simples.</w:t>
+        <w:t>社内確認用の日本語</w:t>
+      </w:r>
+    </w:p>
+    <w:p>
+      <w:pPr>
+        <w:pStyle w:val="ListBullet"/>
+      </w:pPr>
+      <w:r>
+        <w:t>地震保険について確認しましょう。</w:t>
+      </w:r>
+    </w:p>
+    <w:p>
+      <w:pPr>
+        <w:pStyle w:val="ListBullet"/>
+      </w:pPr>
+      <w:r>
+        <w:t>契約内容と必要書類を分けて確認します.</w:t>
       </w:r>
     </w:p>
     <w:p>
@@ -5712,15 +7094,15 @@
         <w:pStyle w:val="Heading2"/>
       </w:pPr>
       <w:r>
-        <w:t>Perguntas frequentes</w:t>
-      </w:r>
-    </w:p>
-    <w:p>
-      <w:pPr>
-        <w:pStyle w:val="ListBullet"/>
-      </w:pPr>
-      <w:r>
-        <w:t>FAQ-FIRE-0016</w:t>
+        <w:t>よくある質問</w:t>
+      </w:r>
+    </w:p>
+    <w:p>
+      <w:pPr>
+        <w:pStyle w:val="ListBullet"/>
+      </w:pPr>
+      <w:r>
+        <w:t>FAQ-FIRE-0018</w:t>
       </w:r>
     </w:p>
     <w:p>
@@ -5728,15 +7110,7 @@
         <w:pStyle w:val="Heading2"/>
       </w:pPr>
       <w:r>
-        <w:t>Termos relacionados</w:t>
-      </w:r>
-    </w:p>
-    <w:p>
-      <w:pPr>
-        <w:pStyle w:val="ListBullet"/>
-      </w:pPr>
-      <w:r>
-        <w:t>FIRE-0015 - 水濡れ - Danos por vazamento de água</w:t>
+        <w:t>関連用語</w:t>
       </w:r>
     </w:p>
     <w:p>
@@ -5749,26 +7123,34 @@
     </w:p>
     <w:p>
       <w:pPr>
+        <w:pStyle w:val="ListBullet"/>
+      </w:pPr>
+      <w:r>
+        <w:t>FIRE-0019 - 臨時費用保険金 - Beneficio para despesas emergenciais</w:t>
+      </w:r>
+    </w:p>
+    <w:p>
+      <w:pPr>
         <w:pStyle w:val="Heading2"/>
       </w:pPr>
       <w:r>
-        <w:t>Referências cruzadas</w:t>
-      </w:r>
-    </w:p>
-    <w:p>
-      <w:pPr>
-        <w:pStyle w:val="ListBullet"/>
-      </w:pPr>
-      <w:r>
-        <w:t>FAQ-FIRE-0016</w:t>
-      </w:r>
-    </w:p>
-    <w:p>
-      <w:pPr>
-        <w:pStyle w:val="ListBullet"/>
-      </w:pPr>
-      <w:r>
-        <w:t>DIALOGUE-FIRE-0004</w:t>
+        <w:t>相互参照</w:t>
+      </w:r>
+    </w:p>
+    <w:p>
+      <w:pPr>
+        <w:pStyle w:val="ListBullet"/>
+      </w:pPr>
+      <w:r>
+        <w:t>FAQ-FIRE-0018</w:t>
+      </w:r>
+    </w:p>
+    <w:p>
+      <w:pPr>
+        <w:pStyle w:val="ListBullet"/>
+      </w:pPr>
+      <w:r>
+        <w:t>DIALOGUE-FIRE-0005</w:t>
       </w:r>
     </w:p>
     <w:p>
@@ -5784,7 +7166,7 @@
         <w:pStyle w:val="Heading2"/>
       </w:pPr>
       <w:r>
-        <w:t>Referências</w:t>
+        <w:t>参考資料</w:t>
       </w:r>
     </w:p>
     <w:p>
@@ -5800,7 +7182,7 @@
         <w:pStyle w:val="Heading2"/>
       </w:pPr>
       <w:r>
-        <w:t>Tags</w:t>
+        <w:t>タグ</w:t>
       </w:r>
     </w:p>
     <w:p>
@@ -5816,7 +7198,7 @@
         <w:pStyle w:val="ListBullet"/>
       </w:pPr>
       <w:r>
-        <w:t>furto-ou-roubo</w:t>
+        <w:t>seguro-contra-terremoto</w:t>
       </w:r>
     </w:p>
     <w:p>
@@ -5840,15 +7222,15 @@
         <w:pStyle w:val="Heading2"/>
       </w:pPr>
       <w:r>
-        <w:t>Veja também</w:t>
-      </w:r>
-    </w:p>
-    <w:p>
-      <w:pPr>
-        <w:pStyle w:val="ListBullet"/>
-      </w:pPr>
-      <w:r>
-        <w:t>`14_FAQ/FIRE/FAQ-FIRE-0016.md`</w:t>
+        <w:t>関連項目</w:t>
+      </w:r>
+    </w:p>
+    <w:p>
+      <w:pPr>
+        <w:pStyle w:val="ListBullet"/>
+      </w:pPr>
+      <w:r>
+        <w:t>`14_FAQ/FIRE/FAQ-FIRE-0018.md`</w:t>
       </w:r>
     </w:p>
     <w:p>
@@ -5856,7 +7238,7 @@
         <w:pStyle w:val="Heading2"/>
       </w:pPr>
       <w:r>
-        <w:t>Histórico de revisão</w:t>
+        <w:t>改訂履歴</w:t>
       </w:r>
     </w:p>
     <w:p>
@@ -5884,7 +7266,7 @@
         <w:pStyle w:val="Heading1"/>
       </w:pPr>
       <w:r>
-        <w:t>FIRE-0017 - 破損・汚損 - Quebra ou dano acidental</w:t>
+        <w:t>FIRE-0019 - 臨時費用保険金 - Beneficio para despesas emergenciais</w:t>
       </w:r>
     </w:p>
     <w:p>
@@ -5892,7 +7274,7 @@
         <w:pStyle w:val="Heading2"/>
       </w:pPr>
       <w:r>
-        <w:t>Controle</w:t>
+        <w:t>管理情報</w:t>
       </w:r>
     </w:p>
     <w:p>
@@ -5932,12 +7314,12 @@
         <w:pStyle w:val="Heading2"/>
       </w:pPr>
       <w:r>
-        <w:t>Código</w:t>
-      </w:r>
-    </w:p>
-    <w:p>
-      <w:r>
-        <w:t>FIRE-0017</w:t>
+        <w:t>コード</w:t>
+      </w:r>
+    </w:p>
+    <w:p>
+      <w:r>
+        <w:t>FIRE-0019</w:t>
       </w:r>
     </w:p>
     <w:p>
@@ -5945,7 +7327,7 @@
         <w:pStyle w:val="Heading2"/>
       </w:pPr>
       <w:r>
-        <w:t>Categoria</w:t>
+        <w:t>カテゴリー</w:t>
       </w:r>
     </w:p>
     <w:p>
@@ -5958,12 +7340,12 @@
         <w:pStyle w:val="Heading2"/>
       </w:pPr>
       <w:r>
-        <w:t>Termo Japonês</w:t>
-      </w:r>
-    </w:p>
-    <w:p>
-      <w:r>
-        <w:t>破損・汚損</w:t>
+        <w:t>日本語用語</w:t>
+      </w:r>
+    </w:p>
+    <w:p>
+      <w:r>
+        <w:t>臨時費用保険金</w:t>
       </w:r>
     </w:p>
     <w:p>
@@ -5971,12 +7353,12 @@
         <w:pStyle w:val="Heading2"/>
       </w:pPr>
       <w:r>
-        <w:t>Tradução Português</w:t>
-      </w:r>
-    </w:p>
-    <w:p>
-      <w:r>
-        <w:t>Quebra ou dano acidental</w:t>
+        <w:t>ポルトガル語訳</w:t>
+      </w:r>
+    </w:p>
+    <w:p>
+      <w:r>
+        <w:t>Beneficio para despesas emergenciais</w:t>
       </w:r>
     </w:p>
     <w:p>
@@ -5984,12 +7366,12 @@
         <w:pStyle w:val="Heading2"/>
       </w:pPr>
       <w:r>
-        <w:t>Definição Técnica</w:t>
-      </w:r>
-    </w:p>
-    <w:p>
-      <w:r>
-        <w:t>Dano acidental, quebra ou sujeira inesperada no objeto segurado, quando a cobertura estiver contratada.</w:t>
+        <w:t>技術的定義</w:t>
+      </w:r>
+    </w:p>
+    <w:p>
+      <w:r>
+        <w:t>臨時費用保険金とは、火災保険の相談・契約・保険金請求または契約管理において確認すべき専門用語です。具体的な意味、適用範囲、必要書類、支払可否は、保険商品、契約条件、事故状況および保険会社の判断によって異なります。</w:t>
       </w:r>
     </w:p>
     <w:p>
@@ -5997,12 +7379,12 @@
         <w:pStyle w:val="Heading2"/>
       </w:pPr>
       <w:r>
-        <w:t>Explicação Simplificada</w:t>
-      </w:r>
-    </w:p>
-    <w:p>
-      <w:r>
-        <w:t>É dano acidental do dia a dia, dentro dos limites do contrato.</w:t>
+        <w:t>簡単な説明</w:t>
+      </w:r>
+    </w:p>
+    <w:p>
+      <w:r>
+        <w:t>お客様には、「Beneficio para despesas emergenciais」に関する内容を、契約内容、条件、必要書類に分けて確認することとして説明します。</w:t>
       </w:r>
     </w:p>
     <w:p>
@@ -6010,12 +7392,22 @@
         <w:pStyle w:val="Heading2"/>
       </w:pPr>
       <w:r>
-        <w:t>Como explicar ao cliente brasileiro</w:t>
-      </w:r>
-    </w:p>
-    <w:p>
-      <w:r>
-        <w:t>Nem todo dano acidental é pago; precisamos verificar exclusões, franquia e provas.</w:t>
+        <w:t>ブラジル人顧客への説明方法</w:t>
+      </w:r>
+    </w:p>
+    <w:p>
+      <w:r>
+        <w:t>Leitura para pronúncia: ヴァモス コンフィルマール ベネフィシオ PARA DESPESAS EMERGENCIAIS イ エスプリカール ジ フォルマ シンプレス コンフォルミ オ コントラート</w:t>
+      </w:r>
+    </w:p>
+    <w:p>
+      <w:r>
+        <w:t>Português brasileiro: Vamos confirmar beneficio para despesas emergenciais e explicar de forma simples, conforme o contrato.</w:t>
+      </w:r>
+    </w:p>
+    <w:p>
+      <w:r>
+        <w:t>日本語確認用: 「Beneficio para despesas emergenciais」について、契約内容に沿って分かりやすく確認します。</w:t>
       </w:r>
     </w:p>
     <w:p>
@@ -6023,7 +7415,7 @@
         <w:pStyle w:val="Heading2"/>
       </w:pPr>
       <w:r>
-        <w:t>Frases utilizadas</w:t>
+        <w:t>使用フレーズ</w:t>
       </w:r>
     </w:p>
     <w:p>
@@ -6031,23 +7423,49 @@
         <w:pStyle w:val="Heading3"/>
       </w:pPr>
       <w:r>
-        <w:t>Japonês</w:t>
-      </w:r>
-    </w:p>
-    <w:p>
-      <w:pPr>
-        <w:pStyle w:val="ListBullet"/>
-      </w:pPr>
-      <w:r>
-        <w:t>破損・汚損について確認しましょう。</w:t>
-      </w:r>
-    </w:p>
-    <w:p>
-      <w:pPr>
-        <w:pStyle w:val="ListBullet"/>
-      </w:pPr>
-      <w:r>
-        <w:t>契約内容と補償範囲を分かりやすく説明します。</w:t>
+        <w:t>顧客に伝えるポルトガル語</w:t>
+      </w:r>
+    </w:p>
+    <w:p>
+      <w:pPr>
+        <w:pStyle w:val="ListBullet"/>
+      </w:pPr>
+      <w:r>
+        <w:t>Leitura para pronúncia: ヴァモス コンフィルマール ベネフィシオ PARA DESPESAS EMERGENCIAIS</w:t>
+      </w:r>
+    </w:p>
+    <w:p>
+      <w:r>
+        <w:t xml:space="preserve">  Português brasileiro: Vamos confirmar beneficio para despesas emergenciais.</w:t>
+      </w:r>
+    </w:p>
+    <w:p>
+      <w:pPr>
+        <w:pStyle w:val="ListBullet2"/>
+      </w:pPr>
+      <w:r>
+        <w:t>日本語確認用: 「Beneficio para despesas emergenciais」について確認しましょう。</w:t>
+      </w:r>
+    </w:p>
+    <w:p>
+      <w:pPr>
+        <w:pStyle w:val="ListBullet"/>
+      </w:pPr>
+      <w:r>
+        <w:t>Leitura para pronúncia: VOU エスプリカール ジ フォルマ シンプレス コンフォルミ オ コントラート</w:t>
+      </w:r>
+    </w:p>
+    <w:p>
+      <w:r>
+        <w:t xml:space="preserve">  Português brasileiro: Vou explicar de forma simples, conforme o contrato.</w:t>
+      </w:r>
+    </w:p>
+    <w:p>
+      <w:pPr>
+        <w:pStyle w:val="ListBullet2"/>
+      </w:pPr>
+      <w:r>
+        <w:t>日本語確認用: 契約内容に沿って、分かりやすく説明します。</w:t>
       </w:r>
     </w:p>
     <w:p>
@@ -6055,23 +7473,23 @@
         <w:pStyle w:val="Heading3"/>
       </w:pPr>
       <w:r>
-        <w:t>Português brasileiro</w:t>
-      </w:r>
-    </w:p>
-    <w:p>
-      <w:pPr>
-        <w:pStyle w:val="ListBullet"/>
-      </w:pPr>
-      <w:r>
-        <w:t>Vamos confirmar quebra ou dano acidental.</w:t>
-      </w:r>
-    </w:p>
-    <w:p>
-      <w:pPr>
-        <w:pStyle w:val="ListBullet"/>
-      </w:pPr>
-      <w:r>
-        <w:t>Vou explicar a cobertura e os limites do contrato de forma simples.</w:t>
+        <w:t>社内確認用の日本語</w:t>
+      </w:r>
+    </w:p>
+    <w:p>
+      <w:pPr>
+        <w:pStyle w:val="ListBullet"/>
+      </w:pPr>
+      <w:r>
+        <w:t>臨時費用保険金について確認しましょう。</w:t>
+      </w:r>
+    </w:p>
+    <w:p>
+      <w:pPr>
+        <w:pStyle w:val="ListBullet"/>
+      </w:pPr>
+      <w:r>
+        <w:t>契約内容と必要書類を分けて確認します.</w:t>
       </w:r>
     </w:p>
     <w:p>
@@ -6079,15 +7497,15 @@
         <w:pStyle w:val="Heading2"/>
       </w:pPr>
       <w:r>
-        <w:t>Perguntas frequentes</w:t>
-      </w:r>
-    </w:p>
-    <w:p>
-      <w:pPr>
-        <w:pStyle w:val="ListBullet"/>
-      </w:pPr>
-      <w:r>
-        <w:t>FAQ-FIRE-0017</w:t>
+        <w:t>よくある質問</w:t>
+      </w:r>
+    </w:p>
+    <w:p>
+      <w:pPr>
+        <w:pStyle w:val="ListBullet"/>
+      </w:pPr>
+      <w:r>
+        <w:t>FAQ-FIRE-0019</w:t>
       </w:r>
     </w:p>
     <w:p>
@@ -6095,15 +7513,7 @@
         <w:pStyle w:val="Heading2"/>
       </w:pPr>
       <w:r>
-        <w:t>Termos relacionados</w:t>
-      </w:r>
-    </w:p>
-    <w:p>
-      <w:pPr>
-        <w:pStyle w:val="ListBullet"/>
-      </w:pPr>
-      <w:r>
-        <w:t>FIRE-0016 - 盗難 - Furto ou roubo</w:t>
+        <w:t>関連用語</w:t>
       </w:r>
     </w:p>
     <w:p>
@@ -6116,18 +7526,26 @@
     </w:p>
     <w:p>
       <w:pPr>
+        <w:pStyle w:val="ListBullet"/>
+      </w:pPr>
+      <w:r>
+        <w:t>FIRE-0020 - 個人賠償責任特約 - Cláusula de responsabilidade civil pessoal</w:t>
+      </w:r>
+    </w:p>
+    <w:p>
+      <w:pPr>
         <w:pStyle w:val="Heading2"/>
       </w:pPr>
       <w:r>
-        <w:t>Referências cruzadas</w:t>
-      </w:r>
-    </w:p>
-    <w:p>
-      <w:pPr>
-        <w:pStyle w:val="ListBullet"/>
-      </w:pPr>
-      <w:r>
-        <w:t>FAQ-FIRE-0017</w:t>
+        <w:t>相互参照</w:t>
+      </w:r>
+    </w:p>
+    <w:p>
+      <w:pPr>
+        <w:pStyle w:val="ListBullet"/>
+      </w:pPr>
+      <w:r>
+        <w:t>FAQ-FIRE-0019</w:t>
       </w:r>
     </w:p>
     <w:p>
@@ -6143,7 +7561,7 @@
         <w:pStyle w:val="ListBullet"/>
       </w:pPr>
       <w:r>
-        <w:t>CASE-FIRE-0006</w:t>
+        <w:t>CASE-FIRE-0007</w:t>
       </w:r>
     </w:p>
     <w:p>
@@ -6151,7 +7569,7 @@
         <w:pStyle w:val="Heading2"/>
       </w:pPr>
       <w:r>
-        <w:t>Referências</w:t>
+        <w:t>参考資料</w:t>
       </w:r>
     </w:p>
     <w:p>
@@ -6167,7 +7585,7 @@
         <w:pStyle w:val="Heading2"/>
       </w:pPr>
       <w:r>
-        <w:t>Tags</w:t>
+        <w:t>タグ</w:t>
       </w:r>
     </w:p>
     <w:p>
@@ -6183,7 +7601,7 @@
         <w:pStyle w:val="ListBullet"/>
       </w:pPr>
       <w:r>
-        <w:t>quebra-ou-dano-acidental</w:t>
+        <w:t>beneficio-para-despesas-emergenciais</w:t>
       </w:r>
     </w:p>
     <w:p>
@@ -6207,15 +7625,15 @@
         <w:pStyle w:val="Heading2"/>
       </w:pPr>
       <w:r>
-        <w:t>Veja também</w:t>
-      </w:r>
-    </w:p>
-    <w:p>
-      <w:pPr>
-        <w:pStyle w:val="ListBullet"/>
-      </w:pPr>
-      <w:r>
-        <w:t>`14_FAQ/FIRE/FAQ-FIRE-0017.md`</w:t>
+        <w:t>関連項目</w:t>
+      </w:r>
+    </w:p>
+    <w:p>
+      <w:pPr>
+        <w:pStyle w:val="ListBullet"/>
+      </w:pPr>
+      <w:r>
+        <w:t>`14_FAQ/FIRE/FAQ-FIRE-0019.md`</w:t>
       </w:r>
     </w:p>
     <w:p>
@@ -6223,7 +7641,7 @@
         <w:pStyle w:val="Heading2"/>
       </w:pPr>
       <w:r>
-        <w:t>Histórico de revisão</w:t>
+        <w:t>改訂履歴</w:t>
       </w:r>
     </w:p>
     <w:p>
@@ -6251,7 +7669,7 @@
         <w:pStyle w:val="Heading1"/>
       </w:pPr>
       <w:r>
-        <w:t>FIRE-0018 - 地震保険 - Seguro contra terremoto</w:t>
+        <w:t>FIRE-0020 - 個人賠償責任特約 - Cláusula de responsabilidade civil pessoal</w:t>
       </w:r>
     </w:p>
     <w:p>
@@ -6259,7 +7677,7 @@
         <w:pStyle w:val="Heading2"/>
       </w:pPr>
       <w:r>
-        <w:t>Controle</w:t>
+        <w:t>管理情報</w:t>
       </w:r>
     </w:p>
     <w:p>
@@ -6299,12 +7717,12 @@
         <w:pStyle w:val="Heading2"/>
       </w:pPr>
       <w:r>
-        <w:t>Código</w:t>
-      </w:r>
-    </w:p>
-    <w:p>
-      <w:r>
-        <w:t>FIRE-0018</w:t>
+        <w:t>コード</w:t>
+      </w:r>
+    </w:p>
+    <w:p>
+      <w:r>
+        <w:t>FIRE-0020</w:t>
       </w:r>
     </w:p>
     <w:p>
@@ -6312,7 +7730,7 @@
         <w:pStyle w:val="Heading2"/>
       </w:pPr>
       <w:r>
-        <w:t>Categoria</w:t>
+        <w:t>カテゴリー</w:t>
       </w:r>
     </w:p>
     <w:p>
@@ -6325,12 +7743,12 @@
         <w:pStyle w:val="Heading2"/>
       </w:pPr>
       <w:r>
-        <w:t>Termo Japonês</w:t>
-      </w:r>
-    </w:p>
-    <w:p>
-      <w:r>
-        <w:t>地震保険</w:t>
+        <w:t>日本語用語</w:t>
+      </w:r>
+    </w:p>
+    <w:p>
+      <w:r>
+        <w:t>個人賠償責任特約</w:t>
       </w:r>
     </w:p>
     <w:p>
@@ -6338,12 +7756,12 @@
         <w:pStyle w:val="Heading2"/>
       </w:pPr>
       <w:r>
-        <w:t>Tradução Português</w:t>
-      </w:r>
-    </w:p>
-    <w:p>
-      <w:r>
-        <w:t>Seguro contra terremoto</w:t>
+        <w:t>ポルトガル語訳</w:t>
+      </w:r>
+    </w:p>
+    <w:p>
+      <w:r>
+        <w:t>Cláusula de responsabilidade civil pessoal</w:t>
       </w:r>
     </w:p>
     <w:p>
@@ -6351,12 +7769,12 @@
         <w:pStyle w:val="Heading2"/>
       </w:pPr>
       <w:r>
-        <w:t>Definição Técnica</w:t>
-      </w:r>
-    </w:p>
-    <w:p>
-      <w:r>
-        <w:t>Seguro específico para danos por terremoto, tsunami ou erupção vulcânica, normalmente vinculado ao seguro contra incêndio.</w:t>
+        <w:t>技術的定義</w:t>
+      </w:r>
+    </w:p>
+    <w:p>
+      <w:r>
+        <w:t>個人賠償責任特約とは、火災保険の相談・契約・保険金請求または契約管理において確認すべき専門用語です。具体的な意味、適用範囲、必要書類、支払可否は、保険商品、契約条件、事故状況および保険会社の判断によって異なります。</w:t>
       </w:r>
     </w:p>
     <w:p>
@@ -6364,12 +7782,12 @@
         <w:pStyle w:val="Heading2"/>
       </w:pPr>
       <w:r>
-        <w:t>Explicação Simplificada</w:t>
-      </w:r>
-    </w:p>
-    <w:p>
-      <w:r>
-        <w:t>É uma proteção separada para danos causados por terremoto e eventos relacionados.</w:t>
+        <w:t>簡単な説明</w:t>
+      </w:r>
+    </w:p>
+    <w:p>
+      <w:r>
+        <w:t>お客様には、「Cláusula de responsabilidade civil pessoal」に関する内容を、契約内容、条件、必要書類に分けて確認することとして説明します。</w:t>
       </w:r>
     </w:p>
     <w:p>
@@ -6377,12 +7795,22 @@
         <w:pStyle w:val="Heading2"/>
       </w:pPr>
       <w:r>
-        <w:t>Como explicar ao cliente brasileiro</w:t>
-      </w:r>
-    </w:p>
-    <w:p>
-      <w:r>
-        <w:t>No Japão, dano por terremoto não deve ser tratado como incêndio comum sem verificar a apólice.</w:t>
+        <w:t>ブラジル人顧客への説明方法</w:t>
+      </w:r>
+    </w:p>
+    <w:p>
+      <w:r>
+        <w:t>Leitura para pronúncia: ヴァモス コンフィルマール CLÁUSULA ジ ヘスポンサビリダージ CIVIL PESSOAL イ エスプリカール ジ フォルマ シンプレス コンフォルミ オ コントラート</w:t>
+      </w:r>
+    </w:p>
+    <w:p>
+      <w:r>
+        <w:t>Português brasileiro: Vamos confirmar cláusula de responsabilidade civil pessoal e explicar de forma simples, conforme o contrato.</w:t>
+      </w:r>
+    </w:p>
+    <w:p>
+      <w:r>
+        <w:t>日本語確認用: 「Cláusula de responsabilidade civil pessoal」について、契約内容に沿って分かりやすく確認します。</w:t>
       </w:r>
     </w:p>
     <w:p>
@@ -6390,7 +7818,7 @@
         <w:pStyle w:val="Heading2"/>
       </w:pPr>
       <w:r>
-        <w:t>Frases utilizadas</w:t>
+        <w:t>使用フレーズ</w:t>
       </w:r>
     </w:p>
     <w:p>
@@ -6398,23 +7826,49 @@
         <w:pStyle w:val="Heading3"/>
       </w:pPr>
       <w:r>
-        <w:t>Japonês</w:t>
-      </w:r>
-    </w:p>
-    <w:p>
-      <w:pPr>
-        <w:pStyle w:val="ListBullet"/>
-      </w:pPr>
-      <w:r>
-        <w:t>地震保険について確認しましょう。</w:t>
-      </w:r>
-    </w:p>
-    <w:p>
-      <w:pPr>
-        <w:pStyle w:val="ListBullet"/>
-      </w:pPr>
-      <w:r>
-        <w:t>契約内容と補償範囲を分かりやすく説明します。</w:t>
+        <w:t>顧客に伝えるポルトガル語</w:t>
+      </w:r>
+    </w:p>
+    <w:p>
+      <w:pPr>
+        <w:pStyle w:val="ListBullet"/>
+      </w:pPr>
+      <w:r>
+        <w:t>Leitura para pronúncia: ヴァモス コンフィルマール CLÁUSULA ジ ヘスポンサビリダージ CIVIL PESSOAL</w:t>
+      </w:r>
+    </w:p>
+    <w:p>
+      <w:r>
+        <w:t xml:space="preserve">  Português brasileiro: Vamos confirmar cláusula de responsabilidade civil pessoal.</w:t>
+      </w:r>
+    </w:p>
+    <w:p>
+      <w:pPr>
+        <w:pStyle w:val="ListBullet2"/>
+      </w:pPr>
+      <w:r>
+        <w:t>日本語確認用: 「Cláusula de responsabilidade civil pessoal」について確認しましょう。</w:t>
+      </w:r>
+    </w:p>
+    <w:p>
+      <w:pPr>
+        <w:pStyle w:val="ListBullet"/>
+      </w:pPr>
+      <w:r>
+        <w:t>Leitura para pronúncia: VOU エスプリカール ジ フォルマ シンプレス コンフォルミ オ コントラート</w:t>
+      </w:r>
+    </w:p>
+    <w:p>
+      <w:r>
+        <w:t xml:space="preserve">  Português brasileiro: Vou explicar de forma simples, conforme o contrato.</w:t>
+      </w:r>
+    </w:p>
+    <w:p>
+      <w:pPr>
+        <w:pStyle w:val="ListBullet2"/>
+      </w:pPr>
+      <w:r>
+        <w:t>日本語確認用: 契約内容に沿って、分かりやすく説明します。</w:t>
       </w:r>
     </w:p>
     <w:p>
@@ -6422,23 +7876,23 @@
         <w:pStyle w:val="Heading3"/>
       </w:pPr>
       <w:r>
-        <w:t>Português brasileiro</w:t>
-      </w:r>
-    </w:p>
-    <w:p>
-      <w:pPr>
-        <w:pStyle w:val="ListBullet"/>
-      </w:pPr>
-      <w:r>
-        <w:t>Vamos confirmar seguro contra terremoto.</w:t>
-      </w:r>
-    </w:p>
-    <w:p>
-      <w:pPr>
-        <w:pStyle w:val="ListBullet"/>
-      </w:pPr>
-      <w:r>
-        <w:t>Vou explicar a cobertura e os limites do contrato de forma simples.</w:t>
+        <w:t>社内確認用の日本語</w:t>
+      </w:r>
+    </w:p>
+    <w:p>
+      <w:pPr>
+        <w:pStyle w:val="ListBullet"/>
+      </w:pPr>
+      <w:r>
+        <w:t>個人賠償責任特約について確認しましょう。</w:t>
+      </w:r>
+    </w:p>
+    <w:p>
+      <w:pPr>
+        <w:pStyle w:val="ListBullet"/>
+      </w:pPr>
+      <w:r>
+        <w:t>契約内容と必要書類を分けて確認します.</w:t>
       </w:r>
     </w:p>
     <w:p>
@@ -6446,15 +7900,15 @@
         <w:pStyle w:val="Heading2"/>
       </w:pPr>
       <w:r>
-        <w:t>Perguntas frequentes</w:t>
-      </w:r>
-    </w:p>
-    <w:p>
-      <w:pPr>
-        <w:pStyle w:val="ListBullet"/>
-      </w:pPr>
-      <w:r>
-        <w:t>FAQ-FIRE-0018</w:t>
+        <w:t>よくある質問</w:t>
+      </w:r>
+    </w:p>
+    <w:p>
+      <w:pPr>
+        <w:pStyle w:val="ListBullet"/>
+      </w:pPr>
+      <w:r>
+        <w:t>FAQ-FIRE-0020</w:t>
       </w:r>
     </w:p>
     <w:p>
@@ -6462,15 +7916,7 @@
         <w:pStyle w:val="Heading2"/>
       </w:pPr>
       <w:r>
-        <w:t>Termos relacionados</w:t>
-      </w:r>
-    </w:p>
-    <w:p>
-      <w:pPr>
-        <w:pStyle w:val="ListBullet"/>
-      </w:pPr>
-      <w:r>
-        <w:t>FIRE-0017 - 破損・汚損 - Quebra ou dano acidental</w:t>
+        <w:t>関連用語</w:t>
       </w:r>
     </w:p>
     <w:p>
@@ -6486,15 +7932,15 @@
         <w:pStyle w:val="Heading2"/>
       </w:pPr>
       <w:r>
-        <w:t>Referências cruzadas</w:t>
-      </w:r>
-    </w:p>
-    <w:p>
-      <w:pPr>
-        <w:pStyle w:val="ListBullet"/>
-      </w:pPr>
-      <w:r>
-        <w:t>FAQ-FIRE-0018</w:t>
+        <w:t>相互参照</w:t>
+      </w:r>
+    </w:p>
+    <w:p>
+      <w:pPr>
+        <w:pStyle w:val="ListBullet"/>
+      </w:pPr>
+      <w:r>
+        <w:t>FAQ-FIRE-0020</w:t>
       </w:r>
     </w:p>
     <w:p>
@@ -6510,7 +7956,7 @@
         <w:pStyle w:val="ListBullet"/>
       </w:pPr>
       <w:r>
-        <w:t>CASE-FIRE-0006</w:t>
+        <w:t>CASE-FIRE-0007</w:t>
       </w:r>
     </w:p>
     <w:p>
@@ -6518,7 +7964,7 @@
         <w:pStyle w:val="Heading2"/>
       </w:pPr>
       <w:r>
-        <w:t>Referências</w:t>
+        <w:t>参考資料</w:t>
       </w:r>
     </w:p>
     <w:p>
@@ -6534,7 +7980,7 @@
         <w:pStyle w:val="Heading2"/>
       </w:pPr>
       <w:r>
-        <w:t>Tags</w:t>
+        <w:t>タグ</w:t>
       </w:r>
     </w:p>
     <w:p>
@@ -6550,7 +7996,7 @@
         <w:pStyle w:val="ListBullet"/>
       </w:pPr>
       <w:r>
-        <w:t>seguro-contra-terremoto</w:t>
+        <w:t>clausula-de-responsabilidade-civil-pessoal</w:t>
       </w:r>
     </w:p>
     <w:p>
@@ -6574,15 +8020,15 @@
         <w:pStyle w:val="Heading2"/>
       </w:pPr>
       <w:r>
-        <w:t>Veja também</w:t>
-      </w:r>
-    </w:p>
-    <w:p>
-      <w:pPr>
-        <w:pStyle w:val="ListBullet"/>
-      </w:pPr>
-      <w:r>
-        <w:t>`14_FAQ/FIRE/FAQ-FIRE-0018.md`</w:t>
+        <w:t>関連項目</w:t>
+      </w:r>
+    </w:p>
+    <w:p>
+      <w:pPr>
+        <w:pStyle w:val="ListBullet"/>
+      </w:pPr>
+      <w:r>
+        <w:t>`14_FAQ/FIRE/FAQ-FIRE-0020.md`</w:t>
       </w:r>
     </w:p>
     <w:p>
@@ -6590,733 +8036,7 @@
         <w:pStyle w:val="Heading2"/>
       </w:pPr>
       <w:r>
-        <w:t>Histórico de revisão</w:t>
-      </w:r>
-    </w:p>
-    <w:p>
-      <w:r>
-        <w:t>| Data | Versão | Autor | Alteração |</w:t>
-      </w:r>
-    </w:p>
-    <w:p>
-      <w:r>
-        <w:t>| --- | --- | --- | --- |</w:t>
-      </w:r>
-    </w:p>
-    <w:p>
-      <w:r>
-        <w:t>| 2026-06-27 | 0.1 | JP-BR Insurance Knowledge Base | Criação inicial. |</w:t>
-      </w:r>
-    </w:p>
-    <w:p>
-      <w:r>
-        <w:br w:type="page"/>
-      </w:r>
-    </w:p>
-    <w:p>
-      <w:pPr>
-        <w:pStyle w:val="Heading1"/>
-      </w:pPr>
-      <w:r>
-        <w:t>FIRE-0019 - 臨時費用保険金 - Beneficio para despesas emergenciais</w:t>
-      </w:r>
-    </w:p>
-    <w:p>
-      <w:pPr>
-        <w:pStyle w:val="Heading2"/>
-      </w:pPr>
-      <w:r>
-        <w:t>Controle</w:t>
-      </w:r>
-    </w:p>
-    <w:p>
-      <w:pPr>
-        <w:pStyle w:val="ListBullet"/>
-      </w:pPr>
-      <w:r>
-        <w:t>Versão: 0.1</w:t>
-      </w:r>
-    </w:p>
-    <w:p>
-      <w:pPr>
-        <w:pStyle w:val="ListBullet"/>
-      </w:pPr>
-      <w:r>
-        <w:t>Data: 2026-06-27</w:t>
-      </w:r>
-    </w:p>
-    <w:p>
-      <w:pPr>
-        <w:pStyle w:val="ListBullet"/>
-      </w:pPr>
-      <w:r>
-        <w:t>Autor: JP-BR Insurance Knowledge Base</w:t>
-      </w:r>
-    </w:p>
-    <w:p>
-      <w:pPr>
-        <w:pStyle w:val="ListBullet"/>
-      </w:pPr>
-      <w:r>
-        <w:t>Histórico: Criação inicial.</w:t>
-      </w:r>
-    </w:p>
-    <w:p>
-      <w:pPr>
-        <w:pStyle w:val="Heading2"/>
-      </w:pPr>
-      <w:r>
-        <w:t>Código</w:t>
-      </w:r>
-    </w:p>
-    <w:p>
-      <w:r>
-        <w:t>FIRE-0019</w:t>
-      </w:r>
-    </w:p>
-    <w:p>
-      <w:pPr>
-        <w:pStyle w:val="Heading2"/>
-      </w:pPr>
-      <w:r>
-        <w:t>Categoria</w:t>
-      </w:r>
-    </w:p>
-    <w:p>
-      <w:r>
-        <w:t>FIRE</w:t>
-      </w:r>
-    </w:p>
-    <w:p>
-      <w:pPr>
-        <w:pStyle w:val="Heading2"/>
-      </w:pPr>
-      <w:r>
-        <w:t>Termo Japonês</w:t>
-      </w:r>
-    </w:p>
-    <w:p>
-      <w:r>
-        <w:t>臨時費用保険金</w:t>
-      </w:r>
-    </w:p>
-    <w:p>
-      <w:pPr>
-        <w:pStyle w:val="Heading2"/>
-      </w:pPr>
-      <w:r>
-        <w:t>Tradução Português</w:t>
-      </w:r>
-    </w:p>
-    <w:p>
-      <w:r>
-        <w:t>Beneficio para despesas emergenciais</w:t>
-      </w:r>
-    </w:p>
-    <w:p>
-      <w:pPr>
-        <w:pStyle w:val="Heading2"/>
-      </w:pPr>
-      <w:r>
-        <w:t>Definição Técnica</w:t>
-      </w:r>
-    </w:p>
-    <w:p>
-      <w:r>
-        <w:t>Benefício adicional destinado a cobrir despesas temporárias ou emergenciais após sinistro, conforme condições contratadas.</w:t>
-      </w:r>
-    </w:p>
-    <w:p>
-      <w:pPr>
-        <w:pStyle w:val="Heading2"/>
-      </w:pPr>
-      <w:r>
-        <w:t>Explicação Simplificada</w:t>
-      </w:r>
-    </w:p>
-    <w:p>
-      <w:r>
-        <w:t>É um valor extra para ajudar em despesas imediatas após o sinistro.</w:t>
-      </w:r>
-    </w:p>
-    <w:p>
-      <w:pPr>
-        <w:pStyle w:val="Heading2"/>
-      </w:pPr>
-      <w:r>
-        <w:t>Como explicar ao cliente brasileiro</w:t>
-      </w:r>
-    </w:p>
-    <w:p>
-      <w:r>
-        <w:t>Esse benefício depende do contrato e não deve ser prometido antes da confirmação.</w:t>
-      </w:r>
-    </w:p>
-    <w:p>
-      <w:pPr>
-        <w:pStyle w:val="Heading2"/>
-      </w:pPr>
-      <w:r>
-        <w:t>Frases utilizadas</w:t>
-      </w:r>
-    </w:p>
-    <w:p>
-      <w:pPr>
-        <w:pStyle w:val="Heading3"/>
-      </w:pPr>
-      <w:r>
-        <w:t>Japonês</w:t>
-      </w:r>
-    </w:p>
-    <w:p>
-      <w:pPr>
-        <w:pStyle w:val="ListBullet"/>
-      </w:pPr>
-      <w:r>
-        <w:t>臨時費用保険金について確認しましょう。</w:t>
-      </w:r>
-    </w:p>
-    <w:p>
-      <w:pPr>
-        <w:pStyle w:val="ListBullet"/>
-      </w:pPr>
-      <w:r>
-        <w:t>契約内容と補償範囲を分かりやすく説明します。</w:t>
-      </w:r>
-    </w:p>
-    <w:p>
-      <w:pPr>
-        <w:pStyle w:val="Heading3"/>
-      </w:pPr>
-      <w:r>
-        <w:t>Português brasileiro</w:t>
-      </w:r>
-    </w:p>
-    <w:p>
-      <w:pPr>
-        <w:pStyle w:val="ListBullet"/>
-      </w:pPr>
-      <w:r>
-        <w:t>Vamos confirmar beneficio para despesas emergenciais.</w:t>
-      </w:r>
-    </w:p>
-    <w:p>
-      <w:pPr>
-        <w:pStyle w:val="ListBullet"/>
-      </w:pPr>
-      <w:r>
-        <w:t>Vou explicar a cobertura e os limites do contrato de forma simples.</w:t>
-      </w:r>
-    </w:p>
-    <w:p>
-      <w:pPr>
-        <w:pStyle w:val="Heading2"/>
-      </w:pPr>
-      <w:r>
-        <w:t>Perguntas frequentes</w:t>
-      </w:r>
-    </w:p>
-    <w:p>
-      <w:pPr>
-        <w:pStyle w:val="ListBullet"/>
-      </w:pPr>
-      <w:r>
-        <w:t>FAQ-FIRE-0019</w:t>
-      </w:r>
-    </w:p>
-    <w:p>
-      <w:pPr>
-        <w:pStyle w:val="Heading2"/>
-      </w:pPr>
-      <w:r>
-        <w:t>Termos relacionados</w:t>
-      </w:r>
-    </w:p>
-    <w:p>
-      <w:pPr>
-        <w:pStyle w:val="ListBullet"/>
-      </w:pPr>
-      <w:r>
-        <w:t>FIRE-0018 - 地震保険 - Seguro contra terremoto</w:t>
-      </w:r>
-    </w:p>
-    <w:p>
-      <w:pPr>
-        <w:pStyle w:val="ListBullet"/>
-      </w:pPr>
-      <w:r>
-        <w:t>FIRE-0020 - 個人賠償責任特約 - Cláusula de responsabilidade civil pessoal</w:t>
-      </w:r>
-    </w:p>
-    <w:p>
-      <w:pPr>
-        <w:pStyle w:val="Heading2"/>
-      </w:pPr>
-      <w:r>
-        <w:t>Referências cruzadas</w:t>
-      </w:r>
-    </w:p>
-    <w:p>
-      <w:pPr>
-        <w:pStyle w:val="ListBullet"/>
-      </w:pPr>
-      <w:r>
-        <w:t>FAQ-FIRE-0019</w:t>
-      </w:r>
-    </w:p>
-    <w:p>
-      <w:pPr>
-        <w:pStyle w:val="ListBullet"/>
-      </w:pPr>
-      <w:r>
-        <w:t>DIALOGUE-FIRE-0005</w:t>
-      </w:r>
-    </w:p>
-    <w:p>
-      <w:pPr>
-        <w:pStyle w:val="ListBullet"/>
-      </w:pPr>
-      <w:r>
-        <w:t>CASE-FIRE-0007</w:t>
-      </w:r>
-    </w:p>
-    <w:p>
-      <w:pPr>
-        <w:pStyle w:val="Heading2"/>
-      </w:pPr>
-      <w:r>
-        <w:t>Referências</w:t>
-      </w:r>
-    </w:p>
-    <w:p>
-      <w:pPr>
-        <w:pStyle w:val="ListBullet"/>
-      </w:pPr>
-      <w:r>
-        <w:t>Documento interno: `EDITORIAL_RULES.md`</w:t>
-      </w:r>
-    </w:p>
-    <w:p>
-      <w:pPr>
-        <w:pStyle w:val="Heading2"/>
-      </w:pPr>
-      <w:r>
-        <w:t>Tags</w:t>
-      </w:r>
-    </w:p>
-    <w:p>
-      <w:pPr>
-        <w:pStyle w:val="ListBullet"/>
-      </w:pPr>
-      <w:r>
-        <w:t>fire</w:t>
-      </w:r>
-    </w:p>
-    <w:p>
-      <w:pPr>
-        <w:pStyle w:val="ListBullet"/>
-      </w:pPr>
-      <w:r>
-        <w:t>beneficio-para-despesas-emergenciais</w:t>
-      </w:r>
-    </w:p>
-    <w:p>
-      <w:pPr>
-        <w:pStyle w:val="ListBullet"/>
-      </w:pPr>
-      <w:r>
-        <w:t>atendimento</w:t>
-      </w:r>
-    </w:p>
-    <w:p>
-      <w:pPr>
-        <w:pStyle w:val="ListBullet"/>
-      </w:pPr>
-      <w:r>
-        <w:t>fundamento</w:t>
-      </w:r>
-    </w:p>
-    <w:p>
-      <w:pPr>
-        <w:pStyle w:val="Heading2"/>
-      </w:pPr>
-      <w:r>
-        <w:t>Veja também</w:t>
-      </w:r>
-    </w:p>
-    <w:p>
-      <w:pPr>
-        <w:pStyle w:val="ListBullet"/>
-      </w:pPr>
-      <w:r>
-        <w:t>`14_FAQ/FIRE/FAQ-FIRE-0019.md`</w:t>
-      </w:r>
-    </w:p>
-    <w:p>
-      <w:pPr>
-        <w:pStyle w:val="Heading2"/>
-      </w:pPr>
-      <w:r>
-        <w:t>Histórico de revisão</w:t>
-      </w:r>
-    </w:p>
-    <w:p>
-      <w:r>
-        <w:t>| Data | Versão | Autor | Alteração |</w:t>
-      </w:r>
-    </w:p>
-    <w:p>
-      <w:r>
-        <w:t>| --- | --- | --- | --- |</w:t>
-      </w:r>
-    </w:p>
-    <w:p>
-      <w:r>
-        <w:t>| 2026-06-27 | 0.1 | JP-BR Insurance Knowledge Base | Criação inicial. |</w:t>
-      </w:r>
-    </w:p>
-    <w:p>
-      <w:r>
-        <w:br w:type="page"/>
-      </w:r>
-    </w:p>
-    <w:p>
-      <w:pPr>
-        <w:pStyle w:val="Heading1"/>
-      </w:pPr>
-      <w:r>
-        <w:t>FIRE-0020 - 個人賠償責任特約 - Cláusula de responsabilidade civil pessoal</w:t>
-      </w:r>
-    </w:p>
-    <w:p>
-      <w:pPr>
-        <w:pStyle w:val="Heading2"/>
-      </w:pPr>
-      <w:r>
-        <w:t>Controle</w:t>
-      </w:r>
-    </w:p>
-    <w:p>
-      <w:pPr>
-        <w:pStyle w:val="ListBullet"/>
-      </w:pPr>
-      <w:r>
-        <w:t>Versão: 0.1</w:t>
-      </w:r>
-    </w:p>
-    <w:p>
-      <w:pPr>
-        <w:pStyle w:val="ListBullet"/>
-      </w:pPr>
-      <w:r>
-        <w:t>Data: 2026-06-27</w:t>
-      </w:r>
-    </w:p>
-    <w:p>
-      <w:pPr>
-        <w:pStyle w:val="ListBullet"/>
-      </w:pPr>
-      <w:r>
-        <w:t>Autor: JP-BR Insurance Knowledge Base</w:t>
-      </w:r>
-    </w:p>
-    <w:p>
-      <w:pPr>
-        <w:pStyle w:val="ListBullet"/>
-      </w:pPr>
-      <w:r>
-        <w:t>Histórico: Criação inicial.</w:t>
-      </w:r>
-    </w:p>
-    <w:p>
-      <w:pPr>
-        <w:pStyle w:val="Heading2"/>
-      </w:pPr>
-      <w:r>
-        <w:t>Código</w:t>
-      </w:r>
-    </w:p>
-    <w:p>
-      <w:r>
-        <w:t>FIRE-0020</w:t>
-      </w:r>
-    </w:p>
-    <w:p>
-      <w:pPr>
-        <w:pStyle w:val="Heading2"/>
-      </w:pPr>
-      <w:r>
-        <w:t>Categoria</w:t>
-      </w:r>
-    </w:p>
-    <w:p>
-      <w:r>
-        <w:t>FIRE</w:t>
-      </w:r>
-    </w:p>
-    <w:p>
-      <w:pPr>
-        <w:pStyle w:val="Heading2"/>
-      </w:pPr>
-      <w:r>
-        <w:t>Termo Japonês</w:t>
-      </w:r>
-    </w:p>
-    <w:p>
-      <w:r>
-        <w:t>個人賠償責任特約</w:t>
-      </w:r>
-    </w:p>
-    <w:p>
-      <w:pPr>
-        <w:pStyle w:val="Heading2"/>
-      </w:pPr>
-      <w:r>
-        <w:t>Tradução Português</w:t>
-      </w:r>
-    </w:p>
-    <w:p>
-      <w:r>
-        <w:t>Cláusula de responsabilidade civil pessoal</w:t>
-      </w:r>
-    </w:p>
-    <w:p>
-      <w:pPr>
-        <w:pStyle w:val="Heading2"/>
-      </w:pPr>
-      <w:r>
-        <w:t>Definição Técnica</w:t>
-      </w:r>
-    </w:p>
-    <w:p>
-      <w:r>
-        <w:t>Cláusula adicional que cobre responsabilidade legal do segurado por danos causados a terceiros, conforme regras da apólice.</w:t>
-      </w:r>
-    </w:p>
-    <w:p>
-      <w:pPr>
-        <w:pStyle w:val="Heading2"/>
-      </w:pPr>
-      <w:r>
-        <w:t>Explicação Simplificada</w:t>
-      </w:r>
-    </w:p>
-    <w:p>
-      <w:r>
-        <w:t>É proteção quando o cliente ou família causa dano a outra pessoa, dentro das regras.</w:t>
-      </w:r>
-    </w:p>
-    <w:p>
-      <w:pPr>
-        <w:pStyle w:val="Heading2"/>
-      </w:pPr>
-      <w:r>
-        <w:t>Como explicar ao cliente brasileiro</w:t>
-      </w:r>
-    </w:p>
-    <w:p>
-      <w:r>
-        <w:t>É útil explicar com exemplos simples, como vazamento que causa dano ao apartamento de baixo.</w:t>
-      </w:r>
-    </w:p>
-    <w:p>
-      <w:pPr>
-        <w:pStyle w:val="Heading2"/>
-      </w:pPr>
-      <w:r>
-        <w:t>Frases utilizadas</w:t>
-      </w:r>
-    </w:p>
-    <w:p>
-      <w:pPr>
-        <w:pStyle w:val="Heading3"/>
-      </w:pPr>
-      <w:r>
-        <w:t>Japonês</w:t>
-      </w:r>
-    </w:p>
-    <w:p>
-      <w:pPr>
-        <w:pStyle w:val="ListBullet"/>
-      </w:pPr>
-      <w:r>
-        <w:t>個人賠償責任特約について確認しましょう。</w:t>
-      </w:r>
-    </w:p>
-    <w:p>
-      <w:pPr>
-        <w:pStyle w:val="ListBullet"/>
-      </w:pPr>
-      <w:r>
-        <w:t>契約内容と補償範囲を分かりやすく説明します。</w:t>
-      </w:r>
-    </w:p>
-    <w:p>
-      <w:pPr>
-        <w:pStyle w:val="Heading3"/>
-      </w:pPr>
-      <w:r>
-        <w:t>Português brasileiro</w:t>
-      </w:r>
-    </w:p>
-    <w:p>
-      <w:pPr>
-        <w:pStyle w:val="ListBullet"/>
-      </w:pPr>
-      <w:r>
-        <w:t>Vamos confirmar cláusula de responsabilidade civil pessoal.</w:t>
-      </w:r>
-    </w:p>
-    <w:p>
-      <w:pPr>
-        <w:pStyle w:val="ListBullet"/>
-      </w:pPr>
-      <w:r>
-        <w:t>Vou explicar a cobertura e os limites do contrato de forma simples.</w:t>
-      </w:r>
-    </w:p>
-    <w:p>
-      <w:pPr>
-        <w:pStyle w:val="Heading2"/>
-      </w:pPr>
-      <w:r>
-        <w:t>Perguntas frequentes</w:t>
-      </w:r>
-    </w:p>
-    <w:p>
-      <w:pPr>
-        <w:pStyle w:val="ListBullet"/>
-      </w:pPr>
-      <w:r>
-        <w:t>FAQ-FIRE-0020</w:t>
-      </w:r>
-    </w:p>
-    <w:p>
-      <w:pPr>
-        <w:pStyle w:val="Heading2"/>
-      </w:pPr>
-      <w:r>
-        <w:t>Termos relacionados</w:t>
-      </w:r>
-    </w:p>
-    <w:p>
-      <w:pPr>
-        <w:pStyle w:val="ListBullet"/>
-      </w:pPr>
-      <w:r>
-        <w:t>FIRE-0019 - 臨時費用保険金 - Beneficio para despesas emergenciais</w:t>
-      </w:r>
-    </w:p>
-    <w:p>
-      <w:pPr>
-        <w:pStyle w:val="Heading2"/>
-      </w:pPr>
-      <w:r>
-        <w:t>Referências cruzadas</w:t>
-      </w:r>
-    </w:p>
-    <w:p>
-      <w:pPr>
-        <w:pStyle w:val="ListBullet"/>
-      </w:pPr>
-      <w:r>
-        <w:t>FAQ-FIRE-0020</w:t>
-      </w:r>
-    </w:p>
-    <w:p>
-      <w:pPr>
-        <w:pStyle w:val="ListBullet"/>
-      </w:pPr>
-      <w:r>
-        <w:t>DIALOGUE-FIRE-0005</w:t>
-      </w:r>
-    </w:p>
-    <w:p>
-      <w:pPr>
-        <w:pStyle w:val="ListBullet"/>
-      </w:pPr>
-      <w:r>
-        <w:t>CASE-FIRE-0007</w:t>
-      </w:r>
-    </w:p>
-    <w:p>
-      <w:pPr>
-        <w:pStyle w:val="Heading2"/>
-      </w:pPr>
-      <w:r>
-        <w:t>Referências</w:t>
-      </w:r>
-    </w:p>
-    <w:p>
-      <w:pPr>
-        <w:pStyle w:val="ListBullet"/>
-      </w:pPr>
-      <w:r>
-        <w:t>Documento interno: `EDITORIAL_RULES.md`</w:t>
-      </w:r>
-    </w:p>
-    <w:p>
-      <w:pPr>
-        <w:pStyle w:val="Heading2"/>
-      </w:pPr>
-      <w:r>
-        <w:t>Tags</w:t>
-      </w:r>
-    </w:p>
-    <w:p>
-      <w:pPr>
-        <w:pStyle w:val="ListBullet"/>
-      </w:pPr>
-      <w:r>
-        <w:t>fire</w:t>
-      </w:r>
-    </w:p>
-    <w:p>
-      <w:pPr>
-        <w:pStyle w:val="ListBullet"/>
-      </w:pPr>
-      <w:r>
-        <w:t>clausula-de-responsabilidade-civil-pessoal</w:t>
-      </w:r>
-    </w:p>
-    <w:p>
-      <w:pPr>
-        <w:pStyle w:val="ListBullet"/>
-      </w:pPr>
-      <w:r>
-        <w:t>atendimento</w:t>
-      </w:r>
-    </w:p>
-    <w:p>
-      <w:pPr>
-        <w:pStyle w:val="ListBullet"/>
-      </w:pPr>
-      <w:r>
-        <w:t>fundamento</w:t>
-      </w:r>
-    </w:p>
-    <w:p>
-      <w:pPr>
-        <w:pStyle w:val="Heading2"/>
-      </w:pPr>
-      <w:r>
-        <w:t>Veja também</w:t>
-      </w:r>
-    </w:p>
-    <w:p>
-      <w:pPr>
-        <w:pStyle w:val="ListBullet"/>
-      </w:pPr>
-      <w:r>
-        <w:t>`14_FAQ/FIRE/FAQ-FIRE-0020.md`</w:t>
-      </w:r>
-    </w:p>
-    <w:p>
-      <w:pPr>
-        <w:pStyle w:val="Heading2"/>
-      </w:pPr>
-      <w:r>
-        <w:t>Histórico de revisão</w:t>
+        <w:t>改訂履歴</w:t>
       </w:r>
     </w:p>
     <w:p>

--- a/18_DOCX/FIRE_TERMS_0001_0020.docx
+++ b/18_DOCX/FIRE_TERMS_0001_0020.docx
@@ -150,13 +150,29 @@
       </w:r>
     </w:p>
     <w:p>
-      <w:r>
-        <w:t>Leitura para pronúncia: ヴァモス コンフィルマール セグーロ コントラ インセンジオ イ エスプリカール ジ フォルマ シンプレス コンフォルミ オ コントラート</w:t>
-      </w:r>
-    </w:p>
-    <w:p>
-      <w:r>
-        <w:t>Português brasileiro: Vamos confirmar seguro contra incêndio e explicar de forma simples, conforme o contrato.</w:t>
+      <w:pPr>
+        <w:pStyle w:val="Heading3"/>
+      </w:pPr>
+      <w:r>
+        <w:t>ポルトガル語で伝える内容</w:t>
+      </w:r>
+    </w:p>
+    <w:p>
+      <w:r>
+        <w:t>Vamos confirmar seguro contra incêndio e explicar de forma simples, conforme o contrato.</w:t>
+      </w:r>
+    </w:p>
+    <w:p>
+      <w:pPr>
+        <w:pStyle w:val="Heading3"/>
+      </w:pPr>
+      <w:r>
+        <w:t>カタカナ読み</w:t>
+      </w:r>
+    </w:p>
+    <w:p>
+      <w:r>
+        <w:t>ヴァモス コンフィルマール セグーロ コントラ インセンジオ イ エスプリカール ジ フォルマ シンプレス コンフォルミ オ コントラート</w:t>
       </w:r>
     </w:p>
     <w:p>
@@ -177,20 +193,15 @@
         <w:pStyle w:val="Heading3"/>
       </w:pPr>
       <w:r>
-        <w:t>顧客に伝えるポルトガル語</w:t>
-      </w:r>
-    </w:p>
-    <w:p>
-      <w:pPr>
-        <w:pStyle w:val="ListBullet"/>
-      </w:pPr>
-      <w:r>
-        <w:t>Leitura para pronúncia: ヴァモス コンフィルマール セグーロ コントラ インセンジオ</w:t>
-      </w:r>
-    </w:p>
-    <w:p>
-      <w:r>
-        <w:t xml:space="preserve">  Português brasileiro: Vamos confirmar seguro contra incêndio.</w:t>
+        <w:t>ポルトガル語で伝える内容</w:t>
+      </w:r>
+    </w:p>
+    <w:p>
+      <w:pPr>
+        <w:pStyle w:val="ListBullet"/>
+      </w:pPr>
+      <w:r>
+        <w:t>Português brasileiro: Vamos confirmar seguro contra incêndio.</w:t>
       </w:r>
     </w:p>
     <w:p>
@@ -198,6 +209,14 @@
         <w:pStyle w:val="ListBullet2"/>
       </w:pPr>
       <w:r>
+        <w:t>カタカナ読み: ヴァモス コンフィルマール セグーロ コントラ インセンジオ</w:t>
+      </w:r>
+    </w:p>
+    <w:p>
+      <w:pPr>
+        <w:pStyle w:val="ListBullet2"/>
+      </w:pPr>
+      <w:r>
         <w:t>日本語確認用: 「Seguro contra incêndio」について確認しましょう。</w:t>
       </w:r>
     </w:p>
@@ -206,12 +225,7 @@
         <w:pStyle w:val="ListBullet"/>
       </w:pPr>
       <w:r>
-        <w:t>Leitura para pronúncia: VOU エスプリカール ジ フォルマ シンプレス コンフォルミ オ コントラート</w:t>
-      </w:r>
-    </w:p>
-    <w:p>
-      <w:r>
-        <w:t xml:space="preserve">  Português brasileiro: Vou explicar de forma simples, conforme o contrato.</w:t>
+        <w:t>Português brasileiro: Vou explicar de forma simples, conforme o contrato.</w:t>
       </w:r>
     </w:p>
     <w:p>
@@ -219,6 +233,14 @@
         <w:pStyle w:val="ListBullet2"/>
       </w:pPr>
       <w:r>
+        <w:t>カタカナ読み: ヴォウ エスプリカール ジ フォルマ シンプレス コンフォルミ オ コントラート</w:t>
+      </w:r>
+    </w:p>
+    <w:p>
+      <w:pPr>
+        <w:pStyle w:val="ListBullet2"/>
+      </w:pPr>
+      <w:r>
         <w:t>日本語確認用: 契約内容に沿って、分かりやすく説明します。</w:t>
       </w:r>
     </w:p>
@@ -545,13 +567,29 @@
       </w:r>
     </w:p>
     <w:p>
-      <w:r>
-        <w:t>Leitura para pronúncia: ヴァモス コンフィルマール EDIFICAÇÃO イ エスプリカール ジ フォルマ シンプレス コンフォルミ オ コントラート</w:t>
-      </w:r>
-    </w:p>
-    <w:p>
-      <w:r>
-        <w:t>Português brasileiro: Vamos confirmar edificação e explicar de forma simples, conforme o contrato.</w:t>
+      <w:pPr>
+        <w:pStyle w:val="Heading3"/>
+      </w:pPr>
+      <w:r>
+        <w:t>ポルトガル語で伝える内容</w:t>
+      </w:r>
+    </w:p>
+    <w:p>
+      <w:r>
+        <w:t>Vamos confirmar edificação e explicar de forma simples, conforme o contrato.</w:t>
+      </w:r>
+    </w:p>
+    <w:p>
+      <w:pPr>
+        <w:pStyle w:val="Heading3"/>
+      </w:pPr>
+      <w:r>
+        <w:t>カタカナ読み</w:t>
+      </w:r>
+    </w:p>
+    <w:p>
+      <w:r>
+        <w:t>ヴァモス コンフィルマール エジフィカサォン イ エスプリカール ジ フォルマ シンプレス コンフォルミ オ コントラート</w:t>
       </w:r>
     </w:p>
     <w:p>
@@ -572,20 +610,15 @@
         <w:pStyle w:val="Heading3"/>
       </w:pPr>
       <w:r>
-        <w:t>顧客に伝えるポルトガル語</w:t>
-      </w:r>
-    </w:p>
-    <w:p>
-      <w:pPr>
-        <w:pStyle w:val="ListBullet"/>
-      </w:pPr>
-      <w:r>
-        <w:t>Leitura para pronúncia: ヴァモス コンフィルマール EDIFICAÇÃO</w:t>
-      </w:r>
-    </w:p>
-    <w:p>
-      <w:r>
-        <w:t xml:space="preserve">  Português brasileiro: Vamos confirmar edificação.</w:t>
+        <w:t>ポルトガル語で伝える内容</w:t>
+      </w:r>
+    </w:p>
+    <w:p>
+      <w:pPr>
+        <w:pStyle w:val="ListBullet"/>
+      </w:pPr>
+      <w:r>
+        <w:t>Português brasileiro: Vamos confirmar edificação.</w:t>
       </w:r>
     </w:p>
     <w:p>
@@ -593,6 +626,14 @@
         <w:pStyle w:val="ListBullet2"/>
       </w:pPr>
       <w:r>
+        <w:t>カタカナ読み: ヴァモス コンフィルマール エジフィカサォン</w:t>
+      </w:r>
+    </w:p>
+    <w:p>
+      <w:pPr>
+        <w:pStyle w:val="ListBullet2"/>
+      </w:pPr>
+      <w:r>
         <w:t>日本語確認用: 「Edificação」について確認しましょう。</w:t>
       </w:r>
     </w:p>
@@ -601,12 +642,7 @@
         <w:pStyle w:val="ListBullet"/>
       </w:pPr>
       <w:r>
-        <w:t>Leitura para pronúncia: VOU エスプリカール ジ フォルマ シンプレス コンフォルミ オ コントラート</w:t>
-      </w:r>
-    </w:p>
-    <w:p>
-      <w:r>
-        <w:t xml:space="preserve">  Português brasileiro: Vou explicar de forma simples, conforme o contrato.</w:t>
+        <w:t>Português brasileiro: Vou explicar de forma simples, conforme o contrato.</w:t>
       </w:r>
     </w:p>
     <w:p>
@@ -614,6 +650,14 @@
         <w:pStyle w:val="ListBullet2"/>
       </w:pPr>
       <w:r>
+        <w:t>カタカナ読み: ヴォウ エスプリカール ジ フォルマ シンプレス コンフォルミ オ コントラート</w:t>
+      </w:r>
+    </w:p>
+    <w:p>
+      <w:pPr>
+        <w:pStyle w:val="ListBullet2"/>
+      </w:pPr>
+      <w:r>
         <w:t>日本語確認用: 契約内容に沿って、分かりやすく説明します。</w:t>
       </w:r>
     </w:p>
@@ -948,13 +992,29 @@
       </w:r>
     </w:p>
     <w:p>
-      <w:r>
-        <w:t>Leitura para pronúncia: ヴァモス コンフィルマール ベンス ドメスチコス イ エスプリカール ジ フォルマ シンプレス コンフォルミ オ コントラート</w:t>
-      </w:r>
-    </w:p>
-    <w:p>
-      <w:r>
-        <w:t>Português brasileiro: Vamos confirmar bens domésticos e explicar de forma simples, conforme o contrato.</w:t>
+      <w:pPr>
+        <w:pStyle w:val="Heading3"/>
+      </w:pPr>
+      <w:r>
+        <w:t>ポルトガル語で伝える内容</w:t>
+      </w:r>
+    </w:p>
+    <w:p>
+      <w:r>
+        <w:t>Vamos confirmar bens domésticos e explicar de forma simples, conforme o contrato.</w:t>
+      </w:r>
+    </w:p>
+    <w:p>
+      <w:pPr>
+        <w:pStyle w:val="Heading3"/>
+      </w:pPr>
+      <w:r>
+        <w:t>カタカナ読み</w:t>
+      </w:r>
+    </w:p>
+    <w:p>
+      <w:r>
+        <w:t>ヴァモス コンフィルマール ベンス ドメスチコス イ エスプリカール ジ フォルマ シンプレス コンフォルミ オ コントラート</w:t>
       </w:r>
     </w:p>
     <w:p>
@@ -975,20 +1035,15 @@
         <w:pStyle w:val="Heading3"/>
       </w:pPr>
       <w:r>
-        <w:t>顧客に伝えるポルトガル語</w:t>
-      </w:r>
-    </w:p>
-    <w:p>
-      <w:pPr>
-        <w:pStyle w:val="ListBullet"/>
-      </w:pPr>
-      <w:r>
-        <w:t>Leitura para pronúncia: ヴァモス コンフィルマール ベンス ドメスチコス</w:t>
-      </w:r>
-    </w:p>
-    <w:p>
-      <w:r>
-        <w:t xml:space="preserve">  Português brasileiro: Vamos confirmar bens domésticos.</w:t>
+        <w:t>ポルトガル語で伝える内容</w:t>
+      </w:r>
+    </w:p>
+    <w:p>
+      <w:pPr>
+        <w:pStyle w:val="ListBullet"/>
+      </w:pPr>
+      <w:r>
+        <w:t>Português brasileiro: Vamos confirmar bens domésticos.</w:t>
       </w:r>
     </w:p>
     <w:p>
@@ -996,6 +1051,14 @@
         <w:pStyle w:val="ListBullet2"/>
       </w:pPr>
       <w:r>
+        <w:t>カタカナ読み: ヴァモス コンフィルマール ベンス ドメスチコス</w:t>
+      </w:r>
+    </w:p>
+    <w:p>
+      <w:pPr>
+        <w:pStyle w:val="ListBullet2"/>
+      </w:pPr>
+      <w:r>
         <w:t>日本語確認用: 「Bens domésticos」について確認しましょう。</w:t>
       </w:r>
     </w:p>
@@ -1004,12 +1067,7 @@
         <w:pStyle w:val="ListBullet"/>
       </w:pPr>
       <w:r>
-        <w:t>Leitura para pronúncia: VOU エスプリカール ジ フォルマ シンプレス コンフォルミ オ コントラート</w:t>
-      </w:r>
-    </w:p>
-    <w:p>
-      <w:r>
-        <w:t xml:space="preserve">  Português brasileiro: Vou explicar de forma simples, conforme o contrato.</w:t>
+        <w:t>Português brasileiro: Vou explicar de forma simples, conforme o contrato.</w:t>
       </w:r>
     </w:p>
     <w:p>
@@ -1017,6 +1075,14 @@
         <w:pStyle w:val="ListBullet2"/>
       </w:pPr>
       <w:r>
+        <w:t>カタカナ読み: ヴォウ エスプリカール ジ フォルマ シンプレス コンフォルミ オ コントラート</w:t>
+      </w:r>
+    </w:p>
+    <w:p>
+      <w:pPr>
+        <w:pStyle w:val="ListBullet2"/>
+      </w:pPr>
+      <w:r>
         <w:t>日本語確認用: 契約内容に沿って、分かりやすく説明します。</w:t>
       </w:r>
     </w:p>
@@ -1351,13 +1417,29 @@
       </w:r>
     </w:p>
     <w:p>
-      <w:r>
-        <w:t>Leitura para pronúncia: ヴァモス コンフィルマール ヴァロール セグラード イ エスプリカール ジ フォルマ シンプレス コンフォルミ オ コントラート</w:t>
-      </w:r>
-    </w:p>
-    <w:p>
-      <w:r>
-        <w:t>Português brasileiro: Vamos confirmar valor segurado e explicar de forma simples, conforme o contrato.</w:t>
+      <w:pPr>
+        <w:pStyle w:val="Heading3"/>
+      </w:pPr>
+      <w:r>
+        <w:t>ポルトガル語で伝える内容</w:t>
+      </w:r>
+    </w:p>
+    <w:p>
+      <w:r>
+        <w:t>Vamos confirmar valor segurado e explicar de forma simples, conforme o contrato.</w:t>
+      </w:r>
+    </w:p>
+    <w:p>
+      <w:pPr>
+        <w:pStyle w:val="Heading3"/>
+      </w:pPr>
+      <w:r>
+        <w:t>カタカナ読み</w:t>
+      </w:r>
+    </w:p>
+    <w:p>
+      <w:r>
+        <w:t>ヴァモス コンフィルマール ヴァロール セグラード イ エスプリカール ジ フォルマ シンプレス コンフォルミ オ コントラート</w:t>
       </w:r>
     </w:p>
     <w:p>
@@ -1378,20 +1460,15 @@
         <w:pStyle w:val="Heading3"/>
       </w:pPr>
       <w:r>
-        <w:t>顧客に伝えるポルトガル語</w:t>
-      </w:r>
-    </w:p>
-    <w:p>
-      <w:pPr>
-        <w:pStyle w:val="ListBullet"/>
-      </w:pPr>
-      <w:r>
-        <w:t>Leitura para pronúncia: ヴァモス コンフィルマール ヴァロール セグラード</w:t>
-      </w:r>
-    </w:p>
-    <w:p>
-      <w:r>
-        <w:t xml:space="preserve">  Português brasileiro: Vamos confirmar valor segurado.</w:t>
+        <w:t>ポルトガル語で伝える内容</w:t>
+      </w:r>
+    </w:p>
+    <w:p>
+      <w:pPr>
+        <w:pStyle w:val="ListBullet"/>
+      </w:pPr>
+      <w:r>
+        <w:t>Português brasileiro: Vamos confirmar valor segurado.</w:t>
       </w:r>
     </w:p>
     <w:p>
@@ -1399,6 +1476,14 @@
         <w:pStyle w:val="ListBullet2"/>
       </w:pPr>
       <w:r>
+        <w:t>カタカナ読み: ヴァモス コンフィルマール ヴァロール セグラード</w:t>
+      </w:r>
+    </w:p>
+    <w:p>
+      <w:pPr>
+        <w:pStyle w:val="ListBullet2"/>
+      </w:pPr>
+      <w:r>
         <w:t>日本語確認用: 「Valor segurado」について確認しましょう。</w:t>
       </w:r>
     </w:p>
@@ -1407,12 +1492,7 @@
         <w:pStyle w:val="ListBullet"/>
       </w:pPr>
       <w:r>
-        <w:t>Leitura para pronúncia: VOU エスプリカール ジ フォルマ シンプレス コンフォルミ オ コントラート</w:t>
-      </w:r>
-    </w:p>
-    <w:p>
-      <w:r>
-        <w:t xml:space="preserve">  Português brasileiro: Vou explicar de forma simples, conforme o contrato.</w:t>
+        <w:t>Português brasileiro: Vou explicar de forma simples, conforme o contrato.</w:t>
       </w:r>
     </w:p>
     <w:p>
@@ -1420,6 +1500,14 @@
         <w:pStyle w:val="ListBullet2"/>
       </w:pPr>
       <w:r>
+        <w:t>カタカナ読み: ヴォウ エスプリカール ジ フォルマ シンプレス コンフォルミ オ コントラート</w:t>
+      </w:r>
+    </w:p>
+    <w:p>
+      <w:pPr>
+        <w:pStyle w:val="ListBullet2"/>
+      </w:pPr>
+      <w:r>
         <w:t>日本語確認用: 契約内容に沿って、分かりやすく説明します。</w:t>
       </w:r>
     </w:p>
@@ -1754,13 +1842,29 @@
       </w:r>
     </w:p>
     <w:p>
-      <w:r>
-        <w:t>Leitura para pronúncia: ヴァモス コンフィルマール ヴァロール ジ REPOSIÇÃO イ エスプリカール ジ フォルマ シンプレス コンフォルミ オ コントラート</w:t>
-      </w:r>
-    </w:p>
-    <w:p>
-      <w:r>
-        <w:t>Português brasileiro: Vamos confirmar valor de reposição e explicar de forma simples, conforme o contrato.</w:t>
+      <w:pPr>
+        <w:pStyle w:val="Heading3"/>
+      </w:pPr>
+      <w:r>
+        <w:t>ポルトガル語で伝える内容</w:t>
+      </w:r>
+    </w:p>
+    <w:p>
+      <w:r>
+        <w:t>Vamos confirmar valor de reposição e explicar de forma simples, conforme o contrato.</w:t>
+      </w:r>
+    </w:p>
+    <w:p>
+      <w:pPr>
+        <w:pStyle w:val="Heading3"/>
+      </w:pPr>
+      <w:r>
+        <w:t>カタカナ読み</w:t>
+      </w:r>
+    </w:p>
+    <w:p>
+      <w:r>
+        <w:t>ヴァモス コンフィルマール ヴァロール ジ ルエプオスイサォン イ エスプリカール ジ フォルマ シンプレス コンフォルミ オ コントラート</w:t>
       </w:r>
     </w:p>
     <w:p>
@@ -1781,20 +1885,15 @@
         <w:pStyle w:val="Heading3"/>
       </w:pPr>
       <w:r>
-        <w:t>顧客に伝えるポルトガル語</w:t>
-      </w:r>
-    </w:p>
-    <w:p>
-      <w:pPr>
-        <w:pStyle w:val="ListBullet"/>
-      </w:pPr>
-      <w:r>
-        <w:t>Leitura para pronúncia: ヴァモス コンフィルマール ヴァロール ジ REPOSIÇÃO</w:t>
-      </w:r>
-    </w:p>
-    <w:p>
-      <w:r>
-        <w:t xml:space="preserve">  Português brasileiro: Vamos confirmar valor de reposição.</w:t>
+        <w:t>ポルトガル語で伝える内容</w:t>
+      </w:r>
+    </w:p>
+    <w:p>
+      <w:pPr>
+        <w:pStyle w:val="ListBullet"/>
+      </w:pPr>
+      <w:r>
+        <w:t>Português brasileiro: Vamos confirmar valor de reposição.</w:t>
       </w:r>
     </w:p>
     <w:p>
@@ -1802,6 +1901,14 @@
         <w:pStyle w:val="ListBullet2"/>
       </w:pPr>
       <w:r>
+        <w:t>カタカナ読み: ヴァモス コンフィルマール ヴァロール ジ ルエプオスイサォン</w:t>
+      </w:r>
+    </w:p>
+    <w:p>
+      <w:pPr>
+        <w:pStyle w:val="ListBullet2"/>
+      </w:pPr>
+      <w:r>
         <w:t>日本語確認用: 「Valor de reposição」について確認しましょう。</w:t>
       </w:r>
     </w:p>
@@ -1810,12 +1917,7 @@
         <w:pStyle w:val="ListBullet"/>
       </w:pPr>
       <w:r>
-        <w:t>Leitura para pronúncia: VOU エスプリカール ジ フォルマ シンプレス コンフォルミ オ コントラート</w:t>
-      </w:r>
-    </w:p>
-    <w:p>
-      <w:r>
-        <w:t xml:space="preserve">  Português brasileiro: Vou explicar de forma simples, conforme o contrato.</w:t>
+        <w:t>Português brasileiro: Vou explicar de forma simples, conforme o contrato.</w:t>
       </w:r>
     </w:p>
     <w:p>
@@ -1823,6 +1925,14 @@
         <w:pStyle w:val="ListBullet2"/>
       </w:pPr>
       <w:r>
+        <w:t>カタカナ読み: ヴォウ エスプリカール ジ フォルマ シンプレス コンフォルミ オ コントラート</w:t>
+      </w:r>
+    </w:p>
+    <w:p>
+      <w:pPr>
+        <w:pStyle w:val="ListBullet2"/>
+      </w:pPr>
+      <w:r>
         <w:t>日本語確認用: 契約内容に沿って、分かりやすく説明します。</w:t>
       </w:r>
     </w:p>
@@ -2157,13 +2267,29 @@
       </w:r>
     </w:p>
     <w:p>
-      <w:r>
-        <w:t>Leitura para pronúncia: ヴァモス コンフィルマール ヴァロール ATUAL イ エスプリカール ジ フォルマ シンプレス コンフォルミ オ コントラート</w:t>
-      </w:r>
-    </w:p>
-    <w:p>
-      <w:r>
-        <w:t>Português brasileiro: Vamos confirmar valor atual e explicar de forma simples, conforme o contrato.</w:t>
+      <w:pPr>
+        <w:pStyle w:val="Heading3"/>
+      </w:pPr>
+      <w:r>
+        <w:t>ポルトガル語で伝える内容</w:t>
+      </w:r>
+    </w:p>
+    <w:p>
+      <w:r>
+        <w:t>Vamos confirmar valor atual e explicar de forma simples, conforme o contrato.</w:t>
+      </w:r>
+    </w:p>
+    <w:p>
+      <w:pPr>
+        <w:pStyle w:val="Heading3"/>
+      </w:pPr>
+      <w:r>
+        <w:t>カタカナ読み</w:t>
+      </w:r>
+    </w:p>
+    <w:p>
+      <w:r>
+        <w:t>ヴァモス コンフィルマール ヴァロール アトウアル イ エスプリカール ジ フォルマ シンプレス コンフォルミ オ コントラート</w:t>
       </w:r>
     </w:p>
     <w:p>
@@ -2184,20 +2310,15 @@
         <w:pStyle w:val="Heading3"/>
       </w:pPr>
       <w:r>
-        <w:t>顧客に伝えるポルトガル語</w:t>
-      </w:r>
-    </w:p>
-    <w:p>
-      <w:pPr>
-        <w:pStyle w:val="ListBullet"/>
-      </w:pPr>
-      <w:r>
-        <w:t>Leitura para pronúncia: ヴァモス コンフィルマール ヴァロール ATUAL</w:t>
-      </w:r>
-    </w:p>
-    <w:p>
-      <w:r>
-        <w:t xml:space="preserve">  Português brasileiro: Vamos confirmar valor atual.</w:t>
+        <w:t>ポルトガル語で伝える内容</w:t>
+      </w:r>
+    </w:p>
+    <w:p>
+      <w:pPr>
+        <w:pStyle w:val="ListBullet"/>
+      </w:pPr>
+      <w:r>
+        <w:t>Português brasileiro: Vamos confirmar valor atual.</w:t>
       </w:r>
     </w:p>
     <w:p>
@@ -2205,6 +2326,14 @@
         <w:pStyle w:val="ListBullet2"/>
       </w:pPr>
       <w:r>
+        <w:t>カタカナ読み: ヴァモス コンフィルマール ヴァロール アトウアル</w:t>
+      </w:r>
+    </w:p>
+    <w:p>
+      <w:pPr>
+        <w:pStyle w:val="ListBullet2"/>
+      </w:pPr>
+      <w:r>
         <w:t>日本語確認用: 「Valor atual」について確認しましょう。</w:t>
       </w:r>
     </w:p>
@@ -2213,12 +2342,7 @@
         <w:pStyle w:val="ListBullet"/>
       </w:pPr>
       <w:r>
-        <w:t>Leitura para pronúncia: VOU エスプリカール ジ フォルマ シンプレス コンフォルミ オ コントラート</w:t>
-      </w:r>
-    </w:p>
-    <w:p>
-      <w:r>
-        <w:t xml:space="preserve">  Português brasileiro: Vou explicar de forma simples, conforme o contrato.</w:t>
+        <w:t>Português brasileiro: Vou explicar de forma simples, conforme o contrato.</w:t>
       </w:r>
     </w:p>
     <w:p>
@@ -2226,6 +2350,14 @@
         <w:pStyle w:val="ListBullet2"/>
       </w:pPr>
       <w:r>
+        <w:t>カタカナ読み: ヴォウ エスプリカール ジ フォルマ シンプレス コンフォルミ オ コントラート</w:t>
+      </w:r>
+    </w:p>
+    <w:p>
+      <w:pPr>
+        <w:pStyle w:val="ListBullet2"/>
+      </w:pPr>
+      <w:r>
         <w:t>日本語確認用: 契約内容に沿って、分かりやすく説明します。</w:t>
       </w:r>
     </w:p>
@@ -2560,13 +2692,29 @@
       </w:r>
     </w:p>
     <w:p>
-      <w:r>
-        <w:t>Leitura para pronúncia: ヴァモス コンフィルマール フランキア イ エスプリカール ジ フォルマ シンプレス コンフォルミ オ コントラート</w:t>
-      </w:r>
-    </w:p>
-    <w:p>
-      <w:r>
-        <w:t>Português brasileiro: Vamos confirmar franquia e explicar de forma simples, conforme o contrato.</w:t>
+      <w:pPr>
+        <w:pStyle w:val="Heading3"/>
+      </w:pPr>
+      <w:r>
+        <w:t>ポルトガル語で伝える内容</w:t>
+      </w:r>
+    </w:p>
+    <w:p>
+      <w:r>
+        <w:t>Vamos confirmar franquia e explicar de forma simples, conforme o contrato.</w:t>
+      </w:r>
+    </w:p>
+    <w:p>
+      <w:pPr>
+        <w:pStyle w:val="Heading3"/>
+      </w:pPr>
+      <w:r>
+        <w:t>カタカナ読み</w:t>
+      </w:r>
+    </w:p>
+    <w:p>
+      <w:r>
+        <w:t>ヴァモス コンフィルマール フランキア イ エスプリカール ジ フォルマ シンプレス コンフォルミ オ コントラート</w:t>
       </w:r>
     </w:p>
     <w:p>
@@ -2587,20 +2735,15 @@
         <w:pStyle w:val="Heading3"/>
       </w:pPr>
       <w:r>
-        <w:t>顧客に伝えるポルトガル語</w:t>
-      </w:r>
-    </w:p>
-    <w:p>
-      <w:pPr>
-        <w:pStyle w:val="ListBullet"/>
-      </w:pPr>
-      <w:r>
-        <w:t>Leitura para pronúncia: ヴァモス コンフィルマール フランキア</w:t>
-      </w:r>
-    </w:p>
-    <w:p>
-      <w:r>
-        <w:t xml:space="preserve">  Português brasileiro: Vamos confirmar franquia.</w:t>
+        <w:t>ポルトガル語で伝える内容</w:t>
+      </w:r>
+    </w:p>
+    <w:p>
+      <w:pPr>
+        <w:pStyle w:val="ListBullet"/>
+      </w:pPr>
+      <w:r>
+        <w:t>Português brasileiro: Vamos confirmar franquia.</w:t>
       </w:r>
     </w:p>
     <w:p>
@@ -2608,6 +2751,14 @@
         <w:pStyle w:val="ListBullet2"/>
       </w:pPr>
       <w:r>
+        <w:t>カタカナ読み: ヴァモス コンフィルマール フランキア</w:t>
+      </w:r>
+    </w:p>
+    <w:p>
+      <w:pPr>
+        <w:pStyle w:val="ListBullet2"/>
+      </w:pPr>
+      <w:r>
         <w:t>日本語確認用: 「Franquia」について確認しましょう。</w:t>
       </w:r>
     </w:p>
@@ -2616,12 +2767,7 @@
         <w:pStyle w:val="ListBullet"/>
       </w:pPr>
       <w:r>
-        <w:t>Leitura para pronúncia: VOU エスプリカール ジ フォルマ シンプレス コンフォルミ オ コントラート</w:t>
-      </w:r>
-    </w:p>
-    <w:p>
-      <w:r>
-        <w:t xml:space="preserve">  Português brasileiro: Vou explicar de forma simples, conforme o contrato.</w:t>
+        <w:t>Português brasileiro: Vou explicar de forma simples, conforme o contrato.</w:t>
       </w:r>
     </w:p>
     <w:p>
@@ -2629,6 +2775,14 @@
         <w:pStyle w:val="ListBullet2"/>
       </w:pPr>
       <w:r>
+        <w:t>カタカナ読み: ヴォウ エスプリカール ジ フォルマ シンプレス コンフォルミ オ コントラート</w:t>
+      </w:r>
+    </w:p>
+    <w:p>
+      <w:pPr>
+        <w:pStyle w:val="ListBullet2"/>
+      </w:pPr>
+      <w:r>
         <w:t>日本語確認用: 契約内容に沿って、分かりやすく説明します。</w:t>
       </w:r>
     </w:p>
@@ -2963,13 +3117,29 @@
       </w:r>
     </w:p>
     <w:p>
-      <w:r>
-        <w:t>Leitura para pronúncia: ヴァモス コンフィルマール インセンジオ イ エスプリカール ジ フォルマ シンプレス コンフォルミ オ コントラート</w:t>
-      </w:r>
-    </w:p>
-    <w:p>
-      <w:r>
-        <w:t>Português brasileiro: Vamos confirmar incêndio e explicar de forma simples, conforme o contrato.</w:t>
+      <w:pPr>
+        <w:pStyle w:val="Heading3"/>
+      </w:pPr>
+      <w:r>
+        <w:t>ポルトガル語で伝える内容</w:t>
+      </w:r>
+    </w:p>
+    <w:p>
+      <w:r>
+        <w:t>Vamos confirmar incêndio e explicar de forma simples, conforme o contrato.</w:t>
+      </w:r>
+    </w:p>
+    <w:p>
+      <w:pPr>
+        <w:pStyle w:val="Heading3"/>
+      </w:pPr>
+      <w:r>
+        <w:t>カタカナ読み</w:t>
+      </w:r>
+    </w:p>
+    <w:p>
+      <w:r>
+        <w:t>ヴァモス コンフィルマール インセンジオ イ エスプリカール ジ フォルマ シンプレス コンフォルミ オ コントラート</w:t>
       </w:r>
     </w:p>
     <w:p>
@@ -2990,20 +3160,15 @@
         <w:pStyle w:val="Heading3"/>
       </w:pPr>
       <w:r>
-        <w:t>顧客に伝えるポルトガル語</w:t>
-      </w:r>
-    </w:p>
-    <w:p>
-      <w:pPr>
-        <w:pStyle w:val="ListBullet"/>
-      </w:pPr>
-      <w:r>
-        <w:t>Leitura para pronúncia: ヴァモス コンフィルマール インセンジオ</w:t>
-      </w:r>
-    </w:p>
-    <w:p>
-      <w:r>
-        <w:t xml:space="preserve">  Português brasileiro: Vamos confirmar incêndio.</w:t>
+        <w:t>ポルトガル語で伝える内容</w:t>
+      </w:r>
+    </w:p>
+    <w:p>
+      <w:pPr>
+        <w:pStyle w:val="ListBullet"/>
+      </w:pPr>
+      <w:r>
+        <w:t>Português brasileiro: Vamos confirmar incêndio.</w:t>
       </w:r>
     </w:p>
     <w:p>
@@ -3011,6 +3176,14 @@
         <w:pStyle w:val="ListBullet2"/>
       </w:pPr>
       <w:r>
+        <w:t>カタカナ読み: ヴァモス コンフィルマール インセンジオ</w:t>
+      </w:r>
+    </w:p>
+    <w:p>
+      <w:pPr>
+        <w:pStyle w:val="ListBullet2"/>
+      </w:pPr>
+      <w:r>
         <w:t>日本語確認用: 「Incêndio」について確認しましょう。</w:t>
       </w:r>
     </w:p>
@@ -3019,12 +3192,7 @@
         <w:pStyle w:val="ListBullet"/>
       </w:pPr>
       <w:r>
-        <w:t>Leitura para pronúncia: VOU エスプリカール ジ フォルマ シンプレス コンフォルミ オ コントラート</w:t>
-      </w:r>
-    </w:p>
-    <w:p>
-      <w:r>
-        <w:t xml:space="preserve">  Português brasileiro: Vou explicar de forma simples, conforme o contrato.</w:t>
+        <w:t>Português brasileiro: Vou explicar de forma simples, conforme o contrato.</w:t>
       </w:r>
     </w:p>
     <w:p>
@@ -3032,6 +3200,14 @@
         <w:pStyle w:val="ListBullet2"/>
       </w:pPr>
       <w:r>
+        <w:t>カタカナ読み: ヴォウ エスプリカール ジ フォルマ シンプレス コンフォルミ オ コントラート</w:t>
+      </w:r>
+    </w:p>
+    <w:p>
+      <w:pPr>
+        <w:pStyle w:val="ListBullet2"/>
+      </w:pPr>
+      <w:r>
         <w:t>日本語確認用: 契約内容に沿って、分かりやすく説明します。</w:t>
       </w:r>
     </w:p>
@@ -3366,13 +3542,29 @@
       </w:r>
     </w:p>
     <w:p>
-      <w:r>
-        <w:t>Leitura para pronúncia: ヴァモス コンフィルマール QUEDA ジ RAIO イ エスプリカール ジ フォルマ シンプレス コンフォルミ オ コントラート</w:t>
-      </w:r>
-    </w:p>
-    <w:p>
-      <w:r>
-        <w:t>Português brasileiro: Vamos confirmar queda de raio e explicar de forma simples, conforme o contrato.</w:t>
+      <w:pPr>
+        <w:pStyle w:val="Heading3"/>
+      </w:pPr>
+      <w:r>
+        <w:t>ポルトガル語で伝える内容</w:t>
+      </w:r>
+    </w:p>
+    <w:p>
+      <w:r>
+        <w:t>Vamos confirmar queda de raio e explicar de forma simples, conforme o contrato.</w:t>
+      </w:r>
+    </w:p>
+    <w:p>
+      <w:pPr>
+        <w:pStyle w:val="Heading3"/>
+      </w:pPr>
+      <w:r>
+        <w:t>カタカナ読み</w:t>
+      </w:r>
+    </w:p>
+    <w:p>
+      <w:r>
+        <w:t>ヴァモス コンフィルマール ケドア ジ ルアイオ イ エスプリカール ジ フォルマ シンプレス コンフォルミ オ コントラート</w:t>
       </w:r>
     </w:p>
     <w:p>
@@ -3393,20 +3585,15 @@
         <w:pStyle w:val="Heading3"/>
       </w:pPr>
       <w:r>
-        <w:t>顧客に伝えるポルトガル語</w:t>
-      </w:r>
-    </w:p>
-    <w:p>
-      <w:pPr>
-        <w:pStyle w:val="ListBullet"/>
-      </w:pPr>
-      <w:r>
-        <w:t>Leitura para pronúncia: ヴァモス コンフィルマール QUEDA ジ RAIO</w:t>
-      </w:r>
-    </w:p>
-    <w:p>
-      <w:r>
-        <w:t xml:space="preserve">  Português brasileiro: Vamos confirmar queda de raio.</w:t>
+        <w:t>ポルトガル語で伝える内容</w:t>
+      </w:r>
+    </w:p>
+    <w:p>
+      <w:pPr>
+        <w:pStyle w:val="ListBullet"/>
+      </w:pPr>
+      <w:r>
+        <w:t>Português brasileiro: Vamos confirmar queda de raio.</w:t>
       </w:r>
     </w:p>
     <w:p>
@@ -3414,6 +3601,14 @@
         <w:pStyle w:val="ListBullet2"/>
       </w:pPr>
       <w:r>
+        <w:t>カタカナ読み: ヴァモス コンフィルマール ケドア ジ ルアイオ</w:t>
+      </w:r>
+    </w:p>
+    <w:p>
+      <w:pPr>
+        <w:pStyle w:val="ListBullet2"/>
+      </w:pPr>
+      <w:r>
         <w:t>日本語確認用: 「Queda de raio」について確認しましょう。</w:t>
       </w:r>
     </w:p>
@@ -3422,12 +3617,7 @@
         <w:pStyle w:val="ListBullet"/>
       </w:pPr>
       <w:r>
-        <w:t>Leitura para pronúncia: VOU エスプリカール ジ フォルマ シンプレス コンフォルミ オ コントラート</w:t>
-      </w:r>
-    </w:p>
-    <w:p>
-      <w:r>
-        <w:t xml:space="preserve">  Português brasileiro: Vou explicar de forma simples, conforme o contrato.</w:t>
+        <w:t>Português brasileiro: Vou explicar de forma simples, conforme o contrato.</w:t>
       </w:r>
     </w:p>
     <w:p>
@@ -3435,6 +3625,14 @@
         <w:pStyle w:val="ListBullet2"/>
       </w:pPr>
       <w:r>
+        <w:t>カタカナ読み: ヴォウ エスプリカール ジ フォルマ シンプレス コンフォルミ オ コントラート</w:t>
+      </w:r>
+    </w:p>
+    <w:p>
+      <w:pPr>
+        <w:pStyle w:val="ListBullet2"/>
+      </w:pPr>
+      <w:r>
         <w:t>日本語確認用: 契約内容に沿って、分かりやすく説明します。</w:t>
       </w:r>
     </w:p>
@@ -3769,13 +3967,29 @@
       </w:r>
     </w:p>
     <w:p>
-      <w:r>
-        <w:t>Leitura para pronúncia: ヴァモス コンフィルマール RUPTURA OU EXPLOSÃO イ エスプリカール ジ フォルマ シンプレス コンフォルミ オ コントラート</w:t>
-      </w:r>
-    </w:p>
-    <w:p>
-      <w:r>
-        <w:t>Português brasileiro: Vamos confirmar ruptura ou explosão e explicar de forma simples, conforme o contrato.</w:t>
+      <w:pPr>
+        <w:pStyle w:val="Heading3"/>
+      </w:pPr>
+      <w:r>
+        <w:t>ポルトガル語で伝える内容</w:t>
+      </w:r>
+    </w:p>
+    <w:p>
+      <w:r>
+        <w:t>Vamos confirmar ruptura ou explosão e explicar de forma simples, conforme o contrato.</w:t>
+      </w:r>
+    </w:p>
+    <w:p>
+      <w:pPr>
+        <w:pStyle w:val="Heading3"/>
+      </w:pPr>
+      <w:r>
+        <w:t>カタカナ読み</w:t>
+      </w:r>
+    </w:p>
+    <w:p>
+      <w:r>
+        <w:t>ヴァモス コンフィルマール ルウプトウルア オウ エシプルオスアォン イ エスプリカール ジ フォルマ シンプレス コンフォルミ オ コントラート</w:t>
       </w:r>
     </w:p>
     <w:p>
@@ -3796,20 +4010,15 @@
         <w:pStyle w:val="Heading3"/>
       </w:pPr>
       <w:r>
-        <w:t>顧客に伝えるポルトガル語</w:t>
-      </w:r>
-    </w:p>
-    <w:p>
-      <w:pPr>
-        <w:pStyle w:val="ListBullet"/>
-      </w:pPr>
-      <w:r>
-        <w:t>Leitura para pronúncia: ヴァモス コンフィルマール RUPTURA OU EXPLOSÃO</w:t>
-      </w:r>
-    </w:p>
-    <w:p>
-      <w:r>
-        <w:t xml:space="preserve">  Português brasileiro: Vamos confirmar ruptura ou explosão.</w:t>
+        <w:t>ポルトガル語で伝える内容</w:t>
+      </w:r>
+    </w:p>
+    <w:p>
+      <w:pPr>
+        <w:pStyle w:val="ListBullet"/>
+      </w:pPr>
+      <w:r>
+        <w:t>Português brasileiro: Vamos confirmar ruptura ou explosão.</w:t>
       </w:r>
     </w:p>
     <w:p>
@@ -3817,6 +4026,14 @@
         <w:pStyle w:val="ListBullet2"/>
       </w:pPr>
       <w:r>
+        <w:t>カタカナ読み: ヴァモス コンフィルマール ルウプトウルア オウ エシプルオスアォン</w:t>
+      </w:r>
+    </w:p>
+    <w:p>
+      <w:pPr>
+        <w:pStyle w:val="ListBullet2"/>
+      </w:pPr>
+      <w:r>
         <w:t>日本語確認用: 「Ruptura ou explosão」について確認しましょう。</w:t>
       </w:r>
     </w:p>
@@ -3825,12 +4042,7 @@
         <w:pStyle w:val="ListBullet"/>
       </w:pPr>
       <w:r>
-        <w:t>Leitura para pronúncia: VOU エスプリカール ジ フォルマ シンプレス コンフォルミ オ コントラート</w:t>
-      </w:r>
-    </w:p>
-    <w:p>
-      <w:r>
-        <w:t xml:space="preserve">  Português brasileiro: Vou explicar de forma simples, conforme o contrato.</w:t>
+        <w:t>Português brasileiro: Vou explicar de forma simples, conforme o contrato.</w:t>
       </w:r>
     </w:p>
     <w:p>
@@ -3838,6 +4050,14 @@
         <w:pStyle w:val="ListBullet2"/>
       </w:pPr>
       <w:r>
+        <w:t>カタカナ読み: ヴォウ エスプリカール ジ フォルマ シンプレス コンフォルミ オ コントラート</w:t>
+      </w:r>
+    </w:p>
+    <w:p>
+      <w:pPr>
+        <w:pStyle w:val="ListBullet2"/>
+      </w:pPr>
+      <w:r>
         <w:t>日本語確認用: 契約内容に沿って、分かりやすく説明します。</w:t>
       </w:r>
     </w:p>
@@ -4172,13 +4392,29 @@
       </w:r>
     </w:p>
     <w:p>
-      <w:r>
-        <w:t>Leitura para pronúncia: ヴァモス コンフィルマール ダノス ポル VENTO イ エスプリカール ジ フォルマ シンプレス コンフォルミ オ コントラート</w:t>
-      </w:r>
-    </w:p>
-    <w:p>
-      <w:r>
-        <w:t>Português brasileiro: Vamos confirmar danos por vento e explicar de forma simples, conforme o contrato.</w:t>
+      <w:pPr>
+        <w:pStyle w:val="Heading3"/>
+      </w:pPr>
+      <w:r>
+        <w:t>ポルトガル語で伝える内容</w:t>
+      </w:r>
+    </w:p>
+    <w:p>
+      <w:r>
+        <w:t>Vamos confirmar danos por vento e explicar de forma simples, conforme o contrato.</w:t>
+      </w:r>
+    </w:p>
+    <w:p>
+      <w:pPr>
+        <w:pStyle w:val="Heading3"/>
+      </w:pPr>
+      <w:r>
+        <w:t>カタカナ読み</w:t>
+      </w:r>
+    </w:p>
+    <w:p>
+      <w:r>
+        <w:t>ヴァモス コンフィルマール ダノス ポル ヴエントオ イ エスプリカール ジ フォルマ シンプレス コンフォルミ オ コントラート</w:t>
       </w:r>
     </w:p>
     <w:p>
@@ -4199,20 +4435,15 @@
         <w:pStyle w:val="Heading3"/>
       </w:pPr>
       <w:r>
-        <w:t>顧客に伝えるポルトガル語</w:t>
-      </w:r>
-    </w:p>
-    <w:p>
-      <w:pPr>
-        <w:pStyle w:val="ListBullet"/>
-      </w:pPr>
-      <w:r>
-        <w:t>Leitura para pronúncia: ヴァモス コンフィルマール ダノス ポル VENTO</w:t>
-      </w:r>
-    </w:p>
-    <w:p>
-      <w:r>
-        <w:t xml:space="preserve">  Português brasileiro: Vamos confirmar danos por vento.</w:t>
+        <w:t>ポルトガル語で伝える内容</w:t>
+      </w:r>
+    </w:p>
+    <w:p>
+      <w:pPr>
+        <w:pStyle w:val="ListBullet"/>
+      </w:pPr>
+      <w:r>
+        <w:t>Português brasileiro: Vamos confirmar danos por vento.</w:t>
       </w:r>
     </w:p>
     <w:p>
@@ -4220,6 +4451,14 @@
         <w:pStyle w:val="ListBullet2"/>
       </w:pPr>
       <w:r>
+        <w:t>カタカナ読み: ヴァモス コンフィルマール ダノス ポル ヴエントオ</w:t>
+      </w:r>
+    </w:p>
+    <w:p>
+      <w:pPr>
+        <w:pStyle w:val="ListBullet2"/>
+      </w:pPr>
+      <w:r>
         <w:t>日本語確認用: 「Danos por vento」について確認しましょう。</w:t>
       </w:r>
     </w:p>
@@ -4228,12 +4467,7 @@
         <w:pStyle w:val="ListBullet"/>
       </w:pPr>
       <w:r>
-        <w:t>Leitura para pronúncia: VOU エスプリカール ジ フォルマ シンプレス コンフォルミ オ コントラート</w:t>
-      </w:r>
-    </w:p>
-    <w:p>
-      <w:r>
-        <w:t xml:space="preserve">  Português brasileiro: Vou explicar de forma simples, conforme o contrato.</w:t>
+        <w:t>Português brasileiro: Vou explicar de forma simples, conforme o contrato.</w:t>
       </w:r>
     </w:p>
     <w:p>
@@ -4241,6 +4475,14 @@
         <w:pStyle w:val="ListBullet2"/>
       </w:pPr>
       <w:r>
+        <w:t>カタカナ読み: ヴォウ エスプリカール ジ フォルマ シンプレス コンフォルミ オ コントラート</w:t>
+      </w:r>
+    </w:p>
+    <w:p>
+      <w:pPr>
+        <w:pStyle w:val="ListBullet2"/>
+      </w:pPr>
+      <w:r>
         <w:t>日本語確認用: 契約内容に沿って、分かりやすく説明します。</w:t>
       </w:r>
     </w:p>
@@ -4575,13 +4817,29 @@
       </w:r>
     </w:p>
     <w:p>
-      <w:r>
-        <w:t>Leitura para pronúncia: ヴァモス コンフィルマール ダノス ポル GRANIZO イ エスプリカール ジ フォルマ シンプレス コンフォルミ オ コントラート</w:t>
-      </w:r>
-    </w:p>
-    <w:p>
-      <w:r>
-        <w:t>Português brasileiro: Vamos confirmar danos por granizo e explicar de forma simples, conforme o contrato.</w:t>
+      <w:pPr>
+        <w:pStyle w:val="Heading3"/>
+      </w:pPr>
+      <w:r>
+        <w:t>ポルトガル語で伝える内容</w:t>
+      </w:r>
+    </w:p>
+    <w:p>
+      <w:r>
+        <w:t>Vamos confirmar danos por granizo e explicar de forma simples, conforme o contrato.</w:t>
+      </w:r>
+    </w:p>
+    <w:p>
+      <w:pPr>
+        <w:pStyle w:val="Heading3"/>
+      </w:pPr>
+      <w:r>
+        <w:t>カタカナ読み</w:t>
+      </w:r>
+    </w:p>
+    <w:p>
+      <w:r>
+        <w:t>ヴァモス コンフィルマール ダノス ポル グルアンイズオ イ エスプリカール ジ フォルマ シンプレス コンフォルミ オ コントラート</w:t>
       </w:r>
     </w:p>
     <w:p>
@@ -4602,20 +4860,15 @@
         <w:pStyle w:val="Heading3"/>
       </w:pPr>
       <w:r>
-        <w:t>顧客に伝えるポルトガル語</w:t>
-      </w:r>
-    </w:p>
-    <w:p>
-      <w:pPr>
-        <w:pStyle w:val="ListBullet"/>
-      </w:pPr>
-      <w:r>
-        <w:t>Leitura para pronúncia: ヴァモス コンフィルマール ダノス ポル GRANIZO</w:t>
-      </w:r>
-    </w:p>
-    <w:p>
-      <w:r>
-        <w:t xml:space="preserve">  Português brasileiro: Vamos confirmar danos por granizo.</w:t>
+        <w:t>ポルトガル語で伝える内容</w:t>
+      </w:r>
+    </w:p>
+    <w:p>
+      <w:pPr>
+        <w:pStyle w:val="ListBullet"/>
+      </w:pPr>
+      <w:r>
+        <w:t>Português brasileiro: Vamos confirmar danos por granizo.</w:t>
       </w:r>
     </w:p>
     <w:p>
@@ -4623,6 +4876,14 @@
         <w:pStyle w:val="ListBullet2"/>
       </w:pPr>
       <w:r>
+        <w:t>カタカナ読み: ヴァモス コンフィルマール ダノス ポル グルアンイズオ</w:t>
+      </w:r>
+    </w:p>
+    <w:p>
+      <w:pPr>
+        <w:pStyle w:val="ListBullet2"/>
+      </w:pPr>
+      <w:r>
         <w:t>日本語確認用: 「Danos por granizo」について確認しましょう。</w:t>
       </w:r>
     </w:p>
@@ -4631,12 +4892,7 @@
         <w:pStyle w:val="ListBullet"/>
       </w:pPr>
       <w:r>
-        <w:t>Leitura para pronúncia: VOU エスプリカール ジ フォルマ シンプレス コンフォルミ オ コントラート</w:t>
-      </w:r>
-    </w:p>
-    <w:p>
-      <w:r>
-        <w:t xml:space="preserve">  Português brasileiro: Vou explicar de forma simples, conforme o contrato.</w:t>
+        <w:t>Português brasileiro: Vou explicar de forma simples, conforme o contrato.</w:t>
       </w:r>
     </w:p>
     <w:p>
@@ -4644,6 +4900,14 @@
         <w:pStyle w:val="ListBullet2"/>
       </w:pPr>
       <w:r>
+        <w:t>カタカナ読み: ヴォウ エスプリカール ジ フォルマ シンプレス コンフォルミ オ コントラート</w:t>
+      </w:r>
+    </w:p>
+    <w:p>
+      <w:pPr>
+        <w:pStyle w:val="ListBullet2"/>
+      </w:pPr>
+      <w:r>
         <w:t>日本語確認用: 契約内容に沿って、分かりやすく説明します。</w:t>
       </w:r>
     </w:p>
@@ -4978,13 +5242,29 @@
       </w:r>
     </w:p>
     <w:p>
-      <w:r>
-        <w:t>Leitura para pronúncia: ヴァモス コンフィルマール ダノス ポル NEVE イ エスプリカール ジ フォルマ シンプレス コンフォルミ オ コントラート</w:t>
-      </w:r>
-    </w:p>
-    <w:p>
-      <w:r>
-        <w:t>Português brasileiro: Vamos confirmar danos por neve e explicar de forma simples, conforme o contrato.</w:t>
+      <w:pPr>
+        <w:pStyle w:val="Heading3"/>
+      </w:pPr>
+      <w:r>
+        <w:t>ポルトガル語で伝える内容</w:t>
+      </w:r>
+    </w:p>
+    <w:p>
+      <w:r>
+        <w:t>Vamos confirmar danos por neve e explicar de forma simples, conforme o contrato.</w:t>
+      </w:r>
+    </w:p>
+    <w:p>
+      <w:pPr>
+        <w:pStyle w:val="Heading3"/>
+      </w:pPr>
+      <w:r>
+        <w:t>カタカナ読み</w:t>
+      </w:r>
+    </w:p>
+    <w:p>
+      <w:r>
+        <w:t>ヴァモス コンフィルマール ダノス ポル ンエヴエ イ エスプリカール ジ フォルマ シンプレス コンフォルミ オ コントラート</w:t>
       </w:r>
     </w:p>
     <w:p>
@@ -5005,20 +5285,15 @@
         <w:pStyle w:val="Heading3"/>
       </w:pPr>
       <w:r>
-        <w:t>顧客に伝えるポルトガル語</w:t>
-      </w:r>
-    </w:p>
-    <w:p>
-      <w:pPr>
-        <w:pStyle w:val="ListBullet"/>
-      </w:pPr>
-      <w:r>
-        <w:t>Leitura para pronúncia: ヴァモス コンフィルマール ダノス ポル NEVE</w:t>
-      </w:r>
-    </w:p>
-    <w:p>
-      <w:r>
-        <w:t xml:space="preserve">  Português brasileiro: Vamos confirmar danos por neve.</w:t>
+        <w:t>ポルトガル語で伝える内容</w:t>
+      </w:r>
+    </w:p>
+    <w:p>
+      <w:pPr>
+        <w:pStyle w:val="ListBullet"/>
+      </w:pPr>
+      <w:r>
+        <w:t>Português brasileiro: Vamos confirmar danos por neve.</w:t>
       </w:r>
     </w:p>
     <w:p>
@@ -5026,6 +5301,14 @@
         <w:pStyle w:val="ListBullet2"/>
       </w:pPr>
       <w:r>
+        <w:t>カタカナ読み: ヴァモス コンフィルマール ダノス ポル ンエヴエ</w:t>
+      </w:r>
+    </w:p>
+    <w:p>
+      <w:pPr>
+        <w:pStyle w:val="ListBullet2"/>
+      </w:pPr>
+      <w:r>
         <w:t>日本語確認用: 「Danos por neve」について確認しましょう。</w:t>
       </w:r>
     </w:p>
@@ -5034,12 +5317,7 @@
         <w:pStyle w:val="ListBullet"/>
       </w:pPr>
       <w:r>
-        <w:t>Leitura para pronúncia: VOU エスプリカール ジ フォルマ シンプレス コンフォルミ オ コントラート</w:t>
-      </w:r>
-    </w:p>
-    <w:p>
-      <w:r>
-        <w:t xml:space="preserve">  Português brasileiro: Vou explicar de forma simples, conforme o contrato.</w:t>
+        <w:t>Português brasileiro: Vou explicar de forma simples, conforme o contrato.</w:t>
       </w:r>
     </w:p>
     <w:p>
@@ -5047,6 +5325,14 @@
         <w:pStyle w:val="ListBullet2"/>
       </w:pPr>
       <w:r>
+        <w:t>カタカナ読み: ヴォウ エスプリカール ジ フォルマ シンプレス コンフォルミ オ コントラート</w:t>
+      </w:r>
+    </w:p>
+    <w:p>
+      <w:pPr>
+        <w:pStyle w:val="ListBullet2"/>
+      </w:pPr>
+      <w:r>
         <w:t>日本語確認用: 契約内容に沿って、分かりやすく説明します。</w:t>
       </w:r>
     </w:p>
@@ -5381,13 +5667,29 @@
       </w:r>
     </w:p>
     <w:p>
-      <w:r>
-        <w:t>Leitura para pronúncia: ヴァモス コンフィルマール ダノス ポル INUNDAÇÃO イ エスプリカール ジ フォルマ シンプレス コンフォルミ オ コントラート</w:t>
-      </w:r>
-    </w:p>
-    <w:p>
-      <w:r>
-        <w:t>Português brasileiro: Vamos confirmar danos por inundação e explicar de forma simples, conforme o contrato.</w:t>
+      <w:pPr>
+        <w:pStyle w:val="Heading3"/>
+      </w:pPr>
+      <w:r>
+        <w:t>ポルトガル語で伝える内容</w:t>
+      </w:r>
+    </w:p>
+    <w:p>
+      <w:r>
+        <w:t>Vamos confirmar danos por inundação e explicar de forma simples, conforme o contrato.</w:t>
+      </w:r>
+    </w:p>
+    <w:p>
+      <w:pPr>
+        <w:pStyle w:val="Heading3"/>
+      </w:pPr>
+      <w:r>
+        <w:t>カタカナ読み</w:t>
+      </w:r>
+    </w:p>
+    <w:p>
+      <w:r>
+        <w:t>ヴァモス コンフィルマール ダノス ポル イヌンダサォン イ エスプリカール ジ フォルマ シンプレス コンフォルミ オ コントラート</w:t>
       </w:r>
     </w:p>
     <w:p>
@@ -5408,20 +5710,15 @@
         <w:pStyle w:val="Heading3"/>
       </w:pPr>
       <w:r>
-        <w:t>顧客に伝えるポルトガル語</w:t>
-      </w:r>
-    </w:p>
-    <w:p>
-      <w:pPr>
-        <w:pStyle w:val="ListBullet"/>
-      </w:pPr>
-      <w:r>
-        <w:t>Leitura para pronúncia: ヴァモス コンフィルマール ダノス ポル INUNDAÇÃO</w:t>
-      </w:r>
-    </w:p>
-    <w:p>
-      <w:r>
-        <w:t xml:space="preserve">  Português brasileiro: Vamos confirmar danos por inundação.</w:t>
+        <w:t>ポルトガル語で伝える内容</w:t>
+      </w:r>
+    </w:p>
+    <w:p>
+      <w:pPr>
+        <w:pStyle w:val="ListBullet"/>
+      </w:pPr>
+      <w:r>
+        <w:t>Português brasileiro: Vamos confirmar danos por inundação.</w:t>
       </w:r>
     </w:p>
     <w:p>
@@ -5429,6 +5726,14 @@
         <w:pStyle w:val="ListBullet2"/>
       </w:pPr>
       <w:r>
+        <w:t>カタカナ読み: ヴァモス コンフィルマール ダノス ポル イヌンダサォン</w:t>
+      </w:r>
+    </w:p>
+    <w:p>
+      <w:pPr>
+        <w:pStyle w:val="ListBullet2"/>
+      </w:pPr>
+      <w:r>
         <w:t>日本語確認用: 「Danos por inundação」について確認しましょう。</w:t>
       </w:r>
     </w:p>
@@ -5437,12 +5742,7 @@
         <w:pStyle w:val="ListBullet"/>
       </w:pPr>
       <w:r>
-        <w:t>Leitura para pronúncia: VOU エスプリカール ジ フォルマ シンプレス コンフォルミ オ コントラート</w:t>
-      </w:r>
-    </w:p>
-    <w:p>
-      <w:r>
-        <w:t xml:space="preserve">  Português brasileiro: Vou explicar de forma simples, conforme o contrato.</w:t>
+        <w:t>Português brasileiro: Vou explicar de forma simples, conforme o contrato.</w:t>
       </w:r>
     </w:p>
     <w:p>
@@ -5450,6 +5750,14 @@
         <w:pStyle w:val="ListBullet2"/>
       </w:pPr>
       <w:r>
+        <w:t>カタカナ読み: ヴォウ エスプリカール ジ フォルマ シンプレス コンフォルミ オ コントラート</w:t>
+      </w:r>
+    </w:p>
+    <w:p>
+      <w:pPr>
+        <w:pStyle w:val="ListBullet2"/>
+      </w:pPr>
+      <w:r>
         <w:t>日本語確認用: 契約内容に沿って、分かりやすく説明します。</w:t>
       </w:r>
     </w:p>
@@ -5784,13 +6092,29 @@
       </w:r>
     </w:p>
     <w:p>
-      <w:r>
-        <w:t>Leitura para pronúncia: ヴァモス コンフィルマール ダノス ポル VAZAMENTO ジ ÁGUA イ エスプリカール ジ フォルマ シンプレス コンフォルミ オ コントラート</w:t>
-      </w:r>
-    </w:p>
-    <w:p>
-      <w:r>
-        <w:t>Português brasileiro: Vamos confirmar danos por vazamento de água e explicar de forma simples, conforme o contrato.</w:t>
+      <w:pPr>
+        <w:pStyle w:val="Heading3"/>
+      </w:pPr>
+      <w:r>
+        <w:t>ポルトガル語で伝える内容</w:t>
+      </w:r>
+    </w:p>
+    <w:p>
+      <w:r>
+        <w:t>Vamos confirmar danos por vazamento de água e explicar de forma simples, conforme o contrato.</w:t>
+      </w:r>
+    </w:p>
+    <w:p>
+      <w:pPr>
+        <w:pStyle w:val="Heading3"/>
+      </w:pPr>
+      <w:r>
+        <w:t>カタカナ読み</w:t>
+      </w:r>
+    </w:p>
+    <w:p>
+      <w:r>
+        <w:t>ヴァモス コンフィルマール ダノス ポル ヴァザメント ジ アグア イ エスプリカール ジ フォルマ シンプレス コンフォルミ オ コントラート</w:t>
       </w:r>
     </w:p>
     <w:p>
@@ -5811,20 +6135,15 @@
         <w:pStyle w:val="Heading3"/>
       </w:pPr>
       <w:r>
-        <w:t>顧客に伝えるポルトガル語</w:t>
-      </w:r>
-    </w:p>
-    <w:p>
-      <w:pPr>
-        <w:pStyle w:val="ListBullet"/>
-      </w:pPr>
-      <w:r>
-        <w:t>Leitura para pronúncia: ヴァモス コンフィルマール ダノス ポル VAZAMENTO ジ ÁGUA</w:t>
-      </w:r>
-    </w:p>
-    <w:p>
-      <w:r>
-        <w:t xml:space="preserve">  Português brasileiro: Vamos confirmar danos por vazamento de água.</w:t>
+        <w:t>ポルトガル語で伝える内容</w:t>
+      </w:r>
+    </w:p>
+    <w:p>
+      <w:pPr>
+        <w:pStyle w:val="ListBullet"/>
+      </w:pPr>
+      <w:r>
+        <w:t>Português brasileiro: Vamos confirmar danos por vazamento de água.</w:t>
       </w:r>
     </w:p>
     <w:p>
@@ -5832,6 +6151,14 @@
         <w:pStyle w:val="ListBullet2"/>
       </w:pPr>
       <w:r>
+        <w:t>カタカナ読み: ヴァモス コンフィルマール ダノス ポル ヴァザメント ジ アグア</w:t>
+      </w:r>
+    </w:p>
+    <w:p>
+      <w:pPr>
+        <w:pStyle w:val="ListBullet2"/>
+      </w:pPr>
+      <w:r>
         <w:t>日本語確認用: 「Danos por vazamento de água」について確認しましょう。</w:t>
       </w:r>
     </w:p>
@@ -5840,12 +6167,7 @@
         <w:pStyle w:val="ListBullet"/>
       </w:pPr>
       <w:r>
-        <w:t>Leitura para pronúncia: VOU エスプリカール ジ フォルマ シンプレス コンフォルミ オ コントラート</w:t>
-      </w:r>
-    </w:p>
-    <w:p>
-      <w:r>
-        <w:t xml:space="preserve">  Português brasileiro: Vou explicar de forma simples, conforme o contrato.</w:t>
+        <w:t>Português brasileiro: Vou explicar de forma simples, conforme o contrato.</w:t>
       </w:r>
     </w:p>
     <w:p>
@@ -5853,6 +6175,14 @@
         <w:pStyle w:val="ListBullet2"/>
       </w:pPr>
       <w:r>
+        <w:t>カタカナ読み: ヴォウ エスプリカール ジ フォルマ シンプレス コンフォルミ オ コントラート</w:t>
+      </w:r>
+    </w:p>
+    <w:p>
+      <w:pPr>
+        <w:pStyle w:val="ListBullet2"/>
+      </w:pPr>
+      <w:r>
         <w:t>日本語確認用: 契約内容に沿って、分かりやすく説明します。</w:t>
       </w:r>
     </w:p>
@@ -6187,13 +6517,29 @@
       </w:r>
     </w:p>
     <w:p>
-      <w:r>
-        <w:t>Leitura para pronúncia: ヴァモス コンフィルマール FURTO OU ROUBO イ エスプリカール ジ フォルマ シンプレス コンフォルミ オ コントラート</w:t>
-      </w:r>
-    </w:p>
-    <w:p>
-      <w:r>
-        <w:t>Português brasileiro: Vamos confirmar furto ou roubo e explicar de forma simples, conforme o contrato.</w:t>
+      <w:pPr>
+        <w:pStyle w:val="Heading3"/>
+      </w:pPr>
+      <w:r>
+        <w:t>ポルトガル語で伝える内容</w:t>
+      </w:r>
+    </w:p>
+    <w:p>
+      <w:r>
+        <w:t>Vamos confirmar furto ou roubo e explicar de forma simples, conforme o contrato.</w:t>
+      </w:r>
+    </w:p>
+    <w:p>
+      <w:pPr>
+        <w:pStyle w:val="Heading3"/>
+      </w:pPr>
+      <w:r>
+        <w:t>カタカナ読み</w:t>
+      </w:r>
+    </w:p>
+    <w:p>
+      <w:r>
+        <w:t>ヴァモス コンフィルマール フルト オウ ホウボ イ エスプリカール ジ フォルマ シンプレス コンフォルミ オ コントラート</w:t>
       </w:r>
     </w:p>
     <w:p>
@@ -6214,20 +6560,15 @@
         <w:pStyle w:val="Heading3"/>
       </w:pPr>
       <w:r>
-        <w:t>顧客に伝えるポルトガル語</w:t>
-      </w:r>
-    </w:p>
-    <w:p>
-      <w:pPr>
-        <w:pStyle w:val="ListBullet"/>
-      </w:pPr>
-      <w:r>
-        <w:t>Leitura para pronúncia: ヴァモス コンフィルマール FURTO OU ROUBO</w:t>
-      </w:r>
-    </w:p>
-    <w:p>
-      <w:r>
-        <w:t xml:space="preserve">  Português brasileiro: Vamos confirmar furto ou roubo.</w:t>
+        <w:t>ポルトガル語で伝える内容</w:t>
+      </w:r>
+    </w:p>
+    <w:p>
+      <w:pPr>
+        <w:pStyle w:val="ListBullet"/>
+      </w:pPr>
+      <w:r>
+        <w:t>Português brasileiro: Vamos confirmar furto ou roubo.</w:t>
       </w:r>
     </w:p>
     <w:p>
@@ -6235,6 +6576,14 @@
         <w:pStyle w:val="ListBullet2"/>
       </w:pPr>
       <w:r>
+        <w:t>カタカナ読み: ヴァモス コンフィルマール フルト オウ ホウボ</w:t>
+      </w:r>
+    </w:p>
+    <w:p>
+      <w:pPr>
+        <w:pStyle w:val="ListBullet2"/>
+      </w:pPr>
+      <w:r>
         <w:t>日本語確認用: 「Furto ou roubo」について確認しましょう。</w:t>
       </w:r>
     </w:p>
@@ -6243,12 +6592,7 @@
         <w:pStyle w:val="ListBullet"/>
       </w:pPr>
       <w:r>
-        <w:t>Leitura para pronúncia: VOU エスプリカール ジ フォルマ シンプレス コンフォルミ オ コントラート</w:t>
-      </w:r>
-    </w:p>
-    <w:p>
-      <w:r>
-        <w:t xml:space="preserve">  Português brasileiro: Vou explicar de forma simples, conforme o contrato.</w:t>
+        <w:t>Português brasileiro: Vou explicar de forma simples, conforme o contrato.</w:t>
       </w:r>
     </w:p>
     <w:p>
@@ -6256,6 +6600,14 @@
         <w:pStyle w:val="ListBullet2"/>
       </w:pPr>
       <w:r>
+        <w:t>カタカナ読み: ヴォウ エスプリカール ジ フォルマ シンプレス コンフォルミ オ コントラート</w:t>
+      </w:r>
+    </w:p>
+    <w:p>
+      <w:pPr>
+        <w:pStyle w:val="ListBullet2"/>
+      </w:pPr>
+      <w:r>
         <w:t>日本語確認用: 契約内容に沿って、分かりやすく説明します。</w:t>
       </w:r>
     </w:p>
@@ -6590,13 +6942,29 @@
       </w:r>
     </w:p>
     <w:p>
-      <w:r>
-        <w:t>Leitura para pronúncia: ヴァモス コンフィルマール QUEBRA OU ダノ ACIDENTAL イ エスプリカール ジ フォルマ シンプレス コンフォルミ オ コントラート</w:t>
-      </w:r>
-    </w:p>
-    <w:p>
-      <w:r>
-        <w:t>Português brasileiro: Vamos confirmar quebra ou dano acidental e explicar de forma simples, conforme o contrato.</w:t>
+      <w:pPr>
+        <w:pStyle w:val="Heading3"/>
+      </w:pPr>
+      <w:r>
+        <w:t>ポルトガル語で伝える内容</w:t>
+      </w:r>
+    </w:p>
+    <w:p>
+      <w:r>
+        <w:t>Vamos confirmar quebra ou dano acidental e explicar de forma simples, conforme o contrato.</w:t>
+      </w:r>
+    </w:p>
+    <w:p>
+      <w:pPr>
+        <w:pStyle w:val="Heading3"/>
+      </w:pPr>
+      <w:r>
+        <w:t>カタカナ読み</w:t>
+      </w:r>
+    </w:p>
+    <w:p>
+      <w:r>
+        <w:t>ヴァモス コンフィルマール ケブルア オウ ダノ アクイドエントアル イ エスプリカール ジ フォルマ シンプレス コンフォルミ オ コントラート</w:t>
       </w:r>
     </w:p>
     <w:p>
@@ -6617,20 +6985,15 @@
         <w:pStyle w:val="Heading3"/>
       </w:pPr>
       <w:r>
-        <w:t>顧客に伝えるポルトガル語</w:t>
-      </w:r>
-    </w:p>
-    <w:p>
-      <w:pPr>
-        <w:pStyle w:val="ListBullet"/>
-      </w:pPr>
-      <w:r>
-        <w:t>Leitura para pronúncia: ヴァモス コンフィルマール QUEBRA OU ダノ ACIDENTAL</w:t>
-      </w:r>
-    </w:p>
-    <w:p>
-      <w:r>
-        <w:t xml:space="preserve">  Português brasileiro: Vamos confirmar quebra ou dano acidental.</w:t>
+        <w:t>ポルトガル語で伝える内容</w:t>
+      </w:r>
+    </w:p>
+    <w:p>
+      <w:pPr>
+        <w:pStyle w:val="ListBullet"/>
+      </w:pPr>
+      <w:r>
+        <w:t>Português brasileiro: Vamos confirmar quebra ou dano acidental.</w:t>
       </w:r>
     </w:p>
     <w:p>
@@ -6638,6 +7001,14 @@
         <w:pStyle w:val="ListBullet2"/>
       </w:pPr>
       <w:r>
+        <w:t>カタカナ読み: ヴァモス コンフィルマール ケブルア オウ ダノ アクイドエントアル</w:t>
+      </w:r>
+    </w:p>
+    <w:p>
+      <w:pPr>
+        <w:pStyle w:val="ListBullet2"/>
+      </w:pPr>
+      <w:r>
         <w:t>日本語確認用: 「Quebra ou dano acidental」について確認しましょう。</w:t>
       </w:r>
     </w:p>
@@ -6646,12 +7017,7 @@
         <w:pStyle w:val="ListBullet"/>
       </w:pPr>
       <w:r>
-        <w:t>Leitura para pronúncia: VOU エスプリカール ジ フォルマ シンプレス コンフォルミ オ コントラート</w:t>
-      </w:r>
-    </w:p>
-    <w:p>
-      <w:r>
-        <w:t xml:space="preserve">  Português brasileiro: Vou explicar de forma simples, conforme o contrato.</w:t>
+        <w:t>Português brasileiro: Vou explicar de forma simples, conforme o contrato.</w:t>
       </w:r>
     </w:p>
     <w:p>
@@ -6659,6 +7025,14 @@
         <w:pStyle w:val="ListBullet2"/>
       </w:pPr>
       <w:r>
+        <w:t>カタカナ読み: ヴォウ エスプリカール ジ フォルマ シンプレス コンフォルミ オ コントラート</w:t>
+      </w:r>
+    </w:p>
+    <w:p>
+      <w:pPr>
+        <w:pStyle w:val="ListBullet2"/>
+      </w:pPr>
+      <w:r>
         <w:t>日本語確認用: 契約内容に沿って、分かりやすく説明します。</w:t>
       </w:r>
     </w:p>
@@ -6993,13 +7367,29 @@
       </w:r>
     </w:p>
     <w:p>
-      <w:r>
-        <w:t>Leitura para pronúncia: ヴァモス コンフィルマール セグーロ コントラ TERREMOTO イ エスプリカール ジ フォルマ シンプレス コンフォルミ オ コントラート</w:t>
-      </w:r>
-    </w:p>
-    <w:p>
-      <w:r>
-        <w:t>Português brasileiro: Vamos confirmar seguro contra terremoto e explicar de forma simples, conforme o contrato.</w:t>
+      <w:pPr>
+        <w:pStyle w:val="Heading3"/>
+      </w:pPr>
+      <w:r>
+        <w:t>ポルトガル語で伝える内容</w:t>
+      </w:r>
+    </w:p>
+    <w:p>
+      <w:r>
+        <w:t>Vamos confirmar seguro contra terremoto e explicar de forma simples, conforme o contrato.</w:t>
+      </w:r>
+    </w:p>
+    <w:p>
+      <w:pPr>
+        <w:pStyle w:val="Heading3"/>
+      </w:pPr>
+      <w:r>
+        <w:t>カタカナ読み</w:t>
+      </w:r>
+    </w:p>
+    <w:p>
+      <w:r>
+        <w:t>ヴァモス コンフィルマール セグーロ コントラ テヘモート イ エスプリカール ジ フォルマ シンプレス コンフォルミ オ コントラート</w:t>
       </w:r>
     </w:p>
     <w:p>
@@ -7020,20 +7410,15 @@
         <w:pStyle w:val="Heading3"/>
       </w:pPr>
       <w:r>
-        <w:t>顧客に伝えるポルトガル語</w:t>
-      </w:r>
-    </w:p>
-    <w:p>
-      <w:pPr>
-        <w:pStyle w:val="ListBullet"/>
-      </w:pPr>
-      <w:r>
-        <w:t>Leitura para pronúncia: ヴァモス コンフィルマール セグーロ コントラ TERREMOTO</w:t>
-      </w:r>
-    </w:p>
-    <w:p>
-      <w:r>
-        <w:t xml:space="preserve">  Português brasileiro: Vamos confirmar seguro contra terremoto.</w:t>
+        <w:t>ポルトガル語で伝える内容</w:t>
+      </w:r>
+    </w:p>
+    <w:p>
+      <w:pPr>
+        <w:pStyle w:val="ListBullet"/>
+      </w:pPr>
+      <w:r>
+        <w:t>Português brasileiro: Vamos confirmar seguro contra terremoto.</w:t>
       </w:r>
     </w:p>
     <w:p>
@@ -7041,6 +7426,14 @@
         <w:pStyle w:val="ListBullet2"/>
       </w:pPr>
       <w:r>
+        <w:t>カタカナ読み: ヴァモス コンフィルマール セグーロ コントラ テヘモート</w:t>
+      </w:r>
+    </w:p>
+    <w:p>
+      <w:pPr>
+        <w:pStyle w:val="ListBullet2"/>
+      </w:pPr>
+      <w:r>
         <w:t>日本語確認用: 「Seguro contra terremoto」について確認しましょう。</w:t>
       </w:r>
     </w:p>
@@ -7049,12 +7442,7 @@
         <w:pStyle w:val="ListBullet"/>
       </w:pPr>
       <w:r>
-        <w:t>Leitura para pronúncia: VOU エスプリカール ジ フォルマ シンプレス コンフォルミ オ コントラート</w:t>
-      </w:r>
-    </w:p>
-    <w:p>
-      <w:r>
-        <w:t xml:space="preserve">  Português brasileiro: Vou explicar de forma simples, conforme o contrato.</w:t>
+        <w:t>Português brasileiro: Vou explicar de forma simples, conforme o contrato.</w:t>
       </w:r>
     </w:p>
     <w:p>
@@ -7062,6 +7450,14 @@
         <w:pStyle w:val="ListBullet2"/>
       </w:pPr>
       <w:r>
+        <w:t>カタカナ読み: ヴォウ エスプリカール ジ フォルマ シンプレス コンフォルミ オ コントラート</w:t>
+      </w:r>
+    </w:p>
+    <w:p>
+      <w:pPr>
+        <w:pStyle w:val="ListBullet2"/>
+      </w:pPr>
+      <w:r>
         <w:t>日本語確認用: 契約内容に沿って、分かりやすく説明します。</w:t>
       </w:r>
     </w:p>
@@ -7396,13 +7792,29 @@
       </w:r>
     </w:p>
     <w:p>
-      <w:r>
-        <w:t>Leitura para pronúncia: ヴァモス コンフィルマール ベネフィシオ PARA DESPESAS EMERGENCIAIS イ エスプリカール ジ フォルマ シンプレス コンフォルミ オ コントラート</w:t>
-      </w:r>
-    </w:p>
-    <w:p>
-      <w:r>
-        <w:t>Português brasileiro: Vamos confirmar beneficio para despesas emergenciais e explicar de forma simples, conforme o contrato.</w:t>
+      <w:pPr>
+        <w:pStyle w:val="Heading3"/>
+      </w:pPr>
+      <w:r>
+        <w:t>ポルトガル語で伝える内容</w:t>
+      </w:r>
+    </w:p>
+    <w:p>
+      <w:r>
+        <w:t>Vamos confirmar beneficio para despesas emergenciais e explicar de forma simples, conforme o contrato.</w:t>
+      </w:r>
+    </w:p>
+    <w:p>
+      <w:pPr>
+        <w:pStyle w:val="Heading3"/>
+      </w:pPr>
+      <w:r>
+        <w:t>カタカナ読み</w:t>
+      </w:r>
+    </w:p>
+    <w:p>
+      <w:r>
+        <w:t>ヴァモス コンフィルマール ベネフィシオ パラ ドエスプエスアス エムエルグエンクイアイス イ エスプリカール ジ フォルマ シンプレス コンフォルミ オ コントラート</w:t>
       </w:r>
     </w:p>
     <w:p>
@@ -7423,20 +7835,15 @@
         <w:pStyle w:val="Heading3"/>
       </w:pPr>
       <w:r>
-        <w:t>顧客に伝えるポルトガル語</w:t>
-      </w:r>
-    </w:p>
-    <w:p>
-      <w:pPr>
-        <w:pStyle w:val="ListBullet"/>
-      </w:pPr>
-      <w:r>
-        <w:t>Leitura para pronúncia: ヴァモス コンフィルマール ベネフィシオ PARA DESPESAS EMERGENCIAIS</w:t>
-      </w:r>
-    </w:p>
-    <w:p>
-      <w:r>
-        <w:t xml:space="preserve">  Português brasileiro: Vamos confirmar beneficio para despesas emergenciais.</w:t>
+        <w:t>ポルトガル語で伝える内容</w:t>
+      </w:r>
+    </w:p>
+    <w:p>
+      <w:pPr>
+        <w:pStyle w:val="ListBullet"/>
+      </w:pPr>
+      <w:r>
+        <w:t>Português brasileiro: Vamos confirmar beneficio para despesas emergenciais.</w:t>
       </w:r>
     </w:p>
     <w:p>
@@ -7444,6 +7851,14 @@
         <w:pStyle w:val="ListBullet2"/>
       </w:pPr>
       <w:r>
+        <w:t>カタカナ読み: ヴァモス コンフィルマール ベネフィシオ パラ ドエスプエスアス エムエルグエンクイアイス</w:t>
+      </w:r>
+    </w:p>
+    <w:p>
+      <w:pPr>
+        <w:pStyle w:val="ListBullet2"/>
+      </w:pPr>
+      <w:r>
         <w:t>日本語確認用: 「Beneficio para despesas emergenciais」について確認しましょう。</w:t>
       </w:r>
     </w:p>
@@ -7452,12 +7867,7 @@
         <w:pStyle w:val="ListBullet"/>
       </w:pPr>
       <w:r>
-        <w:t>Leitura para pronúncia: VOU エスプリカール ジ フォルマ シンプレス コンフォルミ オ コントラート</w:t>
-      </w:r>
-    </w:p>
-    <w:p>
-      <w:r>
-        <w:t xml:space="preserve">  Português brasileiro: Vou explicar de forma simples, conforme o contrato.</w:t>
+        <w:t>Português brasileiro: Vou explicar de forma simples, conforme o contrato.</w:t>
       </w:r>
     </w:p>
     <w:p>
@@ -7465,6 +7875,14 @@
         <w:pStyle w:val="ListBullet2"/>
       </w:pPr>
       <w:r>
+        <w:t>カタカナ読み: ヴォウ エスプリカール ジ フォルマ シンプレス コンフォルミ オ コントラート</w:t>
+      </w:r>
+    </w:p>
+    <w:p>
+      <w:pPr>
+        <w:pStyle w:val="ListBullet2"/>
+      </w:pPr>
+      <w:r>
         <w:t>日本語確認用: 契約内容に沿って、分かりやすく説明します。</w:t>
       </w:r>
     </w:p>
@@ -7799,13 +8217,29 @@
       </w:r>
     </w:p>
     <w:p>
-      <w:r>
-        <w:t>Leitura para pronúncia: ヴァモス コンフィルマール CLÁUSULA ジ ヘスポンサビリダージ CIVIL PESSOAL イ エスプリカール ジ フォルマ シンプレス コンフォルミ オ コントラート</w:t>
-      </w:r>
-    </w:p>
-    <w:p>
-      <w:r>
-        <w:t>Português brasileiro: Vamos confirmar cláusula de responsabilidade civil pessoal e explicar de forma simples, conforme o contrato.</w:t>
+      <w:pPr>
+        <w:pStyle w:val="Heading3"/>
+      </w:pPr>
+      <w:r>
+        <w:t>ポルトガル語で伝える内容</w:t>
+      </w:r>
+    </w:p>
+    <w:p>
+      <w:r>
+        <w:t>Vamos confirmar cláusula de responsabilidade civil pessoal e explicar de forma simples, conforme o contrato.</w:t>
+      </w:r>
+    </w:p>
+    <w:p>
+      <w:pPr>
+        <w:pStyle w:val="Heading3"/>
+      </w:pPr>
+      <w:r>
+        <w:t>カタカナ読み</w:t>
+      </w:r>
+    </w:p>
+    <w:p>
+      <w:r>
+        <w:t>ヴァモス コンフィルマール クラウズラ ジ ヘスポンサビリダージ シヴィウ ペソアウ イ エスプリカール ジ フォルマ シンプレス コンフォルミ オ コントラート</w:t>
       </w:r>
     </w:p>
     <w:p>
@@ -7826,20 +8260,15 @@
         <w:pStyle w:val="Heading3"/>
       </w:pPr>
       <w:r>
-        <w:t>顧客に伝えるポルトガル語</w:t>
-      </w:r>
-    </w:p>
-    <w:p>
-      <w:pPr>
-        <w:pStyle w:val="ListBullet"/>
-      </w:pPr>
-      <w:r>
-        <w:t>Leitura para pronúncia: ヴァモス コンフィルマール CLÁUSULA ジ ヘスポンサビリダージ CIVIL PESSOAL</w:t>
-      </w:r>
-    </w:p>
-    <w:p>
-      <w:r>
-        <w:t xml:space="preserve">  Português brasileiro: Vamos confirmar cláusula de responsabilidade civil pessoal.</w:t>
+        <w:t>ポルトガル語で伝える内容</w:t>
+      </w:r>
+    </w:p>
+    <w:p>
+      <w:pPr>
+        <w:pStyle w:val="ListBullet"/>
+      </w:pPr>
+      <w:r>
+        <w:t>Português brasileiro: Vamos confirmar cláusula de responsabilidade civil pessoal.</w:t>
       </w:r>
     </w:p>
     <w:p>
@@ -7847,6 +8276,14 @@
         <w:pStyle w:val="ListBullet2"/>
       </w:pPr>
       <w:r>
+        <w:t>カタカナ読み: ヴァモス コンフィルマール クラウズラ ジ ヘスポンサビリダージ シヴィウ ペソアウ</w:t>
+      </w:r>
+    </w:p>
+    <w:p>
+      <w:pPr>
+        <w:pStyle w:val="ListBullet2"/>
+      </w:pPr>
+      <w:r>
         <w:t>日本語確認用: 「Cláusula de responsabilidade civil pessoal」について確認しましょう。</w:t>
       </w:r>
     </w:p>
@@ -7855,12 +8292,15 @@
         <w:pStyle w:val="ListBullet"/>
       </w:pPr>
       <w:r>
-        <w:t>Leitura para pronúncia: VOU エスプリカール ジ フォルマ シンプレス コンフォルミ オ コントラート</w:t>
-      </w:r>
-    </w:p>
-    <w:p>
-      <w:r>
-        <w:t xml:space="preserve">  Português brasileiro: Vou explicar de forma simples, conforme o contrato.</w:t>
+        <w:t>Português brasileiro: Vou explicar de forma simples, conforme o contrato.</w:t>
+      </w:r>
+    </w:p>
+    <w:p>
+      <w:pPr>
+        <w:pStyle w:val="ListBullet2"/>
+      </w:pPr>
+      <w:r>
+        <w:t>カタカナ読み: ヴォウ エスプリカール ジ フォルマ シンプレス コンフォルミ オ コントラート</w:t>
       </w:r>
     </w:p>
     <w:p>
